--- a/lessons/4-5/downloads/4-5-notes-teacher.docx
+++ b/lessons/4-5/downloads/4-5-notes-teacher.docx
@@ -14,7 +14,7 @@
           <w:sz w:val="18"/>
           <w:szCs w:val="18"/>
         </w:rPr>
-        <w:t xml:space="preserve">UNIT 4  ·  LESSON 5      STANDARD 6.RP.3C</w:t>
+        <w:t xml:space="preserve">UNIT 4  ·  LESSON 5      STANDARD 6.AT.4</w:t>
       </w:r>
     </w:p>
     <w:p>
@@ -2364,6 +2364,32 @@
     </w:p>
     <w:p>
       <w:pPr>
+        <w:pStyle w:val="Heading2"/>
+        <w:spacing w:after="80" w:before="180"/>
+      </w:pPr>
+      <w:r>
+        <w:rPr>
+          <w:b/>
+          <w:bCs/>
+          <w:color w:val="12355B"/>
+          <w:sz w:val="24"/>
+          <w:szCs w:val="24"/>
+        </w:rPr>
+        <w:t xml:space="preserve">Level 1 Support</w:t>
+      </w:r>
+      <w:r>
+        <w:rPr>
+          <w:i/>
+          <w:iCs/>
+          <w:color w:val="1FA6A2"/>
+          <w:sz w:val="19"/>
+          <w:szCs w:val="19"/>
+        </w:rPr>
+        <w:t xml:space="preserve">   extra scaffolding</w:t>
+      </w:r>
+    </w:p>
+    <w:p>
+      <w:pPr>
         <w:keepNext/>
         <w:spacing w:after="60" w:before="160"/>
       </w:pPr>
@@ -2624,6 +2650,32 @@
     </w:tbl>
     <w:p>
       <w:pPr>
+        <w:pStyle w:val="Heading2"/>
+        <w:spacing w:after="80" w:before="180"/>
+      </w:pPr>
+      <w:r>
+        <w:rPr>
+          <w:b/>
+          <w:bCs/>
+          <w:color w:val="12355B"/>
+          <w:sz w:val="24"/>
+          <w:szCs w:val="24"/>
+        </w:rPr>
+        <w:t xml:space="preserve">On Level</w:t>
+      </w:r>
+      <w:r>
+        <w:rPr>
+          <w:i/>
+          <w:iCs/>
+          <w:color w:val="12355B"/>
+          <w:sz w:val="19"/>
+          <w:szCs w:val="19"/>
+        </w:rPr>
+        <w:t xml:space="preserve">   grade-level practice</w:t>
+      </w:r>
+    </w:p>
+    <w:p>
+      <w:pPr>
         <w:keepNext/>
         <w:spacing w:after="60" w:before="160"/>
       </w:pPr>
@@ -3231,23 +3283,17 @@
     </w:p>
     <w:p>
       <w:pPr>
-        <w:spacing w:after="80"/>
-      </w:pPr>
-      <w:r>
-        <w:rPr>
-          <w:b/>
-          <w:bCs/>
-          <w:sz w:val="21"/>
-          <w:szCs w:val="21"/>
-        </w:rPr>
-        <w:t xml:space="preserve">1.  </w:t>
-      </w:r>
-      <w:r>
-        <w:rPr>
-          <w:sz w:val="21"/>
-          <w:szCs w:val="21"/>
-        </w:rPr>
-        <w:t xml:space="preserve">A)  $42.00</w:t>
+        <w:spacing w:after="100"/>
+      </w:pPr>
+      <w:r>
+        <w:rPr>
+          <w:b/>
+          <w:bCs/>
+          <w:color w:val="B97A12"/>
+          <w:sz w:val="20"/>
+          <w:szCs w:val="20"/>
+        </w:rPr>
+        <w:t xml:space="preserve">Watch for this mistake:  </w:t>
       </w:r>
       <w:r>
         <w:rPr>
@@ -3257,7 +3303,23 @@
           <w:sz w:val="19"/>
           <w:szCs w:val="19"/>
         </w:rPr>
-        <w:t xml:space="preserve">  — Tax: 0.05 × $40 = $2.00. Total: $40 + $2 = $42.00.</w:t>
+        <w:t xml:space="preserve">A common mistake in Use Percent to Solve Problems is combining the discount and tax into one single percent change instead of applying them one after another. For a $40 item with a 25% discount and 8% sales tax, a student might compute 40 × (1 − 0.25 + 0.08) = 40 × 0.83 = $33.20, treating the tax as if it applies to the original price. But tax is charged on the discounted price, not the original price: first take 25% off $40 to get $40 × 0.75 = $30, then add 8% tax on that $30: $30 × 1.08 = $32.40. The correct final price is $32.40, not $33.20 — always compute the discount first, then apply tax to the new lower price.</w:t>
+      </w:r>
+    </w:p>
+    <w:p>
+      <w:pPr>
+        <w:pStyle w:val="Heading2"/>
+        <w:spacing w:after="80" w:before="180"/>
+      </w:pPr>
+      <w:r>
+        <w:rPr>
+          <w:b/>
+          <w:bCs/>
+          <w:color w:val="12355B"/>
+          <w:sz w:val="24"/>
+          <w:szCs w:val="24"/>
+        </w:rPr>
+        <w:t xml:space="preserve">Level 1 Support</w:t>
       </w:r>
     </w:p>
     <w:p>
@@ -3271,14 +3333,14 @@
           <w:sz w:val="21"/>
           <w:szCs w:val="21"/>
         </w:rPr>
-        <w:t xml:space="preserve">2.  </w:t>
-      </w:r>
-      <w:r>
-        <w:rPr>
-          <w:sz w:val="21"/>
-          <w:szCs w:val="21"/>
-        </w:rPr>
-        <w:t xml:space="preserve">A)  220 tickets</w:t>
+        <w:t xml:space="preserve">1.  </w:t>
+      </w:r>
+      <w:r>
+        <w:rPr>
+          <w:sz w:val="21"/>
+          <w:szCs w:val="21"/>
+        </w:rPr>
+        <w:t xml:space="preserve">A)  $42.00</w:t>
       </w:r>
       <w:r>
         <w:rPr>
@@ -3288,7 +3350,54 @@
           <w:sz w:val="19"/>
           <w:szCs w:val="19"/>
         </w:rPr>
+        <w:t xml:space="preserve">  — Tax: 0.05 × $40 = $2.00. Total: $40 + $2 = $42.00.</w:t>
+      </w:r>
+    </w:p>
+    <w:p>
+      <w:pPr>
+        <w:spacing w:after="80"/>
+      </w:pPr>
+      <w:r>
+        <w:rPr>
+          <w:b/>
+          <w:bCs/>
+          <w:sz w:val="21"/>
+          <w:szCs w:val="21"/>
+        </w:rPr>
+        <w:t xml:space="preserve">2.  </w:t>
+      </w:r>
+      <w:r>
+        <w:rPr>
+          <w:sz w:val="21"/>
+          <w:szCs w:val="21"/>
+        </w:rPr>
+        <w:t xml:space="preserve">A)  220 tickets</w:t>
+      </w:r>
+      <w:r>
+        <w:rPr>
+          <w:i/>
+          <w:iCs/>
+          <w:color w:val="5F6F80"/>
+          <w:sz w:val="19"/>
+          <w:szCs w:val="19"/>
+        </w:rPr>
         <w:t xml:space="preserve">  — Markup: 0.10 × 200 = 20. New price: 200 + 20 = 220 tickets.</w:t>
+      </w:r>
+    </w:p>
+    <w:p>
+      <w:pPr>
+        <w:pStyle w:val="Heading2"/>
+        <w:spacing w:after="80" w:before="180"/>
+      </w:pPr>
+      <w:r>
+        <w:rPr>
+          <w:b/>
+          <w:bCs/>
+          <w:color w:val="12355B"/>
+          <w:sz w:val="24"/>
+          <w:szCs w:val="24"/>
+        </w:rPr>
+        <w:t xml:space="preserve">On Level</w:t>
       </w:r>
     </w:p>
     <w:p>

--- a/lessons/4-5/downloads/4-5-notes-teacher.docx
+++ b/lessons/4-5/downloads/4-5-notes-teacher.docx
@@ -1247,7 +1247,22 @@
           <w:sz w:val="30"/>
           <w:szCs w:val="30"/>
         </w:rPr>
-        <w:t xml:space="preserve">Worked Example</w:t>
+        <w:t xml:space="preserve">Write About the Math</w:t>
+      </w:r>
+    </w:p>
+    <w:p>
+      <w:pPr>
+        <w:spacing w:after="100"/>
+      </w:pPr>
+      <w:r>
+        <w:rPr>
+          <w:i/>
+          <w:iCs/>
+          <w:color w:val="5F6F80"/>
+          <w:sz w:val="19"/>
+          <w:szCs w:val="19"/>
+        </w:rPr>
+        <w:t xml:space="preserve">Use the support level you need. Every level answers the same math question.</w:t>
       </w:r>
     </w:p>
     <w:p>
@@ -1263,17 +1278,17 @@
           <w:sz w:val="24"/>
           <w:szCs w:val="24"/>
         </w:rPr>
-        <w:t xml:space="preserve">Watch &amp; Read</w:t>
+        <w:t xml:space="preserve">1. Understand the Question</w:t>
       </w:r>
       <w:r>
         <w:rPr>
           <w:i/>
           <w:iCs/>
-          <w:color w:val="1FA6A2"/>
+          <w:color w:val="B97A12"/>
           <w:sz w:val="19"/>
           <w:szCs w:val="19"/>
         </w:rPr>
-        <w:t xml:space="preserve">   I Do — follow along with your teacher</w:t>
+        <w:t xml:space="preserve">   explain</w:t>
       </w:r>
     </w:p>
     <w:tbl>
@@ -1308,25 +1323,44 @@
             </w:pPr>
             <w:r>
               <w:rPr>
+                <w:color w:val="1A2733"/>
+                <w:sz w:val="21"/>
+                <w:szCs w:val="21"/>
+              </w:rPr>
+              <w:t xml:space="preserve">In your table you found the discount, then the tax. Why do we calculate the tax on the price AFTER the discount instead of the original price?</w:t>
+            </w:r>
+          </w:p>
+          <w:p>
+            <w:pPr>
+              <w:spacing w:after="0"/>
+            </w:pPr>
+            <w:r>
+              <w:rPr>
                 <w:b/>
                 <w:bCs/>
                 <w:color w:val="12355B"/>
-                <w:sz w:val="22"/>
-                <w:szCs w:val="22"/>
+                <w:sz w:val="20"/>
+                <w:szCs w:val="20"/>
               </w:rPr>
-              <w:t xml:space="preserve">Arcade Builder Challenge</w:t>
-            </w:r>
-          </w:p>
-          <w:p>
-            <w:pPr>
-              <w:spacing w:after="0"/>
-            </w:pPr>
+              <w:t xml:space="preserve">Your job:  </w:t>
+            </w:r>
             <w:r>
               <w:rPr>
-                <w:sz w:val="21"/>
-                <w:szCs w:val="21"/>
+                <w:sz w:val="20"/>
+                <w:szCs w:val="20"/>
               </w:rPr>
-              <w:t xml:space="preserve">Welcome to the arcade prize shop! You've been saving up tickets and now it's time to spend them. Some prizes are on sale with discounts, but the shop also charges a 5% ticket tax on purchases. Plus, there's a 10% markup on limited-edition prizes. Can you figure out the final ticket cost for each prize?</w:t>
+              <w:t xml:space="preserve">Answer the question. Use math evidence. Explain how the evidence proves your answer.</w:t>
+            </w:r>
+            <w:r>
+              <w:rPr>
+                <w:i/>
+                <w:iCs/>
+                <w:color w:val="5F6F80"/>
+                <w:sz w:val="18"/>
+                <w:szCs w:val="18"/>
+              </w:rPr>
+              <w:br/>
+              <w:t xml:space="preserve">Responde la pregunta. Usa evidencia matemática. Explica cómo la evidencia demuestra tu respuesta.</w:t>
             </w:r>
           </w:p>
         </w:tc>
@@ -1334,81 +1368,6 @@
     </w:tbl>
     <w:p>
       <w:pPr>
-        <w:spacing w:after="80"/>
-      </w:pPr>
-      <w:r>
-        <w:t xml:space="preserve"/>
-      </w:r>
-    </w:p>
-    <w:p>
-      <w:pPr>
-        <w:spacing w:after="50" w:before="60"/>
-      </w:pPr>
-      <w:r>
-        <w:rPr>
-          <w:b/>
-          <w:bCs/>
-          <w:color w:val="12355B"/>
-          <w:sz w:val="21"/>
-          <w:szCs w:val="21"/>
-        </w:rPr>
-        <w:t xml:space="preserve">Think about:</w:t>
-      </w:r>
-    </w:p>
-    <w:p>
-      <w:pPr>
-        <w:spacing w:after="40"/>
-        <w:ind w:left="300"/>
-      </w:pPr>
-      <w:r>
-        <w:rPr>
-          <w:sz w:val="20"/>
-          <w:szCs w:val="20"/>
-        </w:rPr>
-        <w:t xml:space="preserve">•  What happens to the price when there is a discount?</w:t>
-      </w:r>
-    </w:p>
-    <w:p>
-      <w:pPr>
-        <w:spacing w:after="40"/>
-        <w:ind w:left="300"/>
-      </w:pPr>
-      <w:r>
-        <w:rPr>
-          <w:sz w:val="20"/>
-          <w:szCs w:val="20"/>
-        </w:rPr>
-        <w:t xml:space="preserve">•  What happens to the price when tax is added?</w:t>
-      </w:r>
-    </w:p>
-    <w:p>
-      <w:pPr>
-        <w:spacing w:after="40"/>
-        <w:ind w:left="300"/>
-      </w:pPr>
-      <w:r>
-        <w:rPr>
-          <w:sz w:val="20"/>
-          <w:szCs w:val="20"/>
-        </w:rPr>
-        <w:t xml:space="preserve">•  Does it matter whether you apply the discount or tax first?</w:t>
-      </w:r>
-    </w:p>
-    <w:p>
-      <w:pPr>
-        <w:spacing w:after="40"/>
-        <w:ind w:left="300"/>
-      </w:pPr>
-      <w:r>
-        <w:rPr>
-          <w:sz w:val="20"/>
-          <w:szCs w:val="20"/>
-        </w:rPr>
-        <w:t xml:space="preserve">•  How do you find the total cost after both a discount and a tax?</w:t>
-      </w:r>
-    </w:p>
-    <w:p>
-      <w:pPr>
         <w:pStyle w:val="Heading2"/>
         <w:spacing w:after="80" w:before="180"/>
       </w:pPr>
@@ -1420,7 +1379,7 @@
           <w:sz w:val="24"/>
           <w:szCs w:val="24"/>
         </w:rPr>
-        <w:t xml:space="preserve">Solved Example</w:t>
+        <w:t xml:space="preserve">2. Plan Your Math Words</w:t>
       </w:r>
       <w:r>
         <w:rPr>
@@ -1430,172 +1389,299 @@
           <w:sz w:val="19"/>
           <w:szCs w:val="19"/>
         </w:rPr>
-        <w:t xml:space="preserve">   I Do — watch each step</w:t>
-      </w:r>
-    </w:p>
-    <w:p>
-      <w:pPr>
-        <w:keepNext/>
-        <w:spacing w:after="40"/>
-      </w:pPr>
-      <w:r>
-        <w:rPr>
-          <w:b/>
-          <w:bCs/>
-          <w:color w:val="12355B"/>
-          <w:sz w:val="21"/>
-          <w:szCs w:val="21"/>
-        </w:rPr>
-        <w:t xml:space="preserve">Problem:  </w:t>
-      </w:r>
-      <w:r>
-        <w:rPr>
-          <w:sz w:val="21"/>
-          <w:szCs w:val="21"/>
-        </w:rPr>
-        <w:t xml:space="preserve">A prize costs 120 tickets and is 25% off. What is the sale price?</w:t>
-      </w:r>
-    </w:p>
-    <w:p>
-      <w:pPr>
-        <w:spacing w:after="30"/>
-        <w:ind w:left="420"/>
-      </w:pPr>
-      <w:r>
-        <w:rPr>
+        <w:t xml:space="preserve">   check at least two</w:t>
+      </w:r>
+    </w:p>
+    <w:p>
+      <w:pPr>
+        <w:spacing w:after="60"/>
+      </w:pPr>
+      <w:r>
+        <w:rPr>
+          <w:b/>
+          <w:bCs/>
+          <w:color w:val="1FA6A2"/>
+          <w:sz w:val="22"/>
+          <w:szCs w:val="22"/>
+        </w:rPr>
+        <w:t xml:space="preserve">☐  </w:t>
+      </w:r>
+      <w:r>
+        <w:rPr>
+          <w:b/>
+          <w:bCs/>
+          <w:color w:val="12355B"/>
           <w:sz w:val="20"/>
           <w:szCs w:val="20"/>
         </w:rPr>
-        <w:t xml:space="preserve">A)  90 tickets</w:t>
-      </w:r>
-    </w:p>
-    <w:p>
-      <w:pPr>
-        <w:spacing w:after="30"/>
-        <w:ind w:left="420"/>
-      </w:pPr>
+        <w:t xml:space="preserve">Discount — </w:t>
+      </w:r>
       <w:r>
         <w:rPr>
           <w:sz w:val="20"/>
           <w:szCs w:val="20"/>
         </w:rPr>
-        <w:t xml:space="preserve">B)  95 tickets</w:t>
-      </w:r>
-    </w:p>
-    <w:p>
-      <w:pPr>
-        <w:spacing w:after="30"/>
-        <w:ind w:left="420"/>
-      </w:pPr>
-      <w:r>
-        <w:rPr>
+        <w:t xml:space="preserve">Money taken off the first price to make it cheaper.</w:t>
+      </w:r>
+      <w:r>
+        <w:rPr>
+          <w:i/>
+          <w:iCs/>
+          <w:color w:val="5F6F80"/>
+          <w:sz w:val="18"/>
+          <w:szCs w:val="18"/>
+        </w:rPr>
+        <w:br/>
+        <w:t xml:space="preserve">Descuento — Dinero que se quita del precio original para que sea más barato.</w:t>
+      </w:r>
+    </w:p>
+    <w:p>
+      <w:pPr>
+        <w:spacing w:after="60"/>
+      </w:pPr>
+      <w:r>
+        <w:rPr>
+          <w:b/>
+          <w:bCs/>
+          <w:color w:val="1FA6A2"/>
+          <w:sz w:val="22"/>
+          <w:szCs w:val="22"/>
+        </w:rPr>
+        <w:t xml:space="preserve">☐  </w:t>
+      </w:r>
+      <w:r>
+        <w:rPr>
+          <w:b/>
+          <w:bCs/>
+          <w:color w:val="12355B"/>
           <w:sz w:val="20"/>
           <w:szCs w:val="20"/>
         </w:rPr>
-        <w:t xml:space="preserve">C)  100 tickets</w:t>
-      </w:r>
-    </w:p>
-    <w:p>
-      <w:pPr>
-        <w:spacing w:after="30"/>
-        <w:ind w:left="420"/>
-      </w:pPr>
+        <w:t xml:space="preserve">Markup — </w:t>
+      </w:r>
       <w:r>
         <w:rPr>
           <w:sz w:val="20"/>
           <w:szCs w:val="20"/>
         </w:rPr>
-        <w:t xml:space="preserve">D)  30 tickets</w:t>
-      </w:r>
-    </w:p>
-    <w:p>
-      <w:pPr>
-        <w:spacing w:after="20" w:before="50"/>
+        <w:t xml:space="preserve">Money added to the cost to set the selling price.</w:t>
+      </w:r>
+      <w:r>
+        <w:rPr>
+          <w:i/>
+          <w:iCs/>
+          <w:color w:val="5F6F80"/>
+          <w:sz w:val="18"/>
+          <w:szCs w:val="18"/>
+        </w:rPr>
+        <w:br/>
+        <w:t xml:space="preserve">Recargo (margen) — Dinero que se suma al costo para fijar el precio de venta.</w:t>
+      </w:r>
+    </w:p>
+    <w:p>
+      <w:pPr>
+        <w:spacing w:after="60"/>
       </w:pPr>
       <w:r>
         <w:rPr>
           <w:b/>
           <w:bCs/>
           <w:color w:val="1FA6A2"/>
-          <w:sz w:val="21"/>
-          <w:szCs w:val="21"/>
-        </w:rPr>
-        <w:t xml:space="preserve">Step 1:  </w:t>
-      </w:r>
-      <w:r>
-        <w:rPr>
-          <w:sz w:val="21"/>
-          <w:szCs w:val="21"/>
-        </w:rPr>
-        <w:t xml:space="preserve">25% of 120 = 0.25 × 120 = 30.</w:t>
-      </w:r>
-    </w:p>
-    <w:p>
-      <w:pPr>
-        <w:spacing w:after="20" w:before="50"/>
+          <w:sz w:val="22"/>
+          <w:szCs w:val="22"/>
+        </w:rPr>
+        <w:t xml:space="preserve">☐  </w:t>
+      </w:r>
+      <w:r>
+        <w:rPr>
+          <w:b/>
+          <w:bCs/>
+          <w:color w:val="12355B"/>
+          <w:sz w:val="20"/>
+          <w:szCs w:val="20"/>
+        </w:rPr>
+        <w:t xml:space="preserve">Tax — </w:t>
+      </w:r>
+      <w:r>
+        <w:rPr>
+          <w:sz w:val="20"/>
+          <w:szCs w:val="20"/>
+        </w:rPr>
+        <w:t xml:space="preserve">Extra money added to a price for the government.</w:t>
+      </w:r>
+      <w:r>
+        <w:rPr>
+          <w:i/>
+          <w:iCs/>
+          <w:color w:val="5F6F80"/>
+          <w:sz w:val="18"/>
+          <w:szCs w:val="18"/>
+        </w:rPr>
+        <w:br/>
+        <w:t xml:space="preserve">Impuesto — Dinero extra que se suma a un precio para el gobierno.</w:t>
+      </w:r>
+    </w:p>
+    <w:p>
+      <w:pPr>
+        <w:spacing w:after="60"/>
       </w:pPr>
       <w:r>
         <w:rPr>
           <w:b/>
           <w:bCs/>
           <w:color w:val="1FA6A2"/>
-          <w:sz w:val="21"/>
-          <w:szCs w:val="21"/>
-        </w:rPr>
-        <w:t xml:space="preserve">Step 2:  </w:t>
-      </w:r>
-      <w:r>
-        <w:rPr>
-          <w:sz w:val="21"/>
-          <w:szCs w:val="21"/>
-        </w:rPr>
-        <w:t xml:space="preserve">Sale price: 120 − 30 = 90 tickets.</w:t>
-      </w:r>
-    </w:p>
-    <w:p>
-      <w:pPr>
-        <w:spacing w:after="40" w:before="60"/>
-      </w:pPr>
-      <w:r>
-        <w:rPr>
-          <w:b/>
-          <w:bCs/>
-          <w:color w:val="12355B"/>
-          <w:sz w:val="21"/>
-          <w:szCs w:val="21"/>
-        </w:rPr>
-        <w:t xml:space="preserve">Answer:  </w:t>
-      </w:r>
-      <w:r>
-        <w:rPr>
-          <w:b/>
-          <w:bCs/>
-          <w:sz w:val="21"/>
-          <w:szCs w:val="21"/>
-        </w:rPr>
-        <w:t xml:space="preserve">A. 90 tickets</w:t>
-      </w:r>
-    </w:p>
-    <w:p>
-      <w:pPr>
-        <w:pStyle w:val="Heading1"/>
-        <w:pageBreakBefore/>
-        <w:pBdr>
-          <w:bottom w:val="single" w:color="1FA6A2" w:sz="14" w:space="6"/>
-        </w:pBdr>
-        <w:spacing w:after="140" w:before="0"/>
-      </w:pPr>
-      <w:r>
-        <w:rPr>
-          <w:b/>
-          <w:bCs/>
-          <w:color w:val="12355B"/>
-          <w:sz w:val="30"/>
-          <w:szCs w:val="30"/>
-        </w:rPr>
-        <w:t xml:space="preserve">Guided Practice</w:t>
-      </w:r>
-    </w:p>
+          <w:sz w:val="22"/>
+          <w:szCs w:val="22"/>
+        </w:rPr>
+        <w:t xml:space="preserve">☐  </w:t>
+      </w:r>
+      <w:r>
+        <w:rPr>
+          <w:b/>
+          <w:bCs/>
+          <w:color w:val="12355B"/>
+          <w:sz w:val="20"/>
+          <w:szCs w:val="20"/>
+        </w:rPr>
+        <w:t xml:space="preserve">Percent — </w:t>
+      </w:r>
+      <w:r>
+        <w:rPr>
+          <w:sz w:val="20"/>
+          <w:szCs w:val="20"/>
+        </w:rPr>
+        <w:t xml:space="preserve">A way to compare a number to 100, shown with the % sign.</w:t>
+      </w:r>
+      <w:r>
+        <w:rPr>
+          <w:i/>
+          <w:iCs/>
+          <w:color w:val="5F6F80"/>
+          <w:sz w:val="18"/>
+          <w:szCs w:val="18"/>
+        </w:rPr>
+        <w:br/>
+        <w:t xml:space="preserve">Porcentaje — Una manera de comparar un número con 100, con el signo %.</w:t>
+      </w:r>
+    </w:p>
+    <w:p>
+      <w:pPr>
+        <w:spacing w:after="60"/>
+      </w:pPr>
+      <w:r>
+        <w:rPr>
+          <w:b/>
+          <w:bCs/>
+          <w:color w:val="1FA6A2"/>
+          <w:sz w:val="22"/>
+          <w:szCs w:val="22"/>
+        </w:rPr>
+        <w:t xml:space="preserve">☐  </w:t>
+      </w:r>
+      <w:r>
+        <w:rPr>
+          <w:b/>
+          <w:bCs/>
+          <w:color w:val="12355B"/>
+          <w:sz w:val="20"/>
+          <w:szCs w:val="20"/>
+        </w:rPr>
+        <w:t xml:space="preserve">Tip — </w:t>
+      </w:r>
+      <w:r>
+        <w:rPr>
+          <w:sz w:val="20"/>
+          <w:szCs w:val="20"/>
+        </w:rPr>
+        <w:t xml:space="preserve">Extra money you give for good service.</w:t>
+      </w:r>
+      <w:r>
+        <w:rPr>
+          <w:i/>
+          <w:iCs/>
+          <w:color w:val="5F6F80"/>
+          <w:sz w:val="18"/>
+          <w:szCs w:val="18"/>
+        </w:rPr>
+        <w:br/>
+        <w:t xml:space="preserve">Propina — Dinero extra que das por un buen servicio.</w:t>
+      </w:r>
+    </w:p>
+    <w:tbl>
+      <w:tblPr>
+        <w:tblW w:type="pct" w:w="100%"/>
+        <w:tblBorders>
+          <w:top w:val="single" w:color="1FA6A2" w:sz="8"/>
+          <w:left w:val="single" w:color="1FA6A2" w:sz="8"/>
+          <w:bottom w:val="single" w:color="1FA6A2" w:sz="8"/>
+          <w:right w:val="single" w:color="1FA6A2" w:sz="8"/>
+          <w:insideH w:val="single" w:color="auto" w:sz="4"/>
+          <w:insideV w:val="single" w:color="auto" w:sz="4"/>
+        </w:tblBorders>
+      </w:tblPr>
+      <w:tblGrid>
+        <w:gridCol w:w="100"/>
+      </w:tblGrid>
+      <w:tr>
+        <w:tc>
+          <w:tcPr>
+            <w:shd w:fill="F7FFFD" w:color="auto" w:val="clear"/>
+            <w:tcMar>
+              <w:top w:type="dxa" w:w="120"/>
+              <w:left w:type="dxa" w:w="180"/>
+              <w:bottom w:type="dxa" w:w="120"/>
+              <w:right w:type="dxa" w:w="180"/>
+            </w:tcMar>
+          </w:tcPr>
+          <w:p>
+            <w:pPr>
+              <w:spacing w:after="50"/>
+            </w:pPr>
+            <w:r>
+              <w:rPr>
+                <w:b/>
+                <w:bCs/>
+                <w:color w:val="1FA6A2"/>
+                <w:sz w:val="20"/>
+                <w:szCs w:val="20"/>
+              </w:rPr>
+              <w:t xml:space="preserve">Say it first:  </w:t>
+            </w:r>
+            <w:r>
+              <w:rPr>
+                <w:sz w:val="20"/>
+                <w:szCs w:val="20"/>
+              </w:rPr>
+              <w:t xml:space="preserve">Say your idea to a partner or quietly to yourself before you write.</w:t>
+            </w:r>
+          </w:p>
+          <w:p>
+            <w:pPr>
+              <w:spacing w:after="60"/>
+            </w:pPr>
+            <w:r>
+              <w:rPr>
+                <w:color w:val="1A2733"/>
+                <w:sz w:val="21"/>
+                <w:szCs w:val="21"/>
+              </w:rPr>
+              <w:t xml:space="preserve">I find the discount first because ___.</w:t>
+            </w:r>
+            <w:r>
+              <w:rPr>
+                <w:i/>
+                <w:iCs/>
+                <w:color w:val="5F6F80"/>
+                <w:sz w:val="19"/>
+                <w:szCs w:val="19"/>
+              </w:rPr>
+              <w:br/>
+              <w:t xml:space="preserve">Primero hallo el descuento porque ___.</w:t>
+            </w:r>
+          </w:p>
+        </w:tc>
+      </w:tr>
+    </w:tbl>
     <w:p>
       <w:pPr>
         <w:pStyle w:val="Heading2"/>
@@ -1609,181 +1695,17 @@
           <w:sz w:val="24"/>
           <w:szCs w:val="24"/>
         </w:rPr>
-        <w:t xml:space="preserve">Solve Together</w:t>
+        <w:t xml:space="preserve">3. Build Your Explanation</w:t>
       </w:r>
       <w:r>
         <w:rPr>
           <w:i/>
           <w:iCs/>
-          <w:color w:val="6B4FA0"/>
+          <w:color w:val="B97A12"/>
           <w:sz w:val="19"/>
           <w:szCs w:val="19"/>
         </w:rPr>
-        <w:t xml:space="preserve">   We Do — work with your class</w:t>
-      </w:r>
-    </w:p>
-    <w:p>
-      <w:pPr>
-        <w:keepNext/>
-        <w:spacing w:after="40" w:before="40"/>
-      </w:pPr>
-      <w:r>
-        <w:rPr>
-          <w:b/>
-          <w:bCs/>
-          <w:color w:val="12355B"/>
-          <w:sz w:val="21"/>
-          <w:szCs w:val="21"/>
-        </w:rPr>
-        <w:t xml:space="preserve">Problem:  </w:t>
-      </w:r>
-      <w:r>
-        <w:rPr>
-          <w:sz w:val="21"/>
-          <w:szCs w:val="21"/>
-        </w:rPr>
-        <w:t xml:space="preserve">A meal costs $20. You leave a 15% tip. How much is the tip?</w:t>
-      </w:r>
-    </w:p>
-    <w:p>
-      <w:pPr>
-        <w:spacing w:after="30"/>
-        <w:ind w:left="420"/>
-      </w:pPr>
-      <w:r>
-        <w:rPr>
-          <w:sz w:val="20"/>
-          <w:szCs w:val="20"/>
-        </w:rPr>
-        <w:t xml:space="preserve">A)  $3.00</w:t>
-      </w:r>
-    </w:p>
-    <w:p>
-      <w:pPr>
-        <w:spacing w:after="30"/>
-        <w:ind w:left="420"/>
-      </w:pPr>
-      <w:r>
-        <w:rPr>
-          <w:sz w:val="20"/>
-          <w:szCs w:val="20"/>
-        </w:rPr>
-        <w:t xml:space="preserve">B)  $1.50</w:t>
-      </w:r>
-    </w:p>
-    <w:p>
-      <w:pPr>
-        <w:spacing w:after="30"/>
-        <w:ind w:left="420"/>
-      </w:pPr>
-      <w:r>
-        <w:rPr>
-          <w:sz w:val="20"/>
-          <w:szCs w:val="20"/>
-        </w:rPr>
-        <w:t xml:space="preserve">C)  $5.00</w:t>
-      </w:r>
-    </w:p>
-    <w:p>
-      <w:pPr>
-        <w:spacing w:after="30"/>
-        <w:ind w:left="420"/>
-      </w:pPr>
-      <w:r>
-        <w:rPr>
-          <w:sz w:val="20"/>
-          <w:szCs w:val="20"/>
-        </w:rPr>
-        <w:t xml:space="preserve">D)  $0.15</w:t>
-      </w:r>
-    </w:p>
-    <w:p>
-      <w:pPr>
-        <w:keepNext/>
-        <w:spacing w:after="0" w:before="50"/>
-      </w:pPr>
-      <w:r>
-        <w:rPr>
-          <w:b/>
-          <w:bCs/>
-          <w:color w:val="6B4FA0"/>
-          <w:sz w:val="21"/>
-          <w:szCs w:val="21"/>
-        </w:rPr>
-        <w:t xml:space="preserve">Step 1:</w:t>
-      </w:r>
-    </w:p>
-    <w:p>
-      <w:pPr>
-        <w:pBdr>
-          <w:bottom w:val="single" w:color="AFBECC" w:sz="6"/>
-        </w:pBdr>
-        <w:spacing w:after="30" w:before="150"/>
-      </w:pPr>
-      <w:r>
-        <w:t xml:space="preserve"/>
-      </w:r>
-    </w:p>
-    <w:p>
-      <w:pPr>
-        <w:keepNext/>
-        <w:spacing w:after="0" w:before="50"/>
-      </w:pPr>
-      <w:r>
-        <w:rPr>
-          <w:b/>
-          <w:bCs/>
-          <w:color w:val="6B4FA0"/>
-          <w:sz w:val="21"/>
-          <w:szCs w:val="21"/>
-        </w:rPr>
-        <w:t xml:space="preserve">Step 2:</w:t>
-      </w:r>
-    </w:p>
-    <w:p>
-      <w:pPr>
-        <w:pBdr>
-          <w:bottom w:val="single" w:color="AFBECC" w:sz="6"/>
-        </w:pBdr>
-        <w:spacing w:after="30" w:before="150"/>
-      </w:pPr>
-      <w:r>
-        <w:t xml:space="preserve"/>
-      </w:r>
-    </w:p>
-    <w:p>
-      <w:pPr>
-        <w:keepNext/>
-        <w:spacing w:after="0" w:before="60"/>
-      </w:pPr>
-      <w:r>
-        <w:rPr>
-          <w:b/>
-          <w:bCs/>
-          <w:color w:val="12355B"/>
-          <w:sz w:val="21"/>
-          <w:szCs w:val="21"/>
-        </w:rPr>
-        <w:t xml:space="preserve">Answer:</w:t>
-      </w:r>
-    </w:p>
-    <w:p>
-      <w:pPr>
-        <w:pBdr>
-          <w:bottom w:val="single" w:color="AFBECC" w:sz="6"/>
-        </w:pBdr>
-        <w:spacing w:after="30" w:before="150"/>
-      </w:pPr>
-      <w:r>
-        <w:t xml:space="preserve"/>
-      </w:r>
-    </w:p>
-    <w:p>
-      <w:pPr>
-        <w:spacing w:after="80"/>
-      </w:pPr>
-      <w:r>
-        <w:t xml:space="preserve"/>
+        <w:t xml:space="preserve">   choose your support</w:t>
       </w:r>
     </w:p>
     <w:tbl>
@@ -1814,6 +1736,1380 @@
           </w:tcPr>
           <w:p>
             <w:pPr>
+              <w:spacing w:after="50"/>
+            </w:pPr>
+            <w:r>
+              <w:rPr>
+                <w:i/>
+                <w:iCs/>
+                <w:color w:val="5F6F80"/>
+                <w:sz w:val="19"/>
+                <w:szCs w:val="19"/>
+              </w:rPr>
+              <w:t xml:space="preserve">This model shows the parts of an explanation. It does not answer your writing question.</w:t>
+            </w:r>
+          </w:p>
+          <w:p>
+            <w:pPr>
+              <w:spacing w:after="80"/>
+            </w:pPr>
+            <w:r>
+              <w:rPr>
+                <w:b/>
+                <w:bCs/>
+                <w:color w:val="12355B"/>
+                <w:sz w:val="19"/>
+                <w:szCs w:val="19"/>
+              </w:rPr>
+              <w:t xml:space="preserve">Claim:  </w:t>
+            </w:r>
+            <w:r>
+              <w:rPr>
+                <w:sz w:val="19"/>
+                <w:szCs w:val="19"/>
+              </w:rPr>
+              <w:t xml:space="preserve">A discount lowers the price, while tax, tip, and markup raise it.</w:t>
+            </w:r>
+          </w:p>
+          <w:p>
+            <w:pPr>
+              <w:spacing w:after="80"/>
+            </w:pPr>
+            <w:r>
+              <w:rPr>
+                <w:b/>
+                <w:bCs/>
+                <w:color w:val="12355B"/>
+                <w:sz w:val="19"/>
+                <w:szCs w:val="19"/>
+              </w:rPr>
+              <w:t xml:space="preserve">Evidence:  </w:t>
+            </w:r>
+            <w:r>
+              <w:rPr>
+                <w:sz w:val="19"/>
+                <w:szCs w:val="19"/>
+              </w:rPr>
+              <w:t xml:space="preserve">Students sort discount as lowering price and tax/tip/markup as raising it, and recognize all are a percent of a price.</w:t>
+            </w:r>
+          </w:p>
+          <w:p>
+            <w:pPr>
+              <w:spacing w:after="80"/>
+            </w:pPr>
+            <w:r>
+              <w:rPr>
+                <w:b/>
+                <w:bCs/>
+                <w:color w:val="12355B"/>
+                <w:sz w:val="19"/>
+                <w:szCs w:val="19"/>
+              </w:rPr>
+              <w:t xml:space="preserve">Reasoning:  </w:t>
+            </w:r>
+            <w:r>
+              <w:rPr>
+                <w:sz w:val="19"/>
+                <w:szCs w:val="19"/>
+              </w:rPr>
+              <w:t xml:space="preserve">This evidence connects the definition of percent to the mathematical claim.</w:t>
+            </w:r>
+          </w:p>
+        </w:tc>
+      </w:tr>
+    </w:tbl>
+    <w:p>
+      <w:pPr>
+        <w:pStyle w:val="Heading2"/>
+        <w:spacing w:after="80" w:before="180"/>
+      </w:pPr>
+      <w:r>
+        <w:rPr>
+          <w:b/>
+          <w:bCs/>
+          <w:color w:val="12355B"/>
+          <w:sz w:val="24"/>
+          <w:szCs w:val="24"/>
+        </w:rPr>
+        <w:t xml:space="preserve">Start</w:t>
+      </w:r>
+      <w:r>
+        <w:rPr>
+          <w:i/>
+          <w:iCs/>
+          <w:color w:val="1FA6A2"/>
+          <w:sz w:val="19"/>
+          <w:szCs w:val="19"/>
+        </w:rPr>
+        <w:t xml:space="preserve">   Most language support</w:t>
+      </w:r>
+    </w:p>
+    <w:p>
+      <w:pPr>
+        <w:spacing w:after="60"/>
+      </w:pPr>
+      <w:r>
+        <w:rPr>
+          <w:color w:val="1A2733"/>
+          <w:sz w:val="21"/>
+          <w:szCs w:val="21"/>
+        </w:rPr>
+        <w:t xml:space="preserve">Complete the frames. Use the word bank.</w:t>
+      </w:r>
+      <w:r>
+        <w:rPr>
+          <w:i/>
+          <w:iCs/>
+          <w:color w:val="5F6F80"/>
+          <w:sz w:val="19"/>
+          <w:szCs w:val="19"/>
+        </w:rPr>
+        <w:br/>
+        <w:t xml:space="preserve">Completa las oraciones. Usa el banco de palabras.</w:t>
+      </w:r>
+    </w:p>
+    <w:p>
+      <w:pPr>
+        <w:spacing w:after="60"/>
+      </w:pPr>
+      <w:r>
+        <w:rPr>
+          <w:color w:val="1A2733"/>
+          <w:sz w:val="21"/>
+          <w:szCs w:val="21"/>
+        </w:rPr>
+        <w:t xml:space="preserve">I find the discount first because ___.</w:t>
+      </w:r>
+      <w:r>
+        <w:rPr>
+          <w:i/>
+          <w:iCs/>
+          <w:color w:val="5F6F80"/>
+          <w:sz w:val="19"/>
+          <w:szCs w:val="19"/>
+        </w:rPr>
+        <w:br/>
+        <w:t xml:space="preserve">Primero hallo el descuento porque ___.</w:t>
+      </w:r>
+    </w:p>
+    <w:p>
+      <w:pPr>
+        <w:spacing w:after="60"/>
+      </w:pPr>
+      <w:r>
+        <w:rPr>
+          <w:color w:val="1A2733"/>
+          <w:sz w:val="21"/>
+          <w:szCs w:val="21"/>
+        </w:rPr>
+        <w:t xml:space="preserve">Then I take 5% tax on the ___ price, which is ___.</w:t>
+      </w:r>
+      <w:r>
+        <w:rPr>
+          <w:i/>
+          <w:iCs/>
+          <w:color w:val="5F6F80"/>
+          <w:sz w:val="19"/>
+          <w:szCs w:val="19"/>
+        </w:rPr>
+        <w:br/>
+        <w:t xml:space="preserve">Luego tomo 5% de impuesto sobre el precio ___, que es ___.</w:t>
+      </w:r>
+    </w:p>
+    <w:tbl>
+      <w:tblPr>
+        <w:tblW w:type="pct" w:w="100%"/>
+        <w:tblBorders>
+          <w:top w:val="single" w:color="C7D2DD" w:sz="6"/>
+          <w:left w:val="single" w:color="C7D2DD" w:sz="6"/>
+          <w:bottom w:val="single" w:color="C7D2DD" w:sz="6"/>
+          <w:right w:val="single" w:color="C7D2DD" w:sz="6"/>
+          <w:insideH w:val="single" w:color="auto" w:sz="4"/>
+          <w:insideV w:val="single" w:color="auto" w:sz="4"/>
+        </w:tblBorders>
+      </w:tblPr>
+      <w:tblGrid>
+        <w:gridCol w:w="100"/>
+      </w:tblGrid>
+      <w:tr>
+        <w:tc>
+          <w:tcPr>
+            <w:shd w:fill="FBF3E2" w:color="auto" w:val="clear"/>
+            <w:tcMar>
+              <w:top w:type="dxa" w:w="60"/>
+              <w:left w:type="dxa" w:w="120"/>
+              <w:bottom w:type="dxa" w:w="60"/>
+              <w:right w:type="dxa" w:w="120"/>
+            </w:tcMar>
+          </w:tcPr>
+          <w:p>
+            <w:pPr>
+              <w:spacing w:after="0" w:line="320"/>
+            </w:pPr>
+            <w:r>
+              <w:t xml:space="preserve"/>
+            </w:r>
+          </w:p>
+          <w:p>
+            <w:pPr>
+              <w:spacing w:after="0" w:line="320"/>
+            </w:pPr>
+            <w:r>
+              <w:t xml:space="preserve"/>
+            </w:r>
+          </w:p>
+          <w:p>
+            <w:pPr>
+              <w:spacing w:after="0" w:line="320"/>
+            </w:pPr>
+            <w:r>
+              <w:t xml:space="preserve"/>
+            </w:r>
+          </w:p>
+        </w:tc>
+      </w:tr>
+    </w:tbl>
+    <w:p>
+      <w:pPr>
+        <w:pStyle w:val="Heading2"/>
+        <w:spacing w:after="80" w:before="180"/>
+      </w:pPr>
+      <w:r>
+        <w:rPr>
+          <w:b/>
+          <w:bCs/>
+          <w:color w:val="12355B"/>
+          <w:sz w:val="24"/>
+          <w:szCs w:val="24"/>
+        </w:rPr>
+        <w:t xml:space="preserve">Build</w:t>
+      </w:r>
+      <w:r>
+        <w:rPr>
+          <w:i/>
+          <w:iCs/>
+          <w:color w:val="B97A12"/>
+          <w:sz w:val="19"/>
+          <w:szCs w:val="19"/>
+        </w:rPr>
+        <w:t xml:space="preserve">   Some language support</w:t>
+      </w:r>
+    </w:p>
+    <w:p>
+      <w:pPr>
+        <w:spacing w:after="60"/>
+      </w:pPr>
+      <w:r>
+        <w:rPr>
+          <w:color w:val="1A2733"/>
+          <w:sz w:val="21"/>
+          <w:szCs w:val="21"/>
+        </w:rPr>
+        <w:t xml:space="preserve">Write two connected sentences. Use because, so, or but.</w:t>
+      </w:r>
+      <w:r>
+        <w:rPr>
+          <w:i/>
+          <w:iCs/>
+          <w:color w:val="5F6F80"/>
+          <w:sz w:val="19"/>
+          <w:szCs w:val="19"/>
+        </w:rPr>
+        <w:br/>
+        <w:t xml:space="preserve">Escribe dos oraciones conectadas. Usa porque, entonces o pero.</w:t>
+      </w:r>
+    </w:p>
+    <w:p>
+      <w:pPr>
+        <w:spacing w:after="60"/>
+      </w:pPr>
+      <w:r>
+        <w:rPr>
+          <w:color w:val="1A2733"/>
+          <w:sz w:val="21"/>
+          <w:szCs w:val="21"/>
+        </w:rPr>
+        <w:t xml:space="preserve">My claim is ___.</w:t>
+      </w:r>
+      <w:r>
+        <w:rPr>
+          <w:i/>
+          <w:iCs/>
+          <w:color w:val="5F6F80"/>
+          <w:sz w:val="19"/>
+          <w:szCs w:val="19"/>
+        </w:rPr>
+        <w:br/>
+        <w:t xml:space="preserve">Mi afirmación es ___.</w:t>
+      </w:r>
+    </w:p>
+    <w:p>
+      <w:pPr>
+        <w:spacing w:after="60"/>
+      </w:pPr>
+      <w:r>
+        <w:rPr>
+          <w:color w:val="1A2733"/>
+          <w:sz w:val="21"/>
+          <w:szCs w:val="21"/>
+        </w:rPr>
+        <w:t xml:space="preserve">I know because ___.</w:t>
+      </w:r>
+      <w:r>
+        <w:rPr>
+          <w:i/>
+          <w:iCs/>
+          <w:color w:val="5F6F80"/>
+          <w:sz w:val="19"/>
+          <w:szCs w:val="19"/>
+        </w:rPr>
+        <w:br/>
+        <w:t xml:space="preserve">Lo sé porque ___.</w:t>
+      </w:r>
+    </w:p>
+    <w:p>
+      <w:pPr>
+        <w:spacing w:after="60"/>
+      </w:pPr>
+      <w:r>
+        <w:rPr>
+          <w:color w:val="1A2733"/>
+          <w:sz w:val="21"/>
+          <w:szCs w:val="21"/>
+        </w:rPr>
+        <w:t xml:space="preserve">So ___.</w:t>
+      </w:r>
+      <w:r>
+        <w:rPr>
+          <w:i/>
+          <w:iCs/>
+          <w:color w:val="5F6F80"/>
+          <w:sz w:val="19"/>
+          <w:szCs w:val="19"/>
+        </w:rPr>
+        <w:br/>
+        <w:t xml:space="preserve">Entonces ___.</w:t>
+      </w:r>
+    </w:p>
+    <w:tbl>
+      <w:tblPr>
+        <w:tblW w:type="pct" w:w="100%"/>
+        <w:tblBorders>
+          <w:top w:val="single" w:color="C7D2DD" w:sz="6"/>
+          <w:left w:val="single" w:color="C7D2DD" w:sz="6"/>
+          <w:bottom w:val="single" w:color="C7D2DD" w:sz="6"/>
+          <w:right w:val="single" w:color="C7D2DD" w:sz="6"/>
+          <w:insideH w:val="single" w:color="auto" w:sz="4"/>
+          <w:insideV w:val="single" w:color="auto" w:sz="4"/>
+        </w:tblBorders>
+      </w:tblPr>
+      <w:tblGrid>
+        <w:gridCol w:w="100"/>
+      </w:tblGrid>
+      <w:tr>
+        <w:tc>
+          <w:tcPr>
+            <w:shd w:fill="FBF3E2" w:color="auto" w:val="clear"/>
+            <w:tcMar>
+              <w:top w:type="dxa" w:w="60"/>
+              <w:left w:type="dxa" w:w="120"/>
+              <w:bottom w:type="dxa" w:w="60"/>
+              <w:right w:type="dxa" w:w="120"/>
+            </w:tcMar>
+          </w:tcPr>
+          <w:p>
+            <w:pPr>
+              <w:spacing w:after="0" w:line="320"/>
+            </w:pPr>
+            <w:r>
+              <w:t xml:space="preserve"/>
+            </w:r>
+          </w:p>
+          <w:p>
+            <w:pPr>
+              <w:spacing w:after="0" w:line="320"/>
+            </w:pPr>
+            <w:r>
+              <w:t xml:space="preserve"/>
+            </w:r>
+          </w:p>
+          <w:p>
+            <w:pPr>
+              <w:spacing w:after="0" w:line="320"/>
+            </w:pPr>
+            <w:r>
+              <w:t xml:space="preserve"/>
+            </w:r>
+          </w:p>
+        </w:tc>
+      </w:tr>
+    </w:tbl>
+    <w:p>
+      <w:pPr>
+        <w:pStyle w:val="Heading2"/>
+        <w:spacing w:after="80" w:before="180"/>
+      </w:pPr>
+      <w:r>
+        <w:rPr>
+          <w:b/>
+          <w:bCs/>
+          <w:color w:val="12355B"/>
+          <w:sz w:val="24"/>
+          <w:szCs w:val="24"/>
+        </w:rPr>
+        <w:t xml:space="preserve">Explain</w:t>
+      </w:r>
+      <w:r>
+        <w:rPr>
+          <w:i/>
+          <w:iCs/>
+          <w:color w:val="B97A12"/>
+          <w:sz w:val="19"/>
+          <w:szCs w:val="19"/>
+        </w:rPr>
+        <w:t xml:space="preserve">   Light language support</w:t>
+      </w:r>
+    </w:p>
+    <w:p>
+      <w:pPr>
+        <w:spacing w:after="60"/>
+      </w:pPr>
+      <w:r>
+        <w:rPr>
+          <w:color w:val="1A2733"/>
+          <w:sz w:val="21"/>
+          <w:szCs w:val="21"/>
+        </w:rPr>
+        <w:t xml:space="preserve">Write a claim, give math evidence, and explain your reasoning.</w:t>
+      </w:r>
+      <w:r>
+        <w:rPr>
+          <w:i/>
+          <w:iCs/>
+          <w:color w:val="5F6F80"/>
+          <w:sz w:val="19"/>
+          <w:szCs w:val="19"/>
+        </w:rPr>
+        <w:br/>
+        <w:t xml:space="preserve">Escribe una afirmación, da evidencia matemática y explica tu razonamiento.</w:t>
+      </w:r>
+    </w:p>
+    <w:p>
+      <w:pPr>
+        <w:spacing w:after="60"/>
+      </w:pPr>
+      <w:r>
+        <w:rPr>
+          <w:color w:val="1A2733"/>
+          <w:sz w:val="21"/>
+          <w:szCs w:val="21"/>
+        </w:rPr>
+        <w:t xml:space="preserve">My claim is ___.</w:t>
+      </w:r>
+      <w:r>
+        <w:rPr>
+          <w:i/>
+          <w:iCs/>
+          <w:color w:val="5F6F80"/>
+          <w:sz w:val="19"/>
+          <w:szCs w:val="19"/>
+        </w:rPr>
+        <w:br/>
+        <w:t xml:space="preserve">Mi afirmación es ___.</w:t>
+      </w:r>
+    </w:p>
+    <w:p>
+      <w:pPr>
+        <w:spacing w:after="60"/>
+      </w:pPr>
+      <w:r>
+        <w:rPr>
+          <w:color w:val="1A2733"/>
+          <w:sz w:val="21"/>
+          <w:szCs w:val="21"/>
+        </w:rPr>
+        <w:t xml:space="preserve">My math evidence is ___.</w:t>
+      </w:r>
+      <w:r>
+        <w:rPr>
+          <w:i/>
+          <w:iCs/>
+          <w:color w:val="5F6F80"/>
+          <w:sz w:val="19"/>
+          <w:szCs w:val="19"/>
+        </w:rPr>
+        <w:br/>
+        <w:t xml:space="preserve">Mi evidencia matemática es ___.</w:t>
+      </w:r>
+    </w:p>
+    <w:p>
+      <w:pPr>
+        <w:spacing w:after="60"/>
+      </w:pPr>
+      <w:r>
+        <w:rPr>
+          <w:color w:val="1A2733"/>
+          <w:sz w:val="21"/>
+          <w:szCs w:val="21"/>
+        </w:rPr>
+        <w:t xml:space="preserve">This proves ___ because ___.</w:t>
+      </w:r>
+      <w:r>
+        <w:rPr>
+          <w:i/>
+          <w:iCs/>
+          <w:color w:val="5F6F80"/>
+          <w:sz w:val="19"/>
+          <w:szCs w:val="19"/>
+        </w:rPr>
+        <w:br/>
+        <w:t xml:space="preserve">Esto demuestra ___ porque ___.</w:t>
+      </w:r>
+    </w:p>
+    <w:tbl>
+      <w:tblPr>
+        <w:tblW w:type="pct" w:w="100%"/>
+        <w:tblBorders>
+          <w:top w:val="single" w:color="C7D2DD" w:sz="6"/>
+          <w:left w:val="single" w:color="C7D2DD" w:sz="6"/>
+          <w:bottom w:val="single" w:color="C7D2DD" w:sz="6"/>
+          <w:right w:val="single" w:color="C7D2DD" w:sz="6"/>
+          <w:insideH w:val="single" w:color="auto" w:sz="4"/>
+          <w:insideV w:val="single" w:color="auto" w:sz="4"/>
+        </w:tblBorders>
+      </w:tblPr>
+      <w:tblGrid>
+        <w:gridCol w:w="100"/>
+      </w:tblGrid>
+      <w:tr>
+        <w:tc>
+          <w:tcPr>
+            <w:shd w:fill="FBF3E2" w:color="auto" w:val="clear"/>
+            <w:tcMar>
+              <w:top w:type="dxa" w:w="60"/>
+              <w:left w:type="dxa" w:w="120"/>
+              <w:bottom w:type="dxa" w:w="60"/>
+              <w:right w:type="dxa" w:w="120"/>
+            </w:tcMar>
+          </w:tcPr>
+          <w:p>
+            <w:pPr>
+              <w:spacing w:after="0" w:line="320"/>
+            </w:pPr>
+            <w:r>
+              <w:t xml:space="preserve"/>
+            </w:r>
+          </w:p>
+          <w:p>
+            <w:pPr>
+              <w:spacing w:after="0" w:line="320"/>
+            </w:pPr>
+            <w:r>
+              <w:t xml:space="preserve"/>
+            </w:r>
+          </w:p>
+          <w:p>
+            <w:pPr>
+              <w:spacing w:after="0" w:line="320"/>
+            </w:pPr>
+            <w:r>
+              <w:t xml:space="preserve"/>
+            </w:r>
+          </w:p>
+          <w:p>
+            <w:pPr>
+              <w:spacing w:after="0" w:line="320"/>
+            </w:pPr>
+            <w:r>
+              <w:t xml:space="preserve"/>
+            </w:r>
+          </w:p>
+          <w:p>
+            <w:pPr>
+              <w:spacing w:after="0" w:line="320"/>
+            </w:pPr>
+            <w:r>
+              <w:t xml:space="preserve"/>
+            </w:r>
+          </w:p>
+        </w:tc>
+      </w:tr>
+    </w:tbl>
+    <w:p>
+      <w:pPr>
+        <w:pStyle w:val="Heading2"/>
+        <w:spacing w:after="80" w:before="180"/>
+      </w:pPr>
+      <w:r>
+        <w:rPr>
+          <w:b/>
+          <w:bCs/>
+          <w:color w:val="12355B"/>
+          <w:sz w:val="24"/>
+          <w:szCs w:val="24"/>
+        </w:rPr>
+        <w:t xml:space="preserve">4. Check Your Explanation</w:t>
+      </w:r>
+      <w:r>
+        <w:rPr>
+          <w:i/>
+          <w:iCs/>
+          <w:color w:val="1FA6A2"/>
+          <w:sz w:val="19"/>
+          <w:szCs w:val="19"/>
+        </w:rPr>
+        <w:t xml:space="preserve">   five quick checks</w:t>
+      </w:r>
+    </w:p>
+    <w:p>
+      <w:pPr>
+        <w:spacing w:after="80"/>
+      </w:pPr>
+      <w:r>
+        <w:rPr>
+          <w:b/>
+          <w:bCs/>
+          <w:color w:val="1FA6A2"/>
+          <w:sz w:val="22"/>
+          <w:szCs w:val="22"/>
+        </w:rPr>
+        <w:t xml:space="preserve">☐  </w:t>
+      </w:r>
+      <w:r>
+        <w:rPr>
+          <w:sz w:val="20"/>
+          <w:szCs w:val="20"/>
+        </w:rPr>
+        <w:t xml:space="preserve">I answered the question.</w:t>
+      </w:r>
+      <w:r>
+        <w:rPr>
+          <w:i/>
+          <w:iCs/>
+          <w:color w:val="5F6F80"/>
+          <w:sz w:val="18"/>
+          <w:szCs w:val="18"/>
+        </w:rPr>
+        <w:br/>
+        <w:t xml:space="preserve">Respondí la pregunta.</w:t>
+      </w:r>
+    </w:p>
+    <w:p>
+      <w:pPr>
+        <w:spacing w:after="80"/>
+      </w:pPr>
+      <w:r>
+        <w:rPr>
+          <w:b/>
+          <w:bCs/>
+          <w:color w:val="1FA6A2"/>
+          <w:sz w:val="22"/>
+          <w:szCs w:val="22"/>
+        </w:rPr>
+        <w:t xml:space="preserve">☐  </w:t>
+      </w:r>
+      <w:r>
+        <w:rPr>
+          <w:sz w:val="20"/>
+          <w:szCs w:val="20"/>
+        </w:rPr>
+        <w:t xml:space="preserve">I used math evidence: numbers, an equation, a model, or a comparison.</w:t>
+      </w:r>
+      <w:r>
+        <w:rPr>
+          <w:i/>
+          <w:iCs/>
+          <w:color w:val="5F6F80"/>
+          <w:sz w:val="18"/>
+          <w:szCs w:val="18"/>
+        </w:rPr>
+        <w:br/>
+        <w:t xml:space="preserve">Usé evidencia matemática: números, una ecuación, un modelo o una comparación.</w:t>
+      </w:r>
+    </w:p>
+    <w:p>
+      <w:pPr>
+        <w:spacing w:after="80"/>
+      </w:pPr>
+      <w:r>
+        <w:rPr>
+          <w:b/>
+          <w:bCs/>
+          <w:color w:val="1FA6A2"/>
+          <w:sz w:val="22"/>
+          <w:szCs w:val="22"/>
+        </w:rPr>
+        <w:t xml:space="preserve">☐  </w:t>
+      </w:r>
+      <w:r>
+        <w:rPr>
+          <w:sz w:val="20"/>
+          <w:szCs w:val="20"/>
+        </w:rPr>
+        <w:t xml:space="preserve">I explained how the evidence proves my answer.</w:t>
+      </w:r>
+      <w:r>
+        <w:rPr>
+          <w:i/>
+          <w:iCs/>
+          <w:color w:val="5F6F80"/>
+          <w:sz w:val="18"/>
+          <w:szCs w:val="18"/>
+        </w:rPr>
+        <w:br/>
+        <w:t xml:space="preserve">Expliqué cómo la evidencia demuestra mi respuesta.</w:t>
+      </w:r>
+    </w:p>
+    <w:p>
+      <w:pPr>
+        <w:spacing w:after="80"/>
+      </w:pPr>
+      <w:r>
+        <w:rPr>
+          <w:b/>
+          <w:bCs/>
+          <w:color w:val="1FA6A2"/>
+          <w:sz w:val="22"/>
+          <w:szCs w:val="22"/>
+        </w:rPr>
+        <w:t xml:space="preserve">☐  </w:t>
+      </w:r>
+      <w:r>
+        <w:rPr>
+          <w:sz w:val="20"/>
+          <w:szCs w:val="20"/>
+        </w:rPr>
+        <w:t xml:space="preserve">I used at least two math words.</w:t>
+      </w:r>
+      <w:r>
+        <w:rPr>
+          <w:i/>
+          <w:iCs/>
+          <w:color w:val="5F6F80"/>
+          <w:sz w:val="18"/>
+          <w:szCs w:val="18"/>
+        </w:rPr>
+        <w:br/>
+        <w:t xml:space="preserve">Usé por lo menos dos palabras matemáticas.</w:t>
+      </w:r>
+    </w:p>
+    <w:p>
+      <w:pPr>
+        <w:spacing w:after="80"/>
+      </w:pPr>
+      <w:r>
+        <w:rPr>
+          <w:b/>
+          <w:bCs/>
+          <w:color w:val="1FA6A2"/>
+          <w:sz w:val="22"/>
+          <w:szCs w:val="22"/>
+        </w:rPr>
+        <w:t xml:space="preserve">☐  </w:t>
+      </w:r>
+      <w:r>
+        <w:rPr>
+          <w:sz w:val="20"/>
+          <w:szCs w:val="20"/>
+        </w:rPr>
+        <w:t xml:space="preserve">I reread complete sentences and punctuation.</w:t>
+      </w:r>
+      <w:r>
+        <w:rPr>
+          <w:i/>
+          <w:iCs/>
+          <w:color w:val="5F6F80"/>
+          <w:sz w:val="18"/>
+          <w:szCs w:val="18"/>
+        </w:rPr>
+        <w:br/>
+        <w:t xml:space="preserve">Volví a leer mis oraciones completas y la puntuación.</w:t>
+      </w:r>
+    </w:p>
+    <w:p>
+      <w:pPr>
+        <w:pStyle w:val="Heading1"/>
+        <w:pageBreakBefore/>
+        <w:pBdr>
+          <w:bottom w:val="single" w:color="1FA6A2" w:sz="14" w:space="6"/>
+        </w:pBdr>
+        <w:spacing w:after="140" w:before="0"/>
+      </w:pPr>
+      <w:r>
+        <w:rPr>
+          <w:b/>
+          <w:bCs/>
+          <w:color w:val="12355B"/>
+          <w:sz w:val="30"/>
+          <w:szCs w:val="30"/>
+        </w:rPr>
+        <w:t xml:space="preserve">Worked Example</w:t>
+      </w:r>
+    </w:p>
+    <w:p>
+      <w:pPr>
+        <w:pStyle w:val="Heading2"/>
+        <w:spacing w:after="80" w:before="180"/>
+      </w:pPr>
+      <w:r>
+        <w:rPr>
+          <w:b/>
+          <w:bCs/>
+          <w:color w:val="12355B"/>
+          <w:sz w:val="24"/>
+          <w:szCs w:val="24"/>
+        </w:rPr>
+        <w:t xml:space="preserve">Watch &amp; Read</w:t>
+      </w:r>
+      <w:r>
+        <w:rPr>
+          <w:i/>
+          <w:iCs/>
+          <w:color w:val="1FA6A2"/>
+          <w:sz w:val="19"/>
+          <w:szCs w:val="19"/>
+        </w:rPr>
+        <w:t xml:space="preserve">   I Do — follow along with your teacher</w:t>
+      </w:r>
+    </w:p>
+    <w:tbl>
+      <w:tblPr>
+        <w:tblW w:type="pct" w:w="100%"/>
+        <w:tblBorders>
+          <w:top w:val="single" w:color="1FA6A2" w:sz="8"/>
+          <w:left w:val="single" w:color="1FA6A2" w:sz="8"/>
+          <w:bottom w:val="single" w:color="1FA6A2" w:sz="8"/>
+          <w:right w:val="single" w:color="1FA6A2" w:sz="8"/>
+          <w:insideH w:val="single" w:color="auto" w:sz="4"/>
+          <w:insideV w:val="single" w:color="auto" w:sz="4"/>
+        </w:tblBorders>
+      </w:tblPr>
+      <w:tblGrid>
+        <w:gridCol w:w="100"/>
+      </w:tblGrid>
+      <w:tr>
+        <w:tc>
+          <w:tcPr>
+            <w:shd w:fill="E6F4F3" w:color="auto" w:val="clear"/>
+            <w:tcMar>
+              <w:top w:type="dxa" w:w="120"/>
+              <w:left w:type="dxa" w:w="180"/>
+              <w:bottom w:type="dxa" w:w="120"/>
+              <w:right w:type="dxa" w:w="180"/>
+            </w:tcMar>
+          </w:tcPr>
+          <w:p>
+            <w:pPr>
+              <w:spacing w:after="60"/>
+            </w:pPr>
+            <w:r>
+              <w:rPr>
+                <w:b/>
+                <w:bCs/>
+                <w:color w:val="12355B"/>
+                <w:sz w:val="22"/>
+                <w:szCs w:val="22"/>
+              </w:rPr>
+              <w:t xml:space="preserve">Arcade Builder Challenge</w:t>
+            </w:r>
+          </w:p>
+          <w:p>
+            <w:pPr>
+              <w:spacing w:after="0"/>
+            </w:pPr>
+            <w:r>
+              <w:rPr>
+                <w:sz w:val="21"/>
+                <w:szCs w:val="21"/>
+              </w:rPr>
+              <w:t xml:space="preserve">Welcome to the arcade prize shop! You've been saving up tickets and now it's time to spend them. Some prizes are on sale with discounts, but the shop also charges a 5% ticket tax on purchases. Plus, there's a 10% markup on limited-edition prizes. Can you figure out the final ticket cost for each prize?</w:t>
+            </w:r>
+          </w:p>
+        </w:tc>
+      </w:tr>
+    </w:tbl>
+    <w:p>
+      <w:pPr>
+        <w:spacing w:after="80"/>
+      </w:pPr>
+      <w:r>
+        <w:t xml:space="preserve"/>
+      </w:r>
+    </w:p>
+    <w:p>
+      <w:pPr>
+        <w:spacing w:after="50" w:before="60"/>
+      </w:pPr>
+      <w:r>
+        <w:rPr>
+          <w:b/>
+          <w:bCs/>
+          <w:color w:val="12355B"/>
+          <w:sz w:val="21"/>
+          <w:szCs w:val="21"/>
+        </w:rPr>
+        <w:t xml:space="preserve">Think about:</w:t>
+      </w:r>
+    </w:p>
+    <w:p>
+      <w:pPr>
+        <w:spacing w:after="40"/>
+        <w:ind w:left="300"/>
+      </w:pPr>
+      <w:r>
+        <w:rPr>
+          <w:sz w:val="20"/>
+          <w:szCs w:val="20"/>
+        </w:rPr>
+        <w:t xml:space="preserve">•  What happens to the price when there is a discount?</w:t>
+      </w:r>
+    </w:p>
+    <w:p>
+      <w:pPr>
+        <w:spacing w:after="40"/>
+        <w:ind w:left="300"/>
+      </w:pPr>
+      <w:r>
+        <w:rPr>
+          <w:sz w:val="20"/>
+          <w:szCs w:val="20"/>
+        </w:rPr>
+        <w:t xml:space="preserve">•  What happens to the price when tax is added?</w:t>
+      </w:r>
+    </w:p>
+    <w:p>
+      <w:pPr>
+        <w:spacing w:after="40"/>
+        <w:ind w:left="300"/>
+      </w:pPr>
+      <w:r>
+        <w:rPr>
+          <w:sz w:val="20"/>
+          <w:szCs w:val="20"/>
+        </w:rPr>
+        <w:t xml:space="preserve">•  Does it matter whether you apply the discount or tax first?</w:t>
+      </w:r>
+    </w:p>
+    <w:p>
+      <w:pPr>
+        <w:spacing w:after="40"/>
+        <w:ind w:left="300"/>
+      </w:pPr>
+      <w:r>
+        <w:rPr>
+          <w:sz w:val="20"/>
+          <w:szCs w:val="20"/>
+        </w:rPr>
+        <w:t xml:space="preserve">•  How do you find the total cost after both a discount and a tax?</w:t>
+      </w:r>
+    </w:p>
+    <w:p>
+      <w:pPr>
+        <w:pStyle w:val="Heading2"/>
+        <w:spacing w:after="80" w:before="180"/>
+      </w:pPr>
+      <w:r>
+        <w:rPr>
+          <w:b/>
+          <w:bCs/>
+          <w:color w:val="12355B"/>
+          <w:sz w:val="24"/>
+          <w:szCs w:val="24"/>
+        </w:rPr>
+        <w:t xml:space="preserve">Solved Example</w:t>
+      </w:r>
+      <w:r>
+        <w:rPr>
+          <w:i/>
+          <w:iCs/>
+          <w:color w:val="1FA6A2"/>
+          <w:sz w:val="19"/>
+          <w:szCs w:val="19"/>
+        </w:rPr>
+        <w:t xml:space="preserve">   I Do — watch each step</w:t>
+      </w:r>
+    </w:p>
+    <w:p>
+      <w:pPr>
+        <w:keepNext/>
+        <w:spacing w:after="40"/>
+      </w:pPr>
+      <w:r>
+        <w:rPr>
+          <w:b/>
+          <w:bCs/>
+          <w:color w:val="12355B"/>
+          <w:sz w:val="21"/>
+          <w:szCs w:val="21"/>
+        </w:rPr>
+        <w:t xml:space="preserve">Problem:  </w:t>
+      </w:r>
+      <w:r>
+        <w:rPr>
+          <w:sz w:val="21"/>
+          <w:szCs w:val="21"/>
+        </w:rPr>
+        <w:t xml:space="preserve">A prize costs 120 tickets and is 25% off. What is the sale price?</w:t>
+      </w:r>
+    </w:p>
+    <w:p>
+      <w:pPr>
+        <w:spacing w:after="30"/>
+        <w:ind w:left="420"/>
+      </w:pPr>
+      <w:r>
+        <w:rPr>
+          <w:sz w:val="20"/>
+          <w:szCs w:val="20"/>
+        </w:rPr>
+        <w:t xml:space="preserve">A)  90 tickets</w:t>
+      </w:r>
+    </w:p>
+    <w:p>
+      <w:pPr>
+        <w:spacing w:after="30"/>
+        <w:ind w:left="420"/>
+      </w:pPr>
+      <w:r>
+        <w:rPr>
+          <w:sz w:val="20"/>
+          <w:szCs w:val="20"/>
+        </w:rPr>
+        <w:t xml:space="preserve">B)  95 tickets</w:t>
+      </w:r>
+    </w:p>
+    <w:p>
+      <w:pPr>
+        <w:spacing w:after="30"/>
+        <w:ind w:left="420"/>
+      </w:pPr>
+      <w:r>
+        <w:rPr>
+          <w:sz w:val="20"/>
+          <w:szCs w:val="20"/>
+        </w:rPr>
+        <w:t xml:space="preserve">C)  100 tickets</w:t>
+      </w:r>
+    </w:p>
+    <w:p>
+      <w:pPr>
+        <w:spacing w:after="30"/>
+        <w:ind w:left="420"/>
+      </w:pPr>
+      <w:r>
+        <w:rPr>
+          <w:sz w:val="20"/>
+          <w:szCs w:val="20"/>
+        </w:rPr>
+        <w:t xml:space="preserve">D)  30 tickets</w:t>
+      </w:r>
+    </w:p>
+    <w:p>
+      <w:pPr>
+        <w:spacing w:after="20" w:before="50"/>
+      </w:pPr>
+      <w:r>
+        <w:rPr>
+          <w:b/>
+          <w:bCs/>
+          <w:color w:val="1FA6A2"/>
+          <w:sz w:val="21"/>
+          <w:szCs w:val="21"/>
+        </w:rPr>
+        <w:t xml:space="preserve">Step 1:  </w:t>
+      </w:r>
+      <w:r>
+        <w:rPr>
+          <w:sz w:val="21"/>
+          <w:szCs w:val="21"/>
+        </w:rPr>
+        <w:t xml:space="preserve">25% of 120 = 0.25 × 120 = 30.</w:t>
+      </w:r>
+    </w:p>
+    <w:p>
+      <w:pPr>
+        <w:spacing w:after="20" w:before="50"/>
+      </w:pPr>
+      <w:r>
+        <w:rPr>
+          <w:b/>
+          <w:bCs/>
+          <w:color w:val="1FA6A2"/>
+          <w:sz w:val="21"/>
+          <w:szCs w:val="21"/>
+        </w:rPr>
+        <w:t xml:space="preserve">Step 2:  </w:t>
+      </w:r>
+      <w:r>
+        <w:rPr>
+          <w:sz w:val="21"/>
+          <w:szCs w:val="21"/>
+        </w:rPr>
+        <w:t xml:space="preserve">Sale price: 120 − 30 = 90 tickets.</w:t>
+      </w:r>
+    </w:p>
+    <w:p>
+      <w:pPr>
+        <w:spacing w:after="40" w:before="60"/>
+      </w:pPr>
+      <w:r>
+        <w:rPr>
+          <w:b/>
+          <w:bCs/>
+          <w:color w:val="12355B"/>
+          <w:sz w:val="21"/>
+          <w:szCs w:val="21"/>
+        </w:rPr>
+        <w:t xml:space="preserve">Answer:  </w:t>
+      </w:r>
+      <w:r>
+        <w:rPr>
+          <w:b/>
+          <w:bCs/>
+          <w:sz w:val="21"/>
+          <w:szCs w:val="21"/>
+        </w:rPr>
+        <w:t xml:space="preserve">A. 90 tickets</w:t>
+      </w:r>
+    </w:p>
+    <w:p>
+      <w:pPr>
+        <w:pStyle w:val="Heading1"/>
+        <w:pageBreakBefore/>
+        <w:pBdr>
+          <w:bottom w:val="single" w:color="1FA6A2" w:sz="14" w:space="6"/>
+        </w:pBdr>
+        <w:spacing w:after="140" w:before="0"/>
+      </w:pPr>
+      <w:r>
+        <w:rPr>
+          <w:b/>
+          <w:bCs/>
+          <w:color w:val="12355B"/>
+          <w:sz w:val="30"/>
+          <w:szCs w:val="30"/>
+        </w:rPr>
+        <w:t xml:space="preserve">Guided Practice</w:t>
+      </w:r>
+    </w:p>
+    <w:p>
+      <w:pPr>
+        <w:pStyle w:val="Heading2"/>
+        <w:spacing w:after="80" w:before="180"/>
+      </w:pPr>
+      <w:r>
+        <w:rPr>
+          <w:b/>
+          <w:bCs/>
+          <w:color w:val="12355B"/>
+          <w:sz w:val="24"/>
+          <w:szCs w:val="24"/>
+        </w:rPr>
+        <w:t xml:space="preserve">Solve Together</w:t>
+      </w:r>
+      <w:r>
+        <w:rPr>
+          <w:i/>
+          <w:iCs/>
+          <w:color w:val="6B4FA0"/>
+          <w:sz w:val="19"/>
+          <w:szCs w:val="19"/>
+        </w:rPr>
+        <w:t xml:space="preserve">   We Do — work with your class</w:t>
+      </w:r>
+    </w:p>
+    <w:p>
+      <w:pPr>
+        <w:keepNext/>
+        <w:spacing w:after="40" w:before="40"/>
+      </w:pPr>
+      <w:r>
+        <w:rPr>
+          <w:b/>
+          <w:bCs/>
+          <w:color w:val="12355B"/>
+          <w:sz w:val="21"/>
+          <w:szCs w:val="21"/>
+        </w:rPr>
+        <w:t xml:space="preserve">Problem:  </w:t>
+      </w:r>
+      <w:r>
+        <w:rPr>
+          <w:sz w:val="21"/>
+          <w:szCs w:val="21"/>
+        </w:rPr>
+        <w:t xml:space="preserve">A meal costs $20. You leave a 15% tip. How much is the tip?</w:t>
+      </w:r>
+    </w:p>
+    <w:p>
+      <w:pPr>
+        <w:spacing w:after="30"/>
+        <w:ind w:left="420"/>
+      </w:pPr>
+      <w:r>
+        <w:rPr>
+          <w:sz w:val="20"/>
+          <w:szCs w:val="20"/>
+        </w:rPr>
+        <w:t xml:space="preserve">A)  $3.00</w:t>
+      </w:r>
+    </w:p>
+    <w:p>
+      <w:pPr>
+        <w:spacing w:after="30"/>
+        <w:ind w:left="420"/>
+      </w:pPr>
+      <w:r>
+        <w:rPr>
+          <w:sz w:val="20"/>
+          <w:szCs w:val="20"/>
+        </w:rPr>
+        <w:t xml:space="preserve">B)  $1.50</w:t>
+      </w:r>
+    </w:p>
+    <w:p>
+      <w:pPr>
+        <w:spacing w:after="30"/>
+        <w:ind w:left="420"/>
+      </w:pPr>
+      <w:r>
+        <w:rPr>
+          <w:sz w:val="20"/>
+          <w:szCs w:val="20"/>
+        </w:rPr>
+        <w:t xml:space="preserve">C)  $5.00</w:t>
+      </w:r>
+    </w:p>
+    <w:p>
+      <w:pPr>
+        <w:spacing w:after="30"/>
+        <w:ind w:left="420"/>
+      </w:pPr>
+      <w:r>
+        <w:rPr>
+          <w:sz w:val="20"/>
+          <w:szCs w:val="20"/>
+        </w:rPr>
+        <w:t xml:space="preserve">D)  $0.15</w:t>
+      </w:r>
+    </w:p>
+    <w:p>
+      <w:pPr>
+        <w:keepNext/>
+        <w:spacing w:after="0" w:before="50"/>
+      </w:pPr>
+      <w:r>
+        <w:rPr>
+          <w:b/>
+          <w:bCs/>
+          <w:color w:val="6B4FA0"/>
+          <w:sz w:val="21"/>
+          <w:szCs w:val="21"/>
+        </w:rPr>
+        <w:t xml:space="preserve">Step 1:</w:t>
+      </w:r>
+    </w:p>
+    <w:p>
+      <w:pPr>
+        <w:pBdr>
+          <w:bottom w:val="single" w:color="AFBECC" w:sz="6"/>
+        </w:pBdr>
+        <w:spacing w:after="30" w:before="150"/>
+      </w:pPr>
+      <w:r>
+        <w:t xml:space="preserve"/>
+      </w:r>
+    </w:p>
+    <w:p>
+      <w:pPr>
+        <w:keepNext/>
+        <w:spacing w:after="0" w:before="50"/>
+      </w:pPr>
+      <w:r>
+        <w:rPr>
+          <w:b/>
+          <w:bCs/>
+          <w:color w:val="6B4FA0"/>
+          <w:sz w:val="21"/>
+          <w:szCs w:val="21"/>
+        </w:rPr>
+        <w:t xml:space="preserve">Step 2:</w:t>
+      </w:r>
+    </w:p>
+    <w:p>
+      <w:pPr>
+        <w:pBdr>
+          <w:bottom w:val="single" w:color="AFBECC" w:sz="6"/>
+        </w:pBdr>
+        <w:spacing w:after="30" w:before="150"/>
+      </w:pPr>
+      <w:r>
+        <w:t xml:space="preserve"/>
+      </w:r>
+    </w:p>
+    <w:p>
+      <w:pPr>
+        <w:keepNext/>
+        <w:spacing w:after="0" w:before="60"/>
+      </w:pPr>
+      <w:r>
+        <w:rPr>
+          <w:b/>
+          <w:bCs/>
+          <w:color w:val="12355B"/>
+          <w:sz w:val="21"/>
+          <w:szCs w:val="21"/>
+        </w:rPr>
+        <w:t xml:space="preserve">Answer:</w:t>
+      </w:r>
+    </w:p>
+    <w:p>
+      <w:pPr>
+        <w:pBdr>
+          <w:bottom w:val="single" w:color="AFBECC" w:sz="6"/>
+        </w:pBdr>
+        <w:spacing w:after="30" w:before="150"/>
+      </w:pPr>
+      <w:r>
+        <w:t xml:space="preserve"/>
+      </w:r>
+    </w:p>
+    <w:p>
+      <w:pPr>
+        <w:spacing w:after="80"/>
+      </w:pPr>
+      <w:r>
+        <w:t xml:space="preserve"/>
+      </w:r>
+    </w:p>
+    <w:tbl>
+      <w:tblPr>
+        <w:tblW w:type="pct" w:w="100%"/>
+        <w:tblBorders>
+          <w:top w:val="single" w:color="BBD0DE" w:sz="8"/>
+          <w:left w:val="single" w:color="BBD0DE" w:sz="8"/>
+          <w:bottom w:val="single" w:color="BBD0DE" w:sz="8"/>
+          <w:right w:val="single" w:color="BBD0DE" w:sz="8"/>
+          <w:insideH w:val="single" w:color="auto" w:sz="4"/>
+          <w:insideV w:val="single" w:color="auto" w:sz="4"/>
+        </w:tblBorders>
+      </w:tblPr>
+      <w:tblGrid>
+        <w:gridCol w:w="100"/>
+      </w:tblGrid>
+      <w:tr>
+        <w:tc>
+          <w:tcPr>
+            <w:shd w:fill="EEF4F8" w:color="auto" w:val="clear"/>
+            <w:tcMar>
+              <w:top w:type="dxa" w:w="120"/>
+              <w:left w:type="dxa" w:w="180"/>
+              <w:bottom w:type="dxa" w:w="120"/>
+              <w:right w:type="dxa" w:w="180"/>
+            </w:tcMar>
+          </w:tcPr>
+          <w:p>
+            <w:pPr>
               <w:spacing w:after="60"/>
             </w:pPr>
             <w:r>
@@ -3498,6 +4794,97 @@
           <w:szCs w:val="19"/>
         </w:rPr>
         <w:t xml:space="preserve">  — Discount: 0.35 × $80 = $28. Sale price: $80 − $28 = $52. Tax: 0.05 × $52 = $2.60. Final: $52 + $2.60 = $54.60.</w:t>
+      </w:r>
+    </w:p>
+    <w:p>
+      <w:pPr>
+        <w:pStyle w:val="Heading2"/>
+        <w:spacing w:after="80" w:before="180"/>
+      </w:pPr>
+      <w:r>
+        <w:rPr>
+          <w:b/>
+          <w:bCs/>
+          <w:color w:val="12355B"/>
+          <w:sz w:val="24"/>
+          <w:szCs w:val="24"/>
+        </w:rPr>
+        <w:t xml:space="preserve">Math Writing Criteria</w:t>
+      </w:r>
+    </w:p>
+    <w:p>
+      <w:pPr>
+        <w:spacing w:after="100"/>
+      </w:pPr>
+      <w:r>
+        <w:rPr>
+          <w:i/>
+          <w:iCs/>
+          <w:color w:val="5F6F80"/>
+          <w:sz w:val="19"/>
+          <w:szCs w:val="19"/>
+        </w:rPr>
+        <w:t xml:space="preserve">The support level changes the amount of language scaffolding, not the mathematical expectation.</w:t>
+      </w:r>
+    </w:p>
+    <w:p>
+      <w:pPr>
+        <w:spacing w:after="80"/>
+      </w:pPr>
+      <w:r>
+        <w:rPr>
+          <w:sz w:val="20"/>
+          <w:szCs w:val="20"/>
+        </w:rPr>
+        <w:t xml:space="preserve">☐  I answered the question.</w:t>
+      </w:r>
+    </w:p>
+    <w:p>
+      <w:pPr>
+        <w:spacing w:after="80"/>
+      </w:pPr>
+      <w:r>
+        <w:rPr>
+          <w:sz w:val="20"/>
+          <w:szCs w:val="20"/>
+        </w:rPr>
+        <w:t xml:space="preserve">☐  I used math evidence: numbers, an equation, a model, or a comparison.</w:t>
+      </w:r>
+    </w:p>
+    <w:p>
+      <w:pPr>
+        <w:spacing w:after="80"/>
+      </w:pPr>
+      <w:r>
+        <w:rPr>
+          <w:sz w:val="20"/>
+          <w:szCs w:val="20"/>
+        </w:rPr>
+        <w:t xml:space="preserve">☐  I explained how the evidence proves my answer.</w:t>
+      </w:r>
+    </w:p>
+    <w:p>
+      <w:pPr>
+        <w:spacing w:after="80"/>
+      </w:pPr>
+      <w:r>
+        <w:rPr>
+          <w:sz w:val="20"/>
+          <w:szCs w:val="20"/>
+        </w:rPr>
+        <w:t xml:space="preserve">☐  I used at least two math words.</w:t>
+      </w:r>
+    </w:p>
+    <w:p>
+      <w:pPr>
+        <w:spacing w:after="80"/>
+      </w:pPr>
+      <w:r>
+        <w:rPr>
+          <w:sz w:val="20"/>
+          <w:szCs w:val="20"/>
+        </w:rPr>
+        <w:t xml:space="preserve">☐  I reread complete sentences and punctuation.</w:t>
       </w:r>
     </w:p>
     <w:sectPr>

--- a/lessons/4-5/downloads/4-5-notes-teacher.docx
+++ b/lessons/4-5/downloads/4-5-notes-teacher.docx
@@ -30,7 +30,7 @@
           <w:sz w:val="44"/>
           <w:szCs w:val="44"/>
         </w:rPr>
-        <w:t xml:space="preserve">Use Percent to Solve Problems</w:t>
+        <w:t xml:space="preserve">Determine the Whole Given the Part and Percent</w:t>
       </w:r>
     </w:p>
     <w:p>
@@ -351,7 +351,7 @@
                 <w:sz w:val="24"/>
                 <w:szCs w:val="24"/>
               </w:rPr>
-              <w:t xml:space="preserve">Discount</w:t>
+              <w:t xml:space="preserve">Percent Problem Solving</w:t>
             </w:r>
             <w:r>
               <w:rPr>
@@ -361,7 +361,7 @@
                 <w:sz w:val="19"/>
                 <w:szCs w:val="19"/>
               </w:rPr>
-              <w:t xml:space="preserve">   Descuento</w:t>
+              <w:t xml:space="preserve">   Resolución de problemas con porcentajes</w:t>
             </w:r>
           </w:p>
           <w:p>
@@ -373,7 +373,7 @@
                 <w:sz w:val="21"/>
                 <w:szCs w:val="21"/>
               </w:rPr>
-              <w:t xml:space="preserve">Money taken off the first price to make it cheaper.</w:t>
+              <w:t xml:space="preserve">Use a percent to find a part, a whole, or a percent change in a real situation.</w:t>
             </w:r>
           </w:p>
           <w:p>
@@ -398,7 +398,7 @@
                 <w:sz w:val="18"/>
                 <w:szCs w:val="18"/>
               </w:rPr>
-              <w:t xml:space="preserve">20% off $50 → discount is $10</w:t>
+              <w:t xml:space="preserve">Sale price = original price − discount.</w:t>
             </w:r>
           </w:p>
         </w:tc>
@@ -505,7 +505,7 @@
                 <w:sz w:val="24"/>
                 <w:szCs w:val="24"/>
               </w:rPr>
-              <w:t xml:space="preserve">Markup</w:t>
+              <w:t xml:space="preserve">Discount</w:t>
             </w:r>
             <w:r>
               <w:rPr>
@@ -515,7 +515,7 @@
                 <w:sz w:val="19"/>
                 <w:szCs w:val="19"/>
               </w:rPr>
-              <w:t xml:space="preserve">   Recargo (margen)</w:t>
+              <w:t xml:space="preserve">   Descuento</w:t>
             </w:r>
           </w:p>
           <w:p>
@@ -527,7 +527,7 @@
                 <w:sz w:val="21"/>
                 <w:szCs w:val="21"/>
               </w:rPr>
-              <w:t xml:space="preserve">Money added to the cost to set the selling price.</w:t>
+              <w:t xml:space="preserve">Money taken off the first price to make it cheaper.</w:t>
             </w:r>
           </w:p>
           <w:p>
@@ -552,7 +552,7 @@
                 <w:sz w:val="18"/>
                 <w:szCs w:val="18"/>
               </w:rPr>
-              <w:t xml:space="preserve">A $30 item with 10% markup sells for $33</w:t>
+              <w:t xml:space="preserve">20% off $50 → discount is $10</w:t>
             </w:r>
           </w:p>
         </w:tc>
@@ -613,7 +613,7 @@
                           </pic:cNvPicPr>
                         </pic:nvPicPr>
                         <pic:blipFill>
-                          <a:blip r:embed="rId10" cstate="none"/>
+                          <a:blip r:embed="rId11" cstate="none"/>
                           <a:srcRect/>
                           <a:stretch>
                             <a:fillRect/>
@@ -659,7 +659,7 @@
                 <w:sz w:val="24"/>
                 <w:szCs w:val="24"/>
               </w:rPr>
-              <w:t xml:space="preserve">Tax</w:t>
+              <w:t xml:space="preserve">Markup</w:t>
             </w:r>
             <w:r>
               <w:rPr>
@@ -669,7 +669,7 @@
                 <w:sz w:val="19"/>
                 <w:szCs w:val="19"/>
               </w:rPr>
-              <w:t xml:space="preserve">   Impuesto</w:t>
+              <w:t xml:space="preserve">   Recargo (margen)</w:t>
             </w:r>
           </w:p>
           <w:p>
@@ -681,7 +681,7 @@
                 <w:sz w:val="21"/>
                 <w:szCs w:val="21"/>
               </w:rPr>
-              <w:t xml:space="preserve">Extra money added to a price for the government.</w:t>
+              <w:t xml:space="preserve">The extra amount a store adds to what it paid, found by taking a percent of that cost. Cost + markup = selling price.</w:t>
             </w:r>
           </w:p>
           <w:p>
@@ -706,7 +706,7 @@
                 <w:sz w:val="18"/>
                 <w:szCs w:val="18"/>
               </w:rPr>
-              <w:t xml:space="preserve">6% tax on $20 adds $1.20</w:t>
+              <w:t xml:space="preserve">Cost $30, 10% markup = $3, so it sells for $33</w:t>
             </w:r>
           </w:p>
         </w:tc>
@@ -767,7 +767,7 @@
                           </pic:cNvPicPr>
                         </pic:nvPicPr>
                         <pic:blipFill>
-                          <a:blip r:embed="rId10" cstate="none"/>
+                          <a:blip r:embed="rId12" cstate="none"/>
                           <a:srcRect/>
                           <a:stretch>
                             <a:fillRect/>
@@ -813,7 +813,7 @@
                 <w:sz w:val="24"/>
                 <w:szCs w:val="24"/>
               </w:rPr>
-              <w:t xml:space="preserve">Tip</w:t>
+              <w:t xml:space="preserve">Tax</w:t>
             </w:r>
             <w:r>
               <w:rPr>
@@ -823,7 +823,7 @@
                 <w:sz w:val="19"/>
                 <w:szCs w:val="19"/>
               </w:rPr>
-              <w:t xml:space="preserve">   Propina</w:t>
+              <w:t xml:space="preserve">   Impuesto</w:t>
             </w:r>
           </w:p>
           <w:p>
@@ -835,7 +835,7 @@
                 <w:sz w:val="21"/>
                 <w:szCs w:val="21"/>
               </w:rPr>
-              <w:t xml:space="preserve">Extra money you give for good service.</w:t>
+              <w:t xml:space="preserve">Extra money added to the price of a purchase for the government, found by taking a percent of the price. Price + tax = total.</w:t>
             </w:r>
           </w:p>
           <w:p>
@@ -860,7 +860,7 @@
                 <w:sz w:val="18"/>
                 <w:szCs w:val="18"/>
               </w:rPr>
-              <w:t xml:space="preserve">15% tip on $40 = $6</w:t>
+              <w:t xml:space="preserve">Price $20, 6% tax = $1.20, so you pay $21.20</w:t>
             </w:r>
           </w:p>
         </w:tc>
@@ -921,7 +921,161 @@
                           </pic:cNvPicPr>
                         </pic:nvPicPr>
                         <pic:blipFill>
-                          <a:blip r:embed="rId10" cstate="none"/>
+                          <a:blip r:embed="rId13" cstate="none"/>
+                          <a:srcRect/>
+                          <a:stretch>
+                            <a:fillRect/>
+                          </a:stretch>
+                        </pic:blipFill>
+                        <pic:spPr bwMode="auto">
+                          <a:xfrm>
+                            <a:off x="0" y="0"/>
+                            <a:ext cx="1047750" cy="790575"/>
+                          </a:xfrm>
+                          <a:prstGeom prst="rect">
+                            <a:avLst/>
+                          </a:prstGeom>
+                        </pic:spPr>
+                      </pic:pic>
+                    </a:graphicData>
+                  </a:graphic>
+                </wp:inline>
+              </w:drawing>
+            </w:r>
+          </w:p>
+        </w:tc>
+        <w:tc>
+          <w:tcPr>
+            <w:tcW w:type="dxa" w:w="7560"/>
+            <w:tcMar>
+              <w:top w:type="dxa" w:w="100"/>
+              <w:left w:type="dxa" w:w="40"/>
+              <w:bottom w:type="dxa" w:w="100"/>
+              <w:right w:type="dxa" w:w="40"/>
+            </w:tcMar>
+            <w:vAlign w:val="center"/>
+          </w:tcPr>
+          <w:p>
+            <w:pPr>
+              <w:spacing w:after="50"/>
+            </w:pPr>
+            <w:r>
+              <w:rPr>
+                <w:b/>
+                <w:bCs/>
+                <w:color w:val="12355B"/>
+                <w:sz w:val="24"/>
+                <w:szCs w:val="24"/>
+              </w:rPr>
+              <w:t xml:space="preserve">Tip</w:t>
+            </w:r>
+            <w:r>
+              <w:rPr>
+                <w:i/>
+                <w:iCs/>
+                <w:color w:val="5F6F80"/>
+                <w:sz w:val="19"/>
+                <w:szCs w:val="19"/>
+              </w:rPr>
+              <w:t xml:space="preserve">   Propina</w:t>
+            </w:r>
+          </w:p>
+          <w:p>
+            <w:pPr>
+              <w:spacing w:after="40"/>
+            </w:pPr>
+            <w:r>
+              <w:rPr>
+                <w:sz w:val="21"/>
+                <w:szCs w:val="21"/>
+              </w:rPr>
+              <w:t xml:space="preserve">Extra money you add for good service, found by taking a percent of the bill. Bill + tip = total.</w:t>
+            </w:r>
+          </w:p>
+          <w:p>
+            <w:pPr>
+              <w:spacing w:after="0"/>
+            </w:pPr>
+            <w:r>
+              <w:rPr>
+                <w:b/>
+                <w:bCs/>
+                <w:color w:val="1FA6A2"/>
+                <w:sz w:val="18"/>
+                <w:szCs w:val="18"/>
+              </w:rPr>
+              <w:t xml:space="preserve">Example:  </w:t>
+            </w:r>
+            <w:r>
+              <w:rPr>
+                <w:i/>
+                <w:iCs/>
+                <w:color w:val="5F6F80"/>
+                <w:sz w:val="18"/>
+                <w:szCs w:val="18"/>
+              </w:rPr>
+              <w:t xml:space="preserve">Bill $40, 15% tip = $6, so you pay $46</w:t>
+            </w:r>
+          </w:p>
+        </w:tc>
+      </w:tr>
+    </w:tbl>
+    <w:tbl>
+      <w:tblPr>
+        <w:tblW w:type="pct" w:w="100%"/>
+        <w:tblBorders>
+          <w:top w:val="none" w:color="FFFFFF" w:sz="0"/>
+          <w:left w:val="none" w:color="FFFFFF" w:sz="0"/>
+          <w:bottom w:val="single" w:color="C7D2DD" w:sz="4"/>
+          <w:right w:val="none" w:color="FFFFFF" w:sz="0"/>
+          <w:insideH w:val="none" w:color="FFFFFF" w:sz="0"/>
+          <w:insideV w:val="none" w:color="FFFFFF" w:sz="0"/>
+        </w:tblBorders>
+      </w:tblPr>
+      <w:tblGrid>
+        <w:gridCol w:w="1800"/>
+        <w:gridCol w:w="7560"/>
+      </w:tblGrid>
+      <w:tr>
+        <w:trPr>
+          <w:cantSplit/>
+        </w:trPr>
+        <w:tc>
+          <w:tcPr>
+            <w:tcW w:type="dxa" w:w="1800"/>
+            <w:tcMar>
+              <w:top w:type="dxa" w:w="100"/>
+              <w:left w:type="dxa" w:w="40"/>
+              <w:bottom w:type="dxa" w:w="100"/>
+              <w:right w:type="dxa" w:w="120"/>
+            </w:tcMar>
+            <w:vAlign w:val="center"/>
+          </w:tcPr>
+          <w:p>
+            <w:pPr>
+              <w:spacing w:after="0"/>
+              <w:jc w:val="center"/>
+            </w:pPr>
+            <w:r>
+              <w:drawing>
+                <wp:inline distT="0" distB="0" distL="0" distR="0">
+                  <wp:extent cx="1047750" cy="790575"/>
+                  <wp:effectExtent t="0" r="0" b="0" l="0"/>
+                  <wp:docPr id="1" name="" descr="" title=""/>
+                  <wp:cNvGraphicFramePr>
+                    <a:graphicFrameLocks xmlns:a="http://schemas.openxmlformats.org/drawingml/2006/main" noChangeAspect="1"/>
+                  </wp:cNvGraphicFramePr>
+                  <a:graphic xmlns:a="http://schemas.openxmlformats.org/drawingml/2006/main">
+                    <a:graphicData uri="http://schemas.openxmlformats.org/drawingml/2006/picture">
+                      <pic:pic xmlns:pic="http://schemas.openxmlformats.org/drawingml/2006/picture">
+                        <pic:nvPicPr>
+                          <pic:cNvPr id="0" name="" descr=""/>
+                          <pic:cNvPicPr>
+                            <a:picLocks noChangeAspect="1" noChangeArrowheads="1"/>
+                          </pic:cNvPicPr>
+                        </pic:nvPicPr>
+                        <pic:blipFill>
+                          <a:blip r:embed="rId14" cstate="none"/>
                           <a:srcRect/>
                           <a:stretch>
                             <a:fillRect/>
@@ -1106,7 +1260,7 @@
                 <w:sz w:val="21"/>
                 <w:szCs w:val="21"/>
               </w:rPr>
-              <w:t xml:space="preserve">Discount      •      Markup      •      Tax      •      Tip      •      Percent</w:t>
+              <w:t xml:space="preserve">Percent Problem Solving      •      Discount      •      Markup      •      Tax      •      Tip      •      Percent</w:t>
             </w:r>
           </w:p>
         </w:tc>
@@ -1139,7 +1293,7 @@
           <w:sz w:val="22"/>
           <w:szCs w:val="22"/>
         </w:rPr>
-        <w:t xml:space="preserve">An amount taken off the original price is a ___.</w:t>
+        <w:t xml:space="preserve">__________  —  Use a percent to find a part, a whole, or a percent change in a real situation.</w:t>
       </w:r>
     </w:p>
     <w:p>
@@ -1161,7 +1315,7 @@
           <w:sz w:val="22"/>
           <w:szCs w:val="22"/>
         </w:rPr>
-        <w:t xml:space="preserve">An amount added to a store's cost to set a higher selling price is a ___.</w:t>
+        <w:t xml:space="preserve">An amount taken off the original price is a ___.</w:t>
       </w:r>
     </w:p>
     <w:p>
@@ -1183,7 +1337,7 @@
           <w:sz w:val="22"/>
           <w:szCs w:val="22"/>
         </w:rPr>
-        <w:t xml:space="preserve">An extra percent added to a purchase that goes to the government is ___.</w:t>
+        <w:t xml:space="preserve">The percent a store adds to its cost to set a higher selling price is a ___.</w:t>
       </w:r>
     </w:p>
     <w:p>
@@ -1205,7 +1359,7 @@
           <w:sz w:val="22"/>
           <w:szCs w:val="22"/>
         </w:rPr>
-        <w:t xml:space="preserve">Extra money added for good service, often a percent of the bill, is a ___.</w:t>
+        <w:t xml:space="preserve">The percent added to a purchase that goes to the government is ___.</w:t>
       </w:r>
     </w:p>
     <w:p>
@@ -1221,6 +1375,28 @@
           <w:szCs w:val="22"/>
         </w:rPr>
         <w:t xml:space="preserve">5.  </w:t>
+      </w:r>
+      <w:r>
+        <w:rPr>
+          <w:sz w:val="22"/>
+          <w:szCs w:val="22"/>
+        </w:rPr>
+        <w:t xml:space="preserve">The percent of a bill you add for good service is a ___.</w:t>
+      </w:r>
+    </w:p>
+    <w:p>
+      <w:pPr>
+        <w:spacing w:after="120" w:before="80"/>
+      </w:pPr>
+      <w:r>
+        <w:rPr>
+          <w:b/>
+          <w:bCs/>
+          <w:color w:val="12355B"/>
+          <w:sz w:val="22"/>
+          <w:szCs w:val="22"/>
+        </w:rPr>
+        <w:t xml:space="preserve">6.  </w:t>
       </w:r>
       <w:r>
         <w:rPr>
@@ -1288,7 +1464,7 @@
           <w:sz w:val="19"/>
           <w:szCs w:val="19"/>
         </w:rPr>
-        <w:t xml:space="preserve">   explain</w:t>
+        <w:t xml:space="preserve">   justify</w:t>
       </w:r>
     </w:p>
     <w:tbl>
@@ -1327,7 +1503,7 @@
                 <w:sz w:val="21"/>
                 <w:szCs w:val="21"/>
               </w:rPr>
-              <w:t xml:space="preserve">In your table you found the discount, then the tax. Why do we calculate the tax on the price AFTER the discount instead of the original price?</w:t>
+              <w:t xml:space="preserve">Is your friend correct? Show your work to prove it?</w:t>
             </w:r>
           </w:p>
           <w:p>
@@ -1414,14 +1590,14 @@
           <w:sz w:val="20"/>
           <w:szCs w:val="20"/>
         </w:rPr>
-        <w:t xml:space="preserve">Discount — </w:t>
+        <w:t xml:space="preserve">Percent Problem Solving — </w:t>
       </w:r>
       <w:r>
         <w:rPr>
           <w:sz w:val="20"/>
           <w:szCs w:val="20"/>
         </w:rPr>
-        <w:t xml:space="preserve">Money taken off the first price to make it cheaper.</w:t>
+        <w:t xml:space="preserve">Use a percent to find a part, a whole, or a percent change in a real situation.</w:t>
       </w:r>
       <w:r>
         <w:rPr>
@@ -1432,7 +1608,7 @@
           <w:szCs w:val="18"/>
         </w:rPr>
         <w:br/>
-        <w:t xml:space="preserve">Descuento — Dinero que se quita del precio original para que sea más barato.</w:t>
+        <w:t xml:space="preserve">Resolución de problemas con porcentajes — Usar un porcentaje para hallar una parte, un total o un cambio porcentual en una situación real.</w:t>
       </w:r>
     </w:p>
     <w:p>
@@ -1457,14 +1633,14 @@
           <w:sz w:val="20"/>
           <w:szCs w:val="20"/>
         </w:rPr>
-        <w:t xml:space="preserve">Markup — </w:t>
+        <w:t xml:space="preserve">Discount — </w:t>
       </w:r>
       <w:r>
         <w:rPr>
           <w:sz w:val="20"/>
           <w:szCs w:val="20"/>
         </w:rPr>
-        <w:t xml:space="preserve">Money added to the cost to set the selling price.</w:t>
+        <w:t xml:space="preserve">Money taken off the first price to make it cheaper.</w:t>
       </w:r>
       <w:r>
         <w:rPr>
@@ -1475,7 +1651,7 @@
           <w:szCs w:val="18"/>
         </w:rPr>
         <w:br/>
-        <w:t xml:space="preserve">Recargo (margen) — Dinero que se suma al costo para fijar el precio de venta.</w:t>
+        <w:t xml:space="preserve">Descuento — Dinero que se quita del precio original para que sea más barato.</w:t>
       </w:r>
     </w:p>
     <w:p>
@@ -1500,14 +1676,14 @@
           <w:sz w:val="20"/>
           <w:szCs w:val="20"/>
         </w:rPr>
-        <w:t xml:space="preserve">Tax — </w:t>
+        <w:t xml:space="preserve">Markup — </w:t>
       </w:r>
       <w:r>
         <w:rPr>
           <w:sz w:val="20"/>
           <w:szCs w:val="20"/>
         </w:rPr>
-        <w:t xml:space="preserve">Extra money added to a price for the government.</w:t>
+        <w:t xml:space="preserve">The extra amount a store adds to what it paid, found by taking a percent of that cost. Cost + markup = selling price.</w:t>
       </w:r>
       <w:r>
         <w:rPr>
@@ -1518,7 +1694,7 @@
           <w:szCs w:val="18"/>
         </w:rPr>
         <w:br/>
-        <w:t xml:space="preserve">Impuesto — Dinero extra que se suma a un precio para el gobierno.</w:t>
+        <w:t xml:space="preserve">Recargo (margen) — La cantidad extra que una tienda suma a lo que pagó, hallada tomando un porcentaje de ese costo. Costo + recargo = precio de venta.</w:t>
       </w:r>
     </w:p>
     <w:p>
@@ -1543,14 +1719,14 @@
           <w:sz w:val="20"/>
           <w:szCs w:val="20"/>
         </w:rPr>
-        <w:t xml:space="preserve">Percent — </w:t>
+        <w:t xml:space="preserve">Tax — </w:t>
       </w:r>
       <w:r>
         <w:rPr>
           <w:sz w:val="20"/>
           <w:szCs w:val="20"/>
         </w:rPr>
-        <w:t xml:space="preserve">A way to compare a number to 100, shown with the % sign.</w:t>
+        <w:t xml:space="preserve">Extra money added to the price of a purchase for the government, found by taking a percent of the price. Price + tax = total.</w:t>
       </w:r>
       <w:r>
         <w:rPr>
@@ -1561,7 +1737,7 @@
           <w:szCs w:val="18"/>
         </w:rPr>
         <w:br/>
-        <w:t xml:space="preserve">Porcentaje — Una manera de comparar un número con 100, con el signo %.</w:t>
+        <w:t xml:space="preserve">Impuesto — Dinero extra que se suma al precio de una compra para el gobierno, hallado tomando un porcentaje del precio. Precio + impuesto = total.</w:t>
       </w:r>
     </w:p>
     <w:p>
@@ -1593,7 +1769,7 @@
           <w:sz w:val="20"/>
           <w:szCs w:val="20"/>
         </w:rPr>
-        <w:t xml:space="preserve">Extra money you give for good service.</w:t>
+        <w:t xml:space="preserve">Extra money you add for good service, found by taking a percent of the bill. Bill + tip = total.</w:t>
       </w:r>
       <w:r>
         <w:rPr>
@@ -1604,7 +1780,7 @@
           <w:szCs w:val="18"/>
         </w:rPr>
         <w:br/>
-        <w:t xml:space="preserve">Propina — Dinero extra que das por un buen servicio.</w:t>
+        <w:t xml:space="preserve">Propina — Dinero extra que agregas por un buen servicio, hallado tomando un porcentaje de la cuenta. Cuenta + propina = total.</w:t>
       </w:r>
     </w:p>
     <w:tbl>
@@ -1665,7 +1841,7 @@
                 <w:sz w:val="21"/>
                 <w:szCs w:val="21"/>
               </w:rPr>
-              <w:t xml:space="preserve">I find the discount first because ___.</w:t>
+              <w:t xml:space="preserve">First I find the discount: 30% of $50 = $___. The sale price is $50 − $___ = $___. Then I add 6% tax: $___ × 0.06 = $___. The total is $___ + $___ = $___.</w:t>
             </w:r>
             <w:r>
               <w:rPr>
@@ -1676,7 +1852,7 @@
                 <w:szCs w:val="19"/>
               </w:rPr>
               <w:br/>
-              <w:t xml:space="preserve">Primero hallo el descuento porque ___.</w:t>
+              <w:t xml:space="preserve">Di tu respuesta primero: Mi respuesta es ___ porque ___.</w:t>
             </w:r>
           </w:p>
         </w:tc>
@@ -1878,7 +2054,20 @@
           <w:sz w:val="21"/>
           <w:szCs w:val="21"/>
         </w:rPr>
-        <w:t xml:space="preserve">I find the discount first because ___.</w:t>
+        <w:t xml:space="preserve">First I find the discount: 30% of $50 = $___. The sale price is $50 − $___ = $___. Then I add 6% tax: $___ × 0.06 = $___. The total is $___ + $___ = $___.</w:t>
+      </w:r>
+    </w:p>
+    <w:p>
+      <w:pPr>
+        <w:spacing w:after="60"/>
+      </w:pPr>
+      <w:r>
+        <w:rPr>
+          <w:color w:val="1A2733"/>
+          <w:sz w:val="21"/>
+          <w:szCs w:val="21"/>
+        </w:rPr>
+        <w:t xml:space="preserve">My answer is ___.</w:t>
       </w:r>
       <w:r>
         <w:rPr>
@@ -1889,31 +2078,7 @@
           <w:szCs w:val="19"/>
         </w:rPr>
         <w:br/>
-        <w:t xml:space="preserve">Primero hallo el descuento porque ___.</w:t>
-      </w:r>
-    </w:p>
-    <w:p>
-      <w:pPr>
-        <w:spacing w:after="60"/>
-      </w:pPr>
-      <w:r>
-        <w:rPr>
-          <w:color w:val="1A2733"/>
-          <w:sz w:val="21"/>
-          <w:szCs w:val="21"/>
-        </w:rPr>
-        <w:t xml:space="preserve">Then I take 5% tax on the ___ price, which is ___.</w:t>
-      </w:r>
-      <w:r>
-        <w:rPr>
-          <w:i/>
-          <w:iCs/>
-          <w:color w:val="5F6F80"/>
-          <w:sz w:val="19"/>
-          <w:szCs w:val="19"/>
-        </w:rPr>
-        <w:br/>
-        <w:t xml:space="preserve">Luego tomo 5% de impuesto sobre el precio ___, que es ___.</w:t>
+        <w:t xml:space="preserve">Mi respuesta es ___.</w:t>
       </w:r>
     </w:p>
     <w:tbl>
@@ -4416,6 +4581,27 @@
           <w:sz w:val="21"/>
           <w:szCs w:val="21"/>
         </w:rPr>
+        <w:t xml:space="preserve">Percent Problem Solving</w:t>
+      </w:r>
+    </w:p>
+    <w:p>
+      <w:pPr>
+        <w:spacing w:after="80"/>
+      </w:pPr>
+      <w:r>
+        <w:rPr>
+          <w:b/>
+          <w:bCs/>
+          <w:sz w:val="21"/>
+          <w:szCs w:val="21"/>
+        </w:rPr>
+        <w:t xml:space="preserve">Notes 2:  </w:t>
+      </w:r>
+      <w:r>
+        <w:rPr>
+          <w:sz w:val="21"/>
+          <w:szCs w:val="21"/>
+        </w:rPr>
         <w:t xml:space="preserve">Discount</w:t>
       </w:r>
     </w:p>
@@ -4430,7 +4616,7 @@
           <w:sz w:val="21"/>
           <w:szCs w:val="21"/>
         </w:rPr>
-        <w:t xml:space="preserve">Notes 2:  </w:t>
+        <w:t xml:space="preserve">Notes 3:  </w:t>
       </w:r>
       <w:r>
         <w:rPr>
@@ -4451,7 +4637,7 @@
           <w:sz w:val="21"/>
           <w:szCs w:val="21"/>
         </w:rPr>
-        <w:t xml:space="preserve">Notes 3:  </w:t>
+        <w:t xml:space="preserve">Notes 4:  </w:t>
       </w:r>
       <w:r>
         <w:rPr>
@@ -4472,7 +4658,7 @@
           <w:sz w:val="21"/>
           <w:szCs w:val="21"/>
         </w:rPr>
-        <w:t xml:space="preserve">Notes 4:  </w:t>
+        <w:t xml:space="preserve">Notes 5:  </w:t>
       </w:r>
       <w:r>
         <w:rPr>
@@ -4493,7 +4679,7 @@
           <w:sz w:val="21"/>
           <w:szCs w:val="21"/>
         </w:rPr>
-        <w:t xml:space="preserve">Notes 5:  </w:t>
+        <w:t xml:space="preserve">Notes 6:  </w:t>
       </w:r>
       <w:r>
         <w:rPr>
@@ -5064,7 +5250,7 @@
         <w:sz w:val="16"/>
         <w:szCs w:val="16"/>
       </w:rPr>
-      <w:t xml:space="preserve">Unit 4  ·  Lesson 5  ·  Use Percent to Solve Problems</w:t>
+      <w:t xml:space="preserve">Unit 4  ·  Lesson 5  ·  Determine the Whole Given the Part and Percent</w:t>
     </w:r>
   </w:p>
 </w:hdr>

--- a/lessons/4-5/downloads/4-5-notes-teacher.docx
+++ b/lessons/4-5/downloads/4-5-notes-teacher.docx
@@ -180,7 +180,7 @@
                 <w:sz w:val="20"/>
                 <w:szCs w:val="20"/>
               </w:rPr>
-              <w:t xml:space="preserve">I can solve problems involving discounts, markups, tax, and tips using percents.</w:t>
+              <w:t xml:space="preserve">I can determine the whole when I know a part and the percent that part represents.</w:t>
             </w:r>
           </w:p>
           <w:p>
@@ -202,7 +202,7 @@
                 <w:sz w:val="20"/>
                 <w:szCs w:val="20"/>
               </w:rPr>
-              <w:t xml:space="preserve">I can explain my solution using the words discount, markup, tax, tip, and percent.</w:t>
+              <w:t xml:space="preserve">I can explain how I found the whole using the words part, whole, percent, and equation.</w:t>
             </w:r>
           </w:p>
         </w:tc>
@@ -351,7 +351,7 @@
                 <w:sz w:val="24"/>
                 <w:szCs w:val="24"/>
               </w:rPr>
-              <w:t xml:space="preserve">Percent Problem Solving</w:t>
+              <w:t xml:space="preserve">Determine the Whole Given the Part and Percent</w:t>
             </w:r>
             <w:r>
               <w:rPr>
@@ -361,7 +361,7 @@
                 <w:sz w:val="19"/>
                 <w:szCs w:val="19"/>
               </w:rPr>
-              <w:t xml:space="preserve">   Resolución de problemas con porcentajes</w:t>
+              <w:t xml:space="preserve">   Hallar el total dados la parte y el porcentaje</w:t>
             </w:r>
           </w:p>
           <w:p>
@@ -373,7 +373,7 @@
                 <w:sz w:val="21"/>
                 <w:szCs w:val="21"/>
               </w:rPr>
-              <w:t xml:space="preserve">Use a percent to find a part, a whole, or a percent change in a real situation.</w:t>
+              <w:t xml:space="preserve">Working backwards from a part and its percent to find the whole amount it came from.</w:t>
             </w:r>
           </w:p>
           <w:p>
@@ -398,7 +398,7 @@
                 <w:sz w:val="18"/>
                 <w:szCs w:val="18"/>
               </w:rPr>
-              <w:t xml:space="preserve">Sale price = original price − discount.</w:t>
+              <w:t xml:space="preserve">$42 is 60% of what? → $70</w:t>
             </w:r>
           </w:p>
         </w:tc>
@@ -505,7 +505,7 @@
                 <w:sz w:val="24"/>
                 <w:szCs w:val="24"/>
               </w:rPr>
-              <w:t xml:space="preserve">Discount</w:t>
+              <w:t xml:space="preserve">Part</w:t>
             </w:r>
             <w:r>
               <w:rPr>
@@ -515,7 +515,7 @@
                 <w:sz w:val="19"/>
                 <w:szCs w:val="19"/>
               </w:rPr>
-              <w:t xml:space="preserve">   Descuento</w:t>
+              <w:t xml:space="preserve">   Parte</w:t>
             </w:r>
           </w:p>
           <w:p>
@@ -527,7 +527,7 @@
                 <w:sz w:val="21"/>
                 <w:szCs w:val="21"/>
               </w:rPr>
-              <w:t xml:space="preserve">Money taken off the first price to make it cheaper.</w:t>
+              <w:t xml:space="preserve">The amount you already know — the piece of the whole that the percent describes.</w:t>
             </w:r>
           </w:p>
           <w:p>
@@ -552,7 +552,161 @@
                 <w:sz w:val="18"/>
                 <w:szCs w:val="18"/>
               </w:rPr>
-              <w:t xml:space="preserve">20% off $50 → discount is $10</w:t>
+              <w:t xml:space="preserve">The $42 sale price is the part</w:t>
+            </w:r>
+          </w:p>
+        </w:tc>
+      </w:tr>
+    </w:tbl>
+    <w:tbl>
+      <w:tblPr>
+        <w:tblW w:type="pct" w:w="100%"/>
+        <w:tblBorders>
+          <w:top w:val="none" w:color="FFFFFF" w:sz="0"/>
+          <w:left w:val="none" w:color="FFFFFF" w:sz="0"/>
+          <w:bottom w:val="single" w:color="C7D2DD" w:sz="4"/>
+          <w:right w:val="none" w:color="FFFFFF" w:sz="0"/>
+          <w:insideH w:val="none" w:color="FFFFFF" w:sz="0"/>
+          <w:insideV w:val="none" w:color="FFFFFF" w:sz="0"/>
+        </w:tblBorders>
+      </w:tblPr>
+      <w:tblGrid>
+        <w:gridCol w:w="1800"/>
+        <w:gridCol w:w="7560"/>
+      </w:tblGrid>
+      <w:tr>
+        <w:trPr>
+          <w:cantSplit/>
+        </w:trPr>
+        <w:tc>
+          <w:tcPr>
+            <w:tcW w:type="dxa" w:w="1800"/>
+            <w:tcMar>
+              <w:top w:type="dxa" w:w="100"/>
+              <w:left w:type="dxa" w:w="40"/>
+              <w:bottom w:type="dxa" w:w="100"/>
+              <w:right w:type="dxa" w:w="120"/>
+            </w:tcMar>
+            <w:vAlign w:val="center"/>
+          </w:tcPr>
+          <w:p>
+            <w:pPr>
+              <w:spacing w:after="0"/>
+              <w:jc w:val="center"/>
+            </w:pPr>
+            <w:r>
+              <w:drawing>
+                <wp:inline distT="0" distB="0" distL="0" distR="0">
+                  <wp:extent cx="1047750" cy="790575"/>
+                  <wp:effectExtent t="0" r="0" b="0" l="0"/>
+                  <wp:docPr id="1" name="" descr="" title=""/>
+                  <wp:cNvGraphicFramePr>
+                    <a:graphicFrameLocks xmlns:a="http://schemas.openxmlformats.org/drawingml/2006/main" noChangeAspect="1"/>
+                  </wp:cNvGraphicFramePr>
+                  <a:graphic xmlns:a="http://schemas.openxmlformats.org/drawingml/2006/main">
+                    <a:graphicData uri="http://schemas.openxmlformats.org/drawingml/2006/picture">
+                      <pic:pic xmlns:pic="http://schemas.openxmlformats.org/drawingml/2006/picture">
+                        <pic:nvPicPr>
+                          <pic:cNvPr id="0" name="" descr=""/>
+                          <pic:cNvPicPr>
+                            <a:picLocks noChangeAspect="1" noChangeArrowheads="1"/>
+                          </pic:cNvPicPr>
+                        </pic:nvPicPr>
+                        <pic:blipFill>
+                          <a:blip r:embed="rId9" cstate="none"/>
+                          <a:srcRect/>
+                          <a:stretch>
+                            <a:fillRect/>
+                          </a:stretch>
+                        </pic:blipFill>
+                        <pic:spPr bwMode="auto">
+                          <a:xfrm>
+                            <a:off x="0" y="0"/>
+                            <a:ext cx="1047750" cy="790575"/>
+                          </a:xfrm>
+                          <a:prstGeom prst="rect">
+                            <a:avLst/>
+                          </a:prstGeom>
+                        </pic:spPr>
+                      </pic:pic>
+                    </a:graphicData>
+                  </a:graphic>
+                </wp:inline>
+              </w:drawing>
+            </w:r>
+          </w:p>
+        </w:tc>
+        <w:tc>
+          <w:tcPr>
+            <w:tcW w:type="dxa" w:w="7560"/>
+            <w:tcMar>
+              <w:top w:type="dxa" w:w="100"/>
+              <w:left w:type="dxa" w:w="40"/>
+              <w:bottom w:type="dxa" w:w="100"/>
+              <w:right w:type="dxa" w:w="40"/>
+            </w:tcMar>
+            <w:vAlign w:val="center"/>
+          </w:tcPr>
+          <w:p>
+            <w:pPr>
+              <w:spacing w:after="50"/>
+            </w:pPr>
+            <w:r>
+              <w:rPr>
+                <w:b/>
+                <w:bCs/>
+                <w:color w:val="12355B"/>
+                <w:sz w:val="24"/>
+                <w:szCs w:val="24"/>
+              </w:rPr>
+              <w:t xml:space="preserve">Whole</w:t>
+            </w:r>
+            <w:r>
+              <w:rPr>
+                <w:i/>
+                <w:iCs/>
+                <w:color w:val="5F6F80"/>
+                <w:sz w:val="19"/>
+                <w:szCs w:val="19"/>
+              </w:rPr>
+              <w:t xml:space="preserve">   Total</w:t>
+            </w:r>
+          </w:p>
+          <w:p>
+            <w:pPr>
+              <w:spacing w:after="40"/>
+            </w:pPr>
+            <w:r>
+              <w:rPr>
+                <w:sz w:val="21"/>
+                <w:szCs w:val="21"/>
+              </w:rPr>
+              <w:t xml:space="preserve">The full amount the percent is measured against. The whole is always 100%.</w:t>
+            </w:r>
+          </w:p>
+          <w:p>
+            <w:pPr>
+              <w:spacing w:after="0"/>
+            </w:pPr>
+            <w:r>
+              <w:rPr>
+                <w:b/>
+                <w:bCs/>
+                <w:color w:val="1FA6A2"/>
+                <w:sz w:val="18"/>
+                <w:szCs w:val="18"/>
+              </w:rPr>
+              <w:t xml:space="preserve">Example:  </w:t>
+            </w:r>
+            <w:r>
+              <w:rPr>
+                <w:i/>
+                <w:iCs/>
+                <w:color w:val="5F6F80"/>
+                <w:sz w:val="18"/>
+                <w:szCs w:val="18"/>
+              </w:rPr>
+              <w:t xml:space="preserve">The original price is the whole = 100%</w:t>
             </w:r>
           </w:p>
         </w:tc>
@@ -659,7 +813,7 @@
                 <w:sz w:val="24"/>
                 <w:szCs w:val="24"/>
               </w:rPr>
-              <w:t xml:space="preserve">Markup</w:t>
+              <w:t xml:space="preserve">Double number line</w:t>
             </w:r>
             <w:r>
               <w:rPr>
@@ -669,7 +823,7 @@
                 <w:sz w:val="19"/>
                 <w:szCs w:val="19"/>
               </w:rPr>
-              <w:t xml:space="preserve">   Recargo (margen)</w:t>
+              <w:t xml:space="preserve">   Recta numérica doble</w:t>
             </w:r>
           </w:p>
           <w:p>
@@ -681,7 +835,7 @@
                 <w:sz w:val="21"/>
                 <w:szCs w:val="21"/>
               </w:rPr>
-              <w:t xml:space="preserve">The extra amount a store adds to what it paid, found by taking a percent of that cost. Cost + markup = selling price.</w:t>
+              <w:t xml:space="preserve">Two lines lined up — dollars on one, percents on the other — so matching marks show the same amount two ways.</w:t>
             </w:r>
           </w:p>
           <w:p>
@@ -706,7 +860,7 @@
                 <w:sz w:val="18"/>
                 <w:szCs w:val="18"/>
               </w:rPr>
-              <w:t xml:space="preserve">Cost $30, 10% markup = $3, so it sells for $33</w:t>
+              <w:t xml:space="preserve">$0, $7, $42, $70 above 0%, 10%, 60%, 100%</w:t>
             </w:r>
           </w:p>
         </w:tc>
@@ -813,7 +967,7 @@
                 <w:sz w:val="24"/>
                 <w:szCs w:val="24"/>
               </w:rPr>
-              <w:t xml:space="preserve">Tax</w:t>
+              <w:t xml:space="preserve">Equation</w:t>
             </w:r>
             <w:r>
               <w:rPr>
@@ -823,7 +977,7 @@
                 <w:sz w:val="19"/>
                 <w:szCs w:val="19"/>
               </w:rPr>
-              <w:t xml:space="preserve">   Impuesto</w:t>
+              <w:t xml:space="preserve">   Ecuación</w:t>
             </w:r>
           </w:p>
           <w:p>
@@ -835,7 +989,7 @@
                 <w:sz w:val="21"/>
                 <w:szCs w:val="21"/>
               </w:rPr>
-              <w:t xml:space="preserve">Extra money added to the price of a purchase for the government, found by taking a percent of the price. Price + tax = total.</w:t>
+              <w:t xml:space="preserve">A math sentence with an equal sign. Here it says percent × whole = part, with the whole unknown.</w:t>
             </w:r>
           </w:p>
           <w:p>
@@ -860,7 +1014,7 @@
                 <w:sz w:val="18"/>
                 <w:szCs w:val="18"/>
               </w:rPr>
-              <w:t xml:space="preserve">Price $20, 6% tax = $1.20, so you pay $21.20</w:t>
+              <w:t xml:space="preserve">0.7v = 26,600 — the percent times the unknown whole equals the part</w:t>
             </w:r>
           </w:p>
         </w:tc>
@@ -967,7 +1121,7 @@
                 <w:sz w:val="24"/>
                 <w:szCs w:val="24"/>
               </w:rPr>
-              <w:t xml:space="preserve">Tip</w:t>
+              <w:t xml:space="preserve">Percent</w:t>
             </w:r>
             <w:r>
               <w:rPr>
@@ -977,7 +1131,7 @@
                 <w:sz w:val="19"/>
                 <w:szCs w:val="19"/>
               </w:rPr>
-              <w:t xml:space="preserve">   Propina</w:t>
+              <w:t xml:space="preserve">   Porcentaje</w:t>
             </w:r>
           </w:p>
           <w:p>
@@ -989,7 +1143,7 @@
                 <w:sz w:val="21"/>
                 <w:szCs w:val="21"/>
               </w:rPr>
-              <w:t xml:space="preserve">Extra money you add for good service, found by taking a percent of the bill. Bill + tip = total.</w:t>
+              <w:t xml:space="preserve">A ratio comparing a number to 100. To compute with it, write it in decimal form: 60% = 0.6.</w:t>
             </w:r>
           </w:p>
           <w:p>
@@ -1014,161 +1168,7 @@
                 <w:sz w:val="18"/>
                 <w:szCs w:val="18"/>
               </w:rPr>
-              <w:t xml:space="preserve">Bill $40, 15% tip = $6, so you pay $46</w:t>
-            </w:r>
-          </w:p>
-        </w:tc>
-      </w:tr>
-    </w:tbl>
-    <w:tbl>
-      <w:tblPr>
-        <w:tblW w:type="pct" w:w="100%"/>
-        <w:tblBorders>
-          <w:top w:val="none" w:color="FFFFFF" w:sz="0"/>
-          <w:left w:val="none" w:color="FFFFFF" w:sz="0"/>
-          <w:bottom w:val="single" w:color="C7D2DD" w:sz="4"/>
-          <w:right w:val="none" w:color="FFFFFF" w:sz="0"/>
-          <w:insideH w:val="none" w:color="FFFFFF" w:sz="0"/>
-          <w:insideV w:val="none" w:color="FFFFFF" w:sz="0"/>
-        </w:tblBorders>
-      </w:tblPr>
-      <w:tblGrid>
-        <w:gridCol w:w="1800"/>
-        <w:gridCol w:w="7560"/>
-      </w:tblGrid>
-      <w:tr>
-        <w:trPr>
-          <w:cantSplit/>
-        </w:trPr>
-        <w:tc>
-          <w:tcPr>
-            <w:tcW w:type="dxa" w:w="1800"/>
-            <w:tcMar>
-              <w:top w:type="dxa" w:w="100"/>
-              <w:left w:type="dxa" w:w="40"/>
-              <w:bottom w:type="dxa" w:w="100"/>
-              <w:right w:type="dxa" w:w="120"/>
-            </w:tcMar>
-            <w:vAlign w:val="center"/>
-          </w:tcPr>
-          <w:p>
-            <w:pPr>
-              <w:spacing w:after="0"/>
-              <w:jc w:val="center"/>
-            </w:pPr>
-            <w:r>
-              <w:drawing>
-                <wp:inline distT="0" distB="0" distL="0" distR="0">
-                  <wp:extent cx="1047750" cy="790575"/>
-                  <wp:effectExtent t="0" r="0" b="0" l="0"/>
-                  <wp:docPr id="1" name="" descr="" title=""/>
-                  <wp:cNvGraphicFramePr>
-                    <a:graphicFrameLocks xmlns:a="http://schemas.openxmlformats.org/drawingml/2006/main" noChangeAspect="1"/>
-                  </wp:cNvGraphicFramePr>
-                  <a:graphic xmlns:a="http://schemas.openxmlformats.org/drawingml/2006/main">
-                    <a:graphicData uri="http://schemas.openxmlformats.org/drawingml/2006/picture">
-                      <pic:pic xmlns:pic="http://schemas.openxmlformats.org/drawingml/2006/picture">
-                        <pic:nvPicPr>
-                          <pic:cNvPr id="0" name="" descr=""/>
-                          <pic:cNvPicPr>
-                            <a:picLocks noChangeAspect="1" noChangeArrowheads="1"/>
-                          </pic:cNvPicPr>
-                        </pic:nvPicPr>
-                        <pic:blipFill>
-                          <a:blip r:embed="rId14" cstate="none"/>
-                          <a:srcRect/>
-                          <a:stretch>
-                            <a:fillRect/>
-                          </a:stretch>
-                        </pic:blipFill>
-                        <pic:spPr bwMode="auto">
-                          <a:xfrm>
-                            <a:off x="0" y="0"/>
-                            <a:ext cx="1047750" cy="790575"/>
-                          </a:xfrm>
-                          <a:prstGeom prst="rect">
-                            <a:avLst/>
-                          </a:prstGeom>
-                        </pic:spPr>
-                      </pic:pic>
-                    </a:graphicData>
-                  </a:graphic>
-                </wp:inline>
-              </w:drawing>
-            </w:r>
-          </w:p>
-        </w:tc>
-        <w:tc>
-          <w:tcPr>
-            <w:tcW w:type="dxa" w:w="7560"/>
-            <w:tcMar>
-              <w:top w:type="dxa" w:w="100"/>
-              <w:left w:type="dxa" w:w="40"/>
-              <w:bottom w:type="dxa" w:w="100"/>
-              <w:right w:type="dxa" w:w="40"/>
-            </w:tcMar>
-            <w:vAlign w:val="center"/>
-          </w:tcPr>
-          <w:p>
-            <w:pPr>
-              <w:spacing w:after="50"/>
-            </w:pPr>
-            <w:r>
-              <w:rPr>
-                <w:b/>
-                <w:bCs/>
-                <w:color w:val="12355B"/>
-                <w:sz w:val="24"/>
-                <w:szCs w:val="24"/>
-              </w:rPr>
-              <w:t xml:space="preserve">Percent</w:t>
-            </w:r>
-            <w:r>
-              <w:rPr>
-                <w:i/>
-                <w:iCs/>
-                <w:color w:val="5F6F80"/>
-                <w:sz w:val="19"/>
-                <w:szCs w:val="19"/>
-              </w:rPr>
-              <w:t xml:space="preserve">   Porcentaje</w:t>
-            </w:r>
-          </w:p>
-          <w:p>
-            <w:pPr>
-              <w:spacing w:after="40"/>
-            </w:pPr>
-            <w:r>
-              <w:rPr>
-                <w:sz w:val="21"/>
-                <w:szCs w:val="21"/>
-              </w:rPr>
-              <w:t xml:space="preserve">A way to compare a number to 100, shown with the % sign.</w:t>
-            </w:r>
-          </w:p>
-          <w:p>
-            <w:pPr>
-              <w:spacing w:after="0"/>
-            </w:pPr>
-            <w:r>
-              <w:rPr>
-                <w:b/>
-                <w:bCs/>
-                <w:color w:val="1FA6A2"/>
-                <w:sz w:val="18"/>
-                <w:szCs w:val="18"/>
-              </w:rPr>
-              <w:t xml:space="preserve">Example:  </w:t>
-            </w:r>
-            <w:r>
-              <w:rPr>
-                <w:i/>
-                <w:iCs/>
-                <w:color w:val="5F6F80"/>
-                <w:sz w:val="18"/>
-                <w:szCs w:val="18"/>
-              </w:rPr>
-              <w:t xml:space="preserve">50% means 50 out of 100</w:t>
+              <w:t xml:space="preserve">60% = 0.6 · 70% = 0.7</w:t>
             </w:r>
           </w:p>
         </w:tc>
@@ -1260,7 +1260,7 @@
                 <w:sz w:val="21"/>
                 <w:szCs w:val="21"/>
               </w:rPr>
-              <w:t xml:space="preserve">Percent Problem Solving      •      Discount      •      Markup      •      Tax      •      Tip      •      Percent</w:t>
+              <w:t xml:space="preserve">Determine the Whole Given the Part and Percent      •      Part      •      Whole      •      Double number line      •      Equation      •      Percent</w:t>
             </w:r>
           </w:p>
         </w:tc>
@@ -1293,7 +1293,7 @@
           <w:sz w:val="22"/>
           <w:szCs w:val="22"/>
         </w:rPr>
-        <w:t xml:space="preserve">__________  —  Use a percent to find a part, a whole, or a percent change in a real situation.</w:t>
+        <w:t xml:space="preserve">Working backwards from a part and its percent finds the ___.</w:t>
       </w:r>
     </w:p>
     <w:p>
@@ -1315,7 +1315,7 @@
           <w:sz w:val="22"/>
           <w:szCs w:val="22"/>
         </w:rPr>
-        <w:t xml:space="preserve">An amount taken off the original price is a ___.</w:t>
+        <w:t xml:space="preserve">How much of the base you get — your answer — is the ___.</w:t>
       </w:r>
     </w:p>
     <w:p>
@@ -1337,7 +1337,7 @@
           <w:sz w:val="22"/>
           <w:szCs w:val="22"/>
         </w:rPr>
-        <w:t xml:space="preserve">The percent a store adds to its cost to set a higher selling price is a ___.</w:t>
+        <w:t xml:space="preserve">The full amount a percent is measured against is always ___%.</w:t>
       </w:r>
     </w:p>
     <w:p>
@@ -1359,7 +1359,7 @@
           <w:sz w:val="22"/>
           <w:szCs w:val="22"/>
         </w:rPr>
-        <w:t xml:space="preserve">The percent added to a purchase that goes to the government is ___.</w:t>
+        <w:t xml:space="preserve">Two parallel lines pairing amounts with their percents form a ___ ___ ___.</w:t>
       </w:r>
     </w:p>
     <w:p>
@@ -1381,7 +1381,7 @@
           <w:sz w:val="22"/>
           <w:szCs w:val="22"/>
         </w:rPr>
-        <w:t xml:space="preserve">The percent of a bill you add for good service is a ___.</w:t>
+        <w:t xml:space="preserve">The percent number sentence is part = ___ × ___.</w:t>
       </w:r>
     </w:p>
     <w:p>
@@ -1403,7 +1403,7 @@
           <w:sz w:val="22"/>
           <w:szCs w:val="22"/>
         </w:rPr>
-        <w:t xml:space="preserve">A number out of 100 is a ___.</w:t>
+        <w:t xml:space="preserve">The word that means “per hundred” is ___.</w:t>
       </w:r>
     </w:p>
     <w:p>
@@ -1464,7 +1464,7 @@
           <w:sz w:val="19"/>
           <w:szCs w:val="19"/>
         </w:rPr>
-        <w:t xml:space="preserve">   justify</w:t>
+        <w:t xml:space="preserve">   explain</w:t>
       </w:r>
     </w:p>
     <w:tbl>
@@ -1503,7 +1503,7 @@
                 <w:sz w:val="21"/>
                 <w:szCs w:val="21"/>
               </w:rPr>
-              <w:t xml:space="preserve">Is your friend correct? Show your work to prove it?</w:t>
+              <w:t xml:space="preserve">What did the car cost when they bought it, and how does your method show it?</w:t>
             </w:r>
           </w:p>
           <w:p>
@@ -1590,14 +1590,14 @@
           <w:sz w:val="20"/>
           <w:szCs w:val="20"/>
         </w:rPr>
-        <w:t xml:space="preserve">Percent Problem Solving — </w:t>
+        <w:t xml:space="preserve">Determine the Whole Given the Part and Percent — </w:t>
       </w:r>
       <w:r>
         <w:rPr>
           <w:sz w:val="20"/>
           <w:szCs w:val="20"/>
         </w:rPr>
-        <w:t xml:space="preserve">Use a percent to find a part, a whole, or a percent change in a real situation.</w:t>
+        <w:t xml:space="preserve">Working backwards from a part and its percent to find the whole amount it came from.</w:t>
       </w:r>
       <w:r>
         <w:rPr>
@@ -1608,7 +1608,7 @@
           <w:szCs w:val="18"/>
         </w:rPr>
         <w:br/>
-        <w:t xml:space="preserve">Resolución de problemas con porcentajes — Usar un porcentaje para hallar una parte, un total o un cambio porcentual en una situación real.</w:t>
+        <w:t xml:space="preserve">Hallar el total dados la parte y el porcentaje — Trabajar al revés a partir de una parte y su porcentaje para hallar el total del que proviene.</w:t>
       </w:r>
     </w:p>
     <w:p>
@@ -1633,14 +1633,14 @@
           <w:sz w:val="20"/>
           <w:szCs w:val="20"/>
         </w:rPr>
-        <w:t xml:space="preserve">Discount — </w:t>
+        <w:t xml:space="preserve">Part — </w:t>
       </w:r>
       <w:r>
         <w:rPr>
           <w:sz w:val="20"/>
           <w:szCs w:val="20"/>
         </w:rPr>
-        <w:t xml:space="preserve">Money taken off the first price to make it cheaper.</w:t>
+        <w:t xml:space="preserve">The amount you already know — the piece of the whole that the percent describes.</w:t>
       </w:r>
       <w:r>
         <w:rPr>
@@ -1651,7 +1651,7 @@
           <w:szCs w:val="18"/>
         </w:rPr>
         <w:br/>
-        <w:t xml:space="preserve">Descuento — Dinero que se quita del precio original para que sea más barato.</w:t>
+        <w:t xml:space="preserve">Parte — La cantidad que ya conoces: el pedazo del total que describe el porcentaje.</w:t>
       </w:r>
     </w:p>
     <w:p>
@@ -1676,14 +1676,14 @@
           <w:sz w:val="20"/>
           <w:szCs w:val="20"/>
         </w:rPr>
-        <w:t xml:space="preserve">Markup — </w:t>
+        <w:t xml:space="preserve">Whole — </w:t>
       </w:r>
       <w:r>
         <w:rPr>
           <w:sz w:val="20"/>
           <w:szCs w:val="20"/>
         </w:rPr>
-        <w:t xml:space="preserve">The extra amount a store adds to what it paid, found by taking a percent of that cost. Cost + markup = selling price.</w:t>
+        <w:t xml:space="preserve">The full amount the percent is measured against. The whole is always 100%.</w:t>
       </w:r>
       <w:r>
         <w:rPr>
@@ -1694,7 +1694,7 @@
           <w:szCs w:val="18"/>
         </w:rPr>
         <w:br/>
-        <w:t xml:space="preserve">Recargo (margen) — La cantidad extra que una tienda suma a lo que pagó, hallada tomando un porcentaje de ese costo. Costo + recargo = precio de venta.</w:t>
+        <w:t xml:space="preserve">Total — La cantidad completa contra la que se mide el porcentaje. El total siempre es 100 %.</w:t>
       </w:r>
     </w:p>
     <w:p>
@@ -1719,14 +1719,14 @@
           <w:sz w:val="20"/>
           <w:szCs w:val="20"/>
         </w:rPr>
-        <w:t xml:space="preserve">Tax — </w:t>
+        <w:t xml:space="preserve">Double number line — </w:t>
       </w:r>
       <w:r>
         <w:rPr>
           <w:sz w:val="20"/>
           <w:szCs w:val="20"/>
         </w:rPr>
-        <w:t xml:space="preserve">Extra money added to the price of a purchase for the government, found by taking a percent of the price. Price + tax = total.</w:t>
+        <w:t xml:space="preserve">Two lines lined up — dollars on one, percents on the other — so matching marks show the same amount two ways.</w:t>
       </w:r>
       <w:r>
         <w:rPr>
@@ -1737,7 +1737,7 @@
           <w:szCs w:val="18"/>
         </w:rPr>
         <w:br/>
-        <w:t xml:space="preserve">Impuesto — Dinero extra que se suma al precio de una compra para el gobierno, hallado tomando un porcentaje del precio. Precio + impuesto = total.</w:t>
+        <w:t xml:space="preserve">Recta numérica doble — Dos rectas alineadas —dólares en una y porcentajes en la otra— para que las marcas correspondientes muestren la misma cantidad de dos formas.</w:t>
       </w:r>
     </w:p>
     <w:p>
@@ -1762,14 +1762,14 @@
           <w:sz w:val="20"/>
           <w:szCs w:val="20"/>
         </w:rPr>
-        <w:t xml:space="preserve">Tip — </w:t>
+        <w:t xml:space="preserve">Equation — </w:t>
       </w:r>
       <w:r>
         <w:rPr>
           <w:sz w:val="20"/>
           <w:szCs w:val="20"/>
         </w:rPr>
-        <w:t xml:space="preserve">Extra money you add for good service, found by taking a percent of the bill. Bill + tip = total.</w:t>
+        <w:t xml:space="preserve">A math sentence with an equal sign. Here it says percent × whole = part, with the whole unknown.</w:t>
       </w:r>
       <w:r>
         <w:rPr>
@@ -1780,7 +1780,7 @@
           <w:szCs w:val="18"/>
         </w:rPr>
         <w:br/>
-        <w:t xml:space="preserve">Propina — Dinero extra que agregas por un buen servicio, hallado tomando un porcentaje de la cuenta. Cuenta + propina = total.</w:t>
+        <w:t xml:space="preserve">Ecuación — Una oración matemática con signo de igual. Aquí dice porcentaje × total = parte, con el total desconocido.</w:t>
       </w:r>
     </w:p>
     <w:tbl>
@@ -1841,7 +1841,7 @@
                 <w:sz w:val="21"/>
                 <w:szCs w:val="21"/>
               </w:rPr>
-              <w:t xml:space="preserve">First I find the discount: 30% of $50 = $___. The sale price is $50 − $___ = $___. Then I add 6% tax: $___ × 0.06 = $___. The total is $___ + $___ = $___.</w:t>
+              <w:t xml:space="preserve">The $26,600 is the ___ and the purchase price is the ___. Written as an equation, 0.7v = ___. Dividing both sides by ___ gives v = ___. The whole is ___ than the part, which makes sense because 70% is less than 100%.</w:t>
             </w:r>
             <w:r>
               <w:rPr>
@@ -1988,7 +1988,7 @@
                 <w:sz w:val="19"/>
                 <w:szCs w:val="19"/>
               </w:rPr>
-              <w:t xml:space="preserve">This evidence connects the definition of percent to the mathematical claim.</w:t>
+              <w:t xml:space="preserve">This evidence connects the definition of determine the whole given the part and percent to the mathematical claim.</w:t>
             </w:r>
           </w:p>
         </w:tc>
@@ -2054,7 +2054,7 @@
           <w:sz w:val="21"/>
           <w:szCs w:val="21"/>
         </w:rPr>
-        <w:t xml:space="preserve">First I find the discount: 30% of $50 = $___. The sale price is $50 − $___ = $___. Then I add 6% tax: $___ × 0.06 = $___. The total is $___ + $___ = $___.</w:t>
+        <w:t xml:space="preserve">The $26,600 is the ___ and the purchase price is the ___. Written as an equation, 0.7v = ___. Dividing both sides by ___ gives v = ___. The whole is ___ than the part, which makes sense because 70% is less than 100%.</w:t>
       </w:r>
     </w:p>
     <w:p>
@@ -2775,7 +2775,7 @@
                 <w:sz w:val="22"/>
                 <w:szCs w:val="22"/>
               </w:rPr>
-              <w:t xml:space="preserve">Arcade Builder Challenge</w:t>
+              <w:t xml:space="preserve">Whole Finder</w:t>
             </w:r>
           </w:p>
           <w:p>
@@ -2787,7 +2787,7 @@
                 <w:sz w:val="21"/>
                 <w:szCs w:val="21"/>
               </w:rPr>
-              <w:t xml:space="preserve">Welcome to the arcade prize shop! You've been saving up tickets and now it's time to spend them. Some prizes are on sale with discounts, but the shop also charges a 5% ticket tax on purchases. Plus, there's a 10% markup on limited-edition prizes. Can you figure out the final ticket cost for each prize?</w:t>
+              <w:t xml:space="preserve">Every percent problem has three pieces: the part, the whole, and the percent. So far the whole has always been handed to you. Today it is the missing piece — a sale price without the original price, a car's current value without its sticker price. Your job is to work backwards to the whole.</w:t>
             </w:r>
           </w:p>
         </w:tc>
@@ -2826,7 +2826,7 @@
           <w:sz w:val="20"/>
           <w:szCs w:val="20"/>
         </w:rPr>
-        <w:t xml:space="preserve">•  What happens to the price when there is a discount?</w:t>
+        <w:t xml:space="preserve">•  I notice the amount I know is only a ___ of the whole.</w:t>
       </w:r>
     </w:p>
     <w:p>
@@ -2839,7 +2839,7 @@
           <w:sz w:val="20"/>
           <w:szCs w:val="20"/>
         </w:rPr>
-        <w:t xml:space="preserve">•  What happens to the price when tax is added?</w:t>
+        <w:t xml:space="preserve">•  I notice the whole would be marked ___%.</w:t>
       </w:r>
     </w:p>
     <w:p>
@@ -2852,7 +2852,7 @@
           <w:sz w:val="20"/>
           <w:szCs w:val="20"/>
         </w:rPr>
-        <w:t xml:space="preserve">•  Does it matter whether you apply the discount or tax first?</w:t>
+        <w:t xml:space="preserve">•  I notice the percent can be written as a ___ for computing.</w:t>
       </w:r>
     </w:p>
     <w:p>
@@ -2865,7 +2865,20 @@
           <w:sz w:val="20"/>
           <w:szCs w:val="20"/>
         </w:rPr>
-        <w:t xml:space="preserve">•  How do you find the total cost after both a discount and a tax?</w:t>
+        <w:t xml:space="preserve">•  I wonder how I get from ___% back up to 100%.</w:t>
+      </w:r>
+    </w:p>
+    <w:p>
+      <w:pPr>
+        <w:spacing w:after="40"/>
+        <w:ind w:left="300"/>
+      </w:pPr>
+      <w:r>
+        <w:rPr>
+          <w:sz w:val="20"/>
+          <w:szCs w:val="20"/>
+        </w:rPr>
+        <w:t xml:space="preserve">•  I wonder whether the whole should be bigger or smaller than the ___.</w:t>
       </w:r>
     </w:p>
     <w:p>
@@ -2914,7 +2927,7 @@
           <w:sz w:val="21"/>
           <w:szCs w:val="21"/>
         </w:rPr>
-        <w:t xml:space="preserve">A prize costs 120 tickets and is 25% off. What is the sale price?</w:t>
+        <w:t xml:space="preserve">$20 is 50% of what number?</w:t>
       </w:r>
     </w:p>
     <w:p>
@@ -2927,7 +2940,7 @@
           <w:sz w:val="20"/>
           <w:szCs w:val="20"/>
         </w:rPr>
-        <w:t xml:space="preserve">A)  90 tickets</w:t>
+        <w:t xml:space="preserve">A)  $40</w:t>
       </w:r>
     </w:p>
     <w:p>
@@ -2940,7 +2953,7 @@
           <w:sz w:val="20"/>
           <w:szCs w:val="20"/>
         </w:rPr>
-        <w:t xml:space="preserve">B)  95 tickets</w:t>
+        <w:t xml:space="preserve">B)  $10</w:t>
       </w:r>
     </w:p>
     <w:p>
@@ -2953,7 +2966,7 @@
           <w:sz w:val="20"/>
           <w:szCs w:val="20"/>
         </w:rPr>
-        <w:t xml:space="preserve">C)  100 tickets</w:t>
+        <w:t xml:space="preserve">C)  $25</w:t>
       </w:r>
     </w:p>
     <w:p>
@@ -2966,7 +2979,7 @@
           <w:sz w:val="20"/>
           <w:szCs w:val="20"/>
         </w:rPr>
-        <w:t xml:space="preserve">D)  30 tickets</w:t>
+        <w:t xml:space="preserve">D)  $70</w:t>
       </w:r>
     </w:p>
     <w:p>
@@ -2988,7 +3001,7 @@
           <w:sz w:val="21"/>
           <w:szCs w:val="21"/>
         </w:rPr>
-        <w:t xml:space="preserve">25% of 120 = 0.25 × 120 = 30.</w:t>
+        <w:t xml:space="preserve">50% is half, so the part is half the whole.</w:t>
       </w:r>
     </w:p>
     <w:p>
@@ -3010,7 +3023,7 @@
           <w:sz w:val="21"/>
           <w:szCs w:val="21"/>
         </w:rPr>
-        <w:t xml:space="preserve">Sale price: 120 − 30 = 90 tickets.</w:t>
+        <w:t xml:space="preserve">Doubling gives the whole: 20 ÷ 0.5 = 40.</w:t>
       </w:r>
     </w:p>
     <w:p>
@@ -3034,7 +3047,7 @@
           <w:sz w:val="21"/>
           <w:szCs w:val="21"/>
         </w:rPr>
-        <w:t xml:space="preserve">A. 90 tickets</w:t>
+        <w:t xml:space="preserve">A. $40</w:t>
       </w:r>
     </w:p>
     <w:p>
@@ -3103,7 +3116,7 @@
           <w:sz w:val="21"/>
           <w:szCs w:val="21"/>
         </w:rPr>
-        <w:t xml:space="preserve">A meal costs $20. You leave a 15% tip. How much is the tip?</w:t>
+        <w:t xml:space="preserve">Which equation says "30 is 25% of some number n"?</w:t>
       </w:r>
     </w:p>
     <w:p>
@@ -3116,7 +3129,7 @@
           <w:sz w:val="20"/>
           <w:szCs w:val="20"/>
         </w:rPr>
-        <w:t xml:space="preserve">A)  $3.00</w:t>
+        <w:t xml:space="preserve">A)  0.25n = 30</w:t>
       </w:r>
     </w:p>
     <w:p>
@@ -3129,7 +3142,7 @@
           <w:sz w:val="20"/>
           <w:szCs w:val="20"/>
         </w:rPr>
-        <w:t xml:space="preserve">B)  $1.50</w:t>
+        <w:t xml:space="preserve">B)  25n = 30</w:t>
       </w:r>
     </w:p>
     <w:p>
@@ -3142,7 +3155,7 @@
           <w:sz w:val="20"/>
           <w:szCs w:val="20"/>
         </w:rPr>
-        <w:t xml:space="preserve">C)  $5.00</w:t>
+        <w:t xml:space="preserve">C)  n = 0.25 × 30</w:t>
       </w:r>
     </w:p>
     <w:p>
@@ -3155,7 +3168,7 @@
           <w:sz w:val="20"/>
           <w:szCs w:val="20"/>
         </w:rPr>
-        <w:t xml:space="preserve">D)  $0.15</w:t>
+        <w:t xml:space="preserve">D)  n = 30 + 25</w:t>
       </w:r>
     </w:p>
     <w:p>
@@ -3282,7 +3295,7 @@
                 <w:sz w:val="21"/>
                 <w:szCs w:val="21"/>
               </w:rPr>
-              <w:t xml:space="preserve">You want to buy an arcade membership that costs $50. The arcade is running a 30% off sale, and there is a 6% sales tax applied after the discount. Your friend says the total is $37.10.</w:t>
+              <w:t xml:space="preserve">Sheng's parents bought a new car last year. Its value today is $26,600, which is 70% of what they paid for it.</w:t>
             </w:r>
           </w:p>
           <w:p>
@@ -3297,7 +3310,7 @@
                 <w:sz w:val="21"/>
                 <w:szCs w:val="21"/>
               </w:rPr>
-              <w:t xml:space="preserve">Is your friend correct? Show your work to prove it.</w:t>
+              <w:t xml:space="preserve">What did the car cost when they bought it, and how does your method show it?</w:t>
             </w:r>
           </w:p>
         </w:tc>
@@ -3332,7 +3345,7 @@
           <w:sz w:val="20"/>
           <w:szCs w:val="20"/>
         </w:rPr>
-        <w:t xml:space="preserve">First I find the discount: 30% of $50 = $___. The sale price is $50 − $___ = $___. Then I add 6% tax: $___ × 0.06 = $___. The total is $___ + $___ = $___.</w:t>
+        <w:t xml:space="preserve">The $26,600 is the ___ and the purchase price is the ___. Written as an equation, 0.7v = ___. Dividing both sides by ___ gives v = ___. The whole is ___ than the part, which makes sense because 70% is less than 100%.</w:t>
       </w:r>
     </w:p>
     <w:p>
@@ -3871,7 +3884,7 @@
           <w:sz w:val="21"/>
           <w:szCs w:val="21"/>
         </w:rPr>
-        <w:t xml:space="preserve">A shirt costs $40 and the sales tax is 5%. What is the total cost including tax?</w:t>
+        <w:t xml:space="preserve">$42 is 60% of the original price. Should the original price be more or less than $42?</w:t>
       </w:r>
     </w:p>
     <w:p>
@@ -3884,7 +3897,7 @@
           <w:sz w:val="20"/>
           <w:szCs w:val="20"/>
         </w:rPr>
-        <w:t xml:space="preserve">A)  $42.00</w:t>
+        <w:t xml:space="preserve">A)  More, because 60% is less than the whole</w:t>
       </w:r>
     </w:p>
     <w:p>
@@ -3897,7 +3910,7 @@
           <w:sz w:val="20"/>
           <w:szCs w:val="20"/>
         </w:rPr>
-        <w:t xml:space="preserve">B)  $45.00</w:t>
+        <w:t xml:space="preserve">B)  Less, because 60 is a big number</w:t>
       </w:r>
     </w:p>
     <w:p>
@@ -3910,7 +3923,7 @@
           <w:sz w:val="20"/>
           <w:szCs w:val="20"/>
         </w:rPr>
-        <w:t xml:space="preserve">C)  $40.05</w:t>
+        <w:t xml:space="preserve">C)  Exactly $42</w:t>
       </w:r>
     </w:p>
     <w:p>
@@ -3923,7 +3936,7 @@
           <w:sz w:val="20"/>
           <w:szCs w:val="20"/>
         </w:rPr>
-        <w:t xml:space="preserve">D)  $38.00</w:t>
+        <w:t xml:space="preserve">D)  You cannot tell</w:t>
       </w:r>
     </w:p>
     <w:p>
@@ -4001,7 +4014,7 @@
           <w:sz w:val="21"/>
           <w:szCs w:val="21"/>
         </w:rPr>
-        <w:t xml:space="preserve">A game originally costs 200 tickets. It is marked up 10%. What is the new price?</w:t>
+        <w:t xml:space="preserve">75 minutes is 15% of the school day. How long is the school day?</w:t>
       </w:r>
     </w:p>
     <w:p>
@@ -4014,7 +4027,7 @@
           <w:sz w:val="20"/>
           <w:szCs w:val="20"/>
         </w:rPr>
-        <w:t xml:space="preserve">A)  220 tickets</w:t>
+        <w:t xml:space="preserve">A)  500 minutes</w:t>
       </w:r>
     </w:p>
     <w:p>
@@ -4027,7 +4040,7 @@
           <w:sz w:val="20"/>
           <w:szCs w:val="20"/>
         </w:rPr>
-        <w:t xml:space="preserve">B)  210 tickets</w:t>
+        <w:t xml:space="preserve">B)  11.25 minutes</w:t>
       </w:r>
     </w:p>
     <w:p>
@@ -4040,7 +4053,7 @@
           <w:sz w:val="20"/>
           <w:szCs w:val="20"/>
         </w:rPr>
-        <w:t xml:space="preserve">C)  180 tickets</w:t>
+        <w:t xml:space="preserve">C)  90 minutes</w:t>
       </w:r>
     </w:p>
     <w:p>
@@ -4053,7 +4066,7 @@
           <w:sz w:val="20"/>
           <w:szCs w:val="20"/>
         </w:rPr>
-        <w:t xml:space="preserve">D)  200 tickets</w:t>
+        <w:t xml:space="preserve">D)  1,125 minutes</w:t>
       </w:r>
     </w:p>
     <w:p>
@@ -4111,32 +4124,6 @@
     </w:tbl>
     <w:p>
       <w:pPr>
-        <w:pStyle w:val="Heading2"/>
-        <w:spacing w:after="80" w:before="180"/>
-      </w:pPr>
-      <w:r>
-        <w:rPr>
-          <w:b/>
-          <w:bCs/>
-          <w:color w:val="12355B"/>
-          <w:sz w:val="24"/>
-          <w:szCs w:val="24"/>
-        </w:rPr>
-        <w:t xml:space="preserve">On Level</w:t>
-      </w:r>
-      <w:r>
-        <w:rPr>
-          <w:i/>
-          <w:iCs/>
-          <w:color w:val="12355B"/>
-          <w:sz w:val="19"/>
-          <w:szCs w:val="19"/>
-        </w:rPr>
-        <w:t xml:space="preserve">   grade-level practice</w:t>
-      </w:r>
-    </w:p>
-    <w:p>
-      <w:pPr>
         <w:keepNext/>
         <w:spacing w:after="60" w:before="160"/>
       </w:pPr>
@@ -4157,67 +4144,7 @@
           <w:sz w:val="21"/>
           <w:szCs w:val="21"/>
         </w:rPr>
-        <w:t xml:space="preserve">A store marks up a $30 item by 40%, then a customer gets 10% off. What is the final price?</w:t>
-      </w:r>
-    </w:p>
-    <w:p>
-      <w:pPr>
-        <w:spacing w:after="40"/>
-        <w:ind w:left="420"/>
-      </w:pPr>
-      <w:r>
-        <w:rPr>
-          <w:sz w:val="20"/>
-          <w:szCs w:val="20"/>
-        </w:rPr>
-        <w:t xml:space="preserve">A)  $37.80</w:t>
-      </w:r>
-    </w:p>
-    <w:p>
-      <w:pPr>
-        <w:spacing w:after="40"/>
-        <w:ind w:left="420"/>
-      </w:pPr>
-      <w:r>
-        <w:rPr>
-          <w:sz w:val="20"/>
-          <w:szCs w:val="20"/>
-        </w:rPr>
-        <w:t xml:space="preserve">B)  $39.00</w:t>
-      </w:r>
-    </w:p>
-    <w:p>
-      <w:pPr>
-        <w:spacing w:after="40"/>
-        <w:ind w:left="420"/>
-      </w:pPr>
-      <w:r>
-        <w:rPr>
-          <w:sz w:val="20"/>
-          <w:szCs w:val="20"/>
-        </w:rPr>
-        <w:t xml:space="preserve">C)  $42.00</w:t>
-      </w:r>
-    </w:p>
-    <w:p>
-      <w:pPr>
-        <w:spacing w:after="40"/>
-        <w:ind w:left="420"/>
-      </w:pPr>
-      <w:r>
-        <w:rPr>
-          <w:sz w:val="20"/>
-          <w:szCs w:val="20"/>
-        </w:rPr>
-        <w:t xml:space="preserve">D)  $36.00</w:t>
-      </w:r>
-    </w:p>
-    <w:p>
-      <w:pPr>
-        <w:spacing w:after="20"/>
-      </w:pPr>
-      <w:r>
-        <w:t xml:space="preserve"/>
+        <w:t xml:space="preserve">Sort each number by the role it plays in "$42 is 60% of the original price."</w:t>
       </w:r>
     </w:p>
     <w:tbl>
@@ -4262,11 +4189,53 @@
               <w:t xml:space="preserve"/>
             </w:r>
           </w:p>
+          <w:p>
+            <w:pPr>
+              <w:spacing w:after="0" w:line="320"/>
+            </w:pPr>
+            <w:r>
+              <w:t xml:space="preserve"/>
+            </w:r>
+          </w:p>
+          <w:p>
+            <w:pPr>
+              <w:spacing w:after="0" w:line="320"/>
+            </w:pPr>
+            <w:r>
+              <w:t xml:space="preserve"/>
+            </w:r>
+          </w:p>
         </w:tc>
       </w:tr>
     </w:tbl>
     <w:p>
       <w:pPr>
+        <w:pStyle w:val="Heading2"/>
+        <w:spacing w:after="80" w:before="180"/>
+      </w:pPr>
+      <w:r>
+        <w:rPr>
+          <w:b/>
+          <w:bCs/>
+          <w:color w:val="12355B"/>
+          <w:sz w:val="24"/>
+          <w:szCs w:val="24"/>
+        </w:rPr>
+        <w:t xml:space="preserve">On Level</w:t>
+      </w:r>
+      <w:r>
+        <w:rPr>
+          <w:i/>
+          <w:iCs/>
+          <w:color w:val="12355B"/>
+          <w:sz w:val="19"/>
+          <w:szCs w:val="19"/>
+        </w:rPr>
+        <w:t xml:space="preserve">   grade-level practice</w:t>
+      </w:r>
+    </w:p>
+    <w:p>
+      <w:pPr>
         <w:keepNext/>
         <w:spacing w:after="60" w:before="160"/>
       </w:pPr>
@@ -4287,7 +4256,7 @@
           <w:sz w:val="21"/>
           <w:szCs w:val="21"/>
         </w:rPr>
-        <w:t xml:space="preserve">A restaurant bill is $35. You want to leave a 20% tip. What is the total amount you pay?</w:t>
+        <w:t xml:space="preserve">A car is now worth $26,600, which is 70% of its purchase price. What was the purchase price?</w:t>
       </w:r>
     </w:p>
     <w:p>
@@ -4300,7 +4269,7 @@
           <w:sz w:val="20"/>
           <w:szCs w:val="20"/>
         </w:rPr>
-        <w:t xml:space="preserve">A)  $42.00</w:t>
+        <w:t xml:space="preserve">A)  $38,000</w:t>
       </w:r>
     </w:p>
     <w:p>
@@ -4313,7 +4282,7 @@
           <w:sz w:val="20"/>
           <w:szCs w:val="20"/>
         </w:rPr>
-        <w:t xml:space="preserve">B)  $40.00</w:t>
+        <w:t xml:space="preserve">B)  $18,620</w:t>
       </w:r>
     </w:p>
     <w:p>
@@ -4326,7 +4295,7 @@
           <w:sz w:val="20"/>
           <w:szCs w:val="20"/>
         </w:rPr>
-        <w:t xml:space="preserve">C)  $38.50</w:t>
+        <w:t xml:space="preserve">C)  $26,670</w:t>
       </w:r>
     </w:p>
     <w:p>
@@ -4339,7 +4308,7 @@
           <w:sz w:val="20"/>
           <w:szCs w:val="20"/>
         </w:rPr>
-        <w:t xml:space="preserve">D)  $55.00</w:t>
+        <w:t xml:space="preserve">D)  $45,200</w:t>
       </w:r>
     </w:p>
     <w:p>
@@ -4397,6 +4366,248 @@
     </w:tbl>
     <w:p>
       <w:pPr>
+        <w:keepNext/>
+        <w:spacing w:after="60" w:before="160"/>
+      </w:pPr>
+      <w:r>
+        <w:rPr>
+          <w:b/>
+          <w:bCs/>
+          <w:color w:val="12355B"/>
+          <w:sz w:val="22"/>
+          <w:szCs w:val="22"/>
+        </w:rPr>
+        <w:t xml:space="preserve">5.  </w:t>
+      </w:r>
+      <w:r>
+        <w:rPr>
+          <w:b/>
+          <w:bCs/>
+          <w:sz w:val="21"/>
+          <w:szCs w:val="21"/>
+        </w:rPr>
+        <w:t xml:space="preserve">Which statement correctly names the pieces of "18 students is 30% of the class"?</w:t>
+      </w:r>
+    </w:p>
+    <w:p>
+      <w:pPr>
+        <w:spacing w:after="40"/>
+        <w:ind w:left="420"/>
+      </w:pPr>
+      <w:r>
+        <w:rPr>
+          <w:sz w:val="20"/>
+          <w:szCs w:val="20"/>
+        </w:rPr>
+        <w:t xml:space="preserve">A)  18 is the part, 30% is the percent, the class size is the whole</w:t>
+      </w:r>
+    </w:p>
+    <w:p>
+      <w:pPr>
+        <w:spacing w:after="40"/>
+        <w:ind w:left="420"/>
+      </w:pPr>
+      <w:r>
+        <w:rPr>
+          <w:sz w:val="20"/>
+          <w:szCs w:val="20"/>
+        </w:rPr>
+        <w:t xml:space="preserve">B)  18 is the whole, 30% is the part</w:t>
+      </w:r>
+    </w:p>
+    <w:p>
+      <w:pPr>
+        <w:spacing w:after="40"/>
+        <w:ind w:left="420"/>
+      </w:pPr>
+      <w:r>
+        <w:rPr>
+          <w:sz w:val="20"/>
+          <w:szCs w:val="20"/>
+        </w:rPr>
+        <w:t xml:space="preserve">C)  30 is the part, 18 is the percent</w:t>
+      </w:r>
+    </w:p>
+    <w:p>
+      <w:pPr>
+        <w:spacing w:after="40"/>
+        <w:ind w:left="420"/>
+      </w:pPr>
+      <w:r>
+        <w:rPr>
+          <w:sz w:val="20"/>
+          <w:szCs w:val="20"/>
+        </w:rPr>
+        <w:t xml:space="preserve">D)  The class size is the part</w:t>
+      </w:r>
+    </w:p>
+    <w:p>
+      <w:pPr>
+        <w:spacing w:after="20"/>
+      </w:pPr>
+      <w:r>
+        <w:t xml:space="preserve"/>
+      </w:r>
+    </w:p>
+    <w:tbl>
+      <w:tblPr>
+        <w:tblW w:type="pct" w:w="100%"/>
+        <w:tblBorders>
+          <w:top w:val="single" w:color="C7D2DD" w:sz="6"/>
+          <w:left w:val="single" w:color="C7D2DD" w:sz="6"/>
+          <w:bottom w:val="single" w:color="C7D2DD" w:sz="6"/>
+          <w:right w:val="single" w:color="C7D2DD" w:sz="6"/>
+          <w:insideH w:val="single" w:color="auto" w:sz="4"/>
+          <w:insideV w:val="single" w:color="auto" w:sz="4"/>
+        </w:tblBorders>
+      </w:tblPr>
+      <w:tblGrid>
+        <w:gridCol w:w="100"/>
+      </w:tblGrid>
+      <w:tr>
+        <w:tc>
+          <w:tcPr>
+            <w:shd w:fill="FBF3E2" w:color="auto" w:val="clear"/>
+            <w:tcMar>
+              <w:top w:type="dxa" w:w="60"/>
+              <w:left w:type="dxa" w:w="120"/>
+              <w:bottom w:type="dxa" w:w="60"/>
+              <w:right w:type="dxa" w:w="120"/>
+            </w:tcMar>
+          </w:tcPr>
+          <w:p>
+            <w:pPr>
+              <w:spacing w:after="0" w:line="320"/>
+            </w:pPr>
+            <w:r>
+              <w:t xml:space="preserve"/>
+            </w:r>
+          </w:p>
+          <w:p>
+            <w:pPr>
+              <w:spacing w:after="0" w:line="320"/>
+            </w:pPr>
+            <w:r>
+              <w:t xml:space="preserve"/>
+            </w:r>
+          </w:p>
+        </w:tc>
+      </w:tr>
+    </w:tbl>
+    <w:p>
+      <w:pPr>
+        <w:pStyle w:val="Heading2"/>
+        <w:spacing w:after="80" w:before="180"/>
+      </w:pPr>
+      <w:r>
+        <w:rPr>
+          <w:b/>
+          <w:bCs/>
+          <w:color w:val="12355B"/>
+          <w:sz w:val="24"/>
+          <w:szCs w:val="24"/>
+        </w:rPr>
+        <w:t xml:space="preserve">Level 2 Enrichment</w:t>
+      </w:r>
+      <w:r>
+        <w:rPr>
+          <w:i/>
+          <w:iCs/>
+          <w:color w:val="6B4FA0"/>
+          <w:sz w:val="19"/>
+          <w:szCs w:val="19"/>
+        </w:rPr>
+        <w:t xml:space="preserve">   stretch your thinking</w:t>
+      </w:r>
+    </w:p>
+    <w:p>
+      <w:pPr>
+        <w:keepNext/>
+        <w:spacing w:after="60" w:before="160"/>
+      </w:pPr>
+      <w:r>
+        <w:rPr>
+          <w:b/>
+          <w:bCs/>
+          <w:color w:val="12355B"/>
+          <w:sz w:val="22"/>
+          <w:szCs w:val="22"/>
+        </w:rPr>
+        <w:t xml:space="preserve">6.  </w:t>
+      </w:r>
+      <w:r>
+        <w:rPr>
+          <w:b/>
+          <w:bCs/>
+          <w:sz w:val="21"/>
+          <w:szCs w:val="21"/>
+        </w:rPr>
+        <w:t xml:space="preserve">A toy store's puzzle stock was 25% 300-piece, 15% 500-piece, and the rest 1,000-piece. During a sale the store sold ALL of its 300-piece and 500-piece puzzles — 120 puzzles in total. How many of each type did the store have before the sale? Explain your reasoning.</w:t>
+      </w:r>
+    </w:p>
+    <w:tbl>
+      <w:tblPr>
+        <w:tblW w:type="pct" w:w="100%"/>
+        <w:tblBorders>
+          <w:top w:val="single" w:color="C7D2DD" w:sz="6"/>
+          <w:left w:val="single" w:color="C7D2DD" w:sz="6"/>
+          <w:bottom w:val="single" w:color="C7D2DD" w:sz="6"/>
+          <w:right w:val="single" w:color="C7D2DD" w:sz="6"/>
+          <w:insideH w:val="single" w:color="auto" w:sz="4"/>
+          <w:insideV w:val="single" w:color="auto" w:sz="4"/>
+        </w:tblBorders>
+      </w:tblPr>
+      <w:tblGrid>
+        <w:gridCol w:w="100"/>
+      </w:tblGrid>
+      <w:tr>
+        <w:tc>
+          <w:tcPr>
+            <w:shd w:fill="FBF3E2" w:color="auto" w:val="clear"/>
+            <w:tcMar>
+              <w:top w:type="dxa" w:w="60"/>
+              <w:left w:type="dxa" w:w="120"/>
+              <w:bottom w:type="dxa" w:w="60"/>
+              <w:right w:type="dxa" w:w="120"/>
+            </w:tcMar>
+          </w:tcPr>
+          <w:p>
+            <w:pPr>
+              <w:spacing w:after="0" w:line="320"/>
+            </w:pPr>
+            <w:r>
+              <w:t xml:space="preserve"/>
+            </w:r>
+          </w:p>
+          <w:p>
+            <w:pPr>
+              <w:spacing w:after="0" w:line="320"/>
+            </w:pPr>
+            <w:r>
+              <w:t xml:space="preserve"/>
+            </w:r>
+          </w:p>
+          <w:p>
+            <w:pPr>
+              <w:spacing w:after="0" w:line="320"/>
+            </w:pPr>
+            <w:r>
+              <w:t xml:space="preserve"/>
+            </w:r>
+          </w:p>
+          <w:p>
+            <w:pPr>
+              <w:spacing w:after="0" w:line="320"/>
+            </w:pPr>
+            <w:r>
+              <w:t xml:space="preserve"/>
+            </w:r>
+          </w:p>
+        </w:tc>
+      </w:tr>
+    </w:tbl>
+    <w:p>
+      <w:pPr>
         <w:pStyle w:val="Heading1"/>
         <w:pageBreakBefore/>
         <w:pBdr>
@@ -4449,7 +4660,7 @@
           <w:sz w:val="22"/>
           <w:szCs w:val="22"/>
         </w:rPr>
-        <w:t xml:space="preserve">A jacket costs $80 and is 35% off. Sales tax is 5%. What is the final price?</w:t>
+        <w:t xml:space="preserve">A sweater's sale price is $42, which is 60% of the original price. What was the original price?</w:t>
       </w:r>
     </w:p>
     <w:p>
@@ -4462,7 +4673,7 @@
           <w:sz w:val="21"/>
           <w:szCs w:val="21"/>
         </w:rPr>
-        <w:t xml:space="preserve">A)  $54.60</w:t>
+        <w:t xml:space="preserve">A)  $70, because 42 ÷ 0.6 = 70</w:t>
       </w:r>
     </w:p>
     <w:p>
@@ -4475,7 +4686,7 @@
           <w:sz w:val="21"/>
           <w:szCs w:val="21"/>
         </w:rPr>
-        <w:t xml:space="preserve">B)  $52.00</w:t>
+        <w:t xml:space="preserve">B)  $25.20, because 0.6 × 42 = 25.20</w:t>
       </w:r>
     </w:p>
     <w:p>
@@ -4488,7 +4699,7 @@
           <w:sz w:val="21"/>
           <w:szCs w:val="21"/>
         </w:rPr>
-        <w:t xml:space="preserve">C)  $56.00</w:t>
+        <w:t xml:space="preserve">C)  $102, because 42 + 60 = 102</w:t>
       </w:r>
     </w:p>
     <w:p>
@@ -4501,7 +4712,7 @@
           <w:sz w:val="21"/>
           <w:szCs w:val="21"/>
         </w:rPr>
-        <w:t xml:space="preserve">D)  $49.40</w:t>
+        <w:t xml:space="preserve">D)  $60, because the percent is 60</w:t>
       </w:r>
     </w:p>
     <w:p>
@@ -4581,7 +4792,7 @@
           <w:sz w:val="21"/>
           <w:szCs w:val="21"/>
         </w:rPr>
-        <w:t xml:space="preserve">Percent Problem Solving</w:t>
+        <w:t xml:space="preserve">Determine the Whole Given the Part and Percent</w:t>
       </w:r>
     </w:p>
     <w:p>
@@ -4602,7 +4813,7 @@
           <w:sz w:val="21"/>
           <w:szCs w:val="21"/>
         </w:rPr>
-        <w:t xml:space="preserve">Discount</w:t>
+        <w:t xml:space="preserve">Part</w:t>
       </w:r>
     </w:p>
     <w:p>
@@ -4623,7 +4834,7 @@
           <w:sz w:val="21"/>
           <w:szCs w:val="21"/>
         </w:rPr>
-        <w:t xml:space="preserve">Markup</w:t>
+        <w:t xml:space="preserve">Whole</w:t>
       </w:r>
     </w:p>
     <w:p>
@@ -4644,7 +4855,7 @@
           <w:sz w:val="21"/>
           <w:szCs w:val="21"/>
         </w:rPr>
-        <w:t xml:space="preserve">Tax</w:t>
+        <w:t xml:space="preserve">Double number line</w:t>
       </w:r>
     </w:p>
     <w:p>
@@ -4665,7 +4876,7 @@
           <w:sz w:val="21"/>
           <w:szCs w:val="21"/>
         </w:rPr>
-        <w:t xml:space="preserve">Tip</w:t>
+        <w:t xml:space="preserve">Equation</w:t>
       </w:r>
     </w:p>
     <w:p>
@@ -4723,7 +4934,7 @@
           <w:sz w:val="21"/>
           <w:szCs w:val="21"/>
         </w:rPr>
-        <w:t xml:space="preserve">A. 90 tickets</w:t>
+        <w:t xml:space="preserve">A. $40</w:t>
       </w:r>
     </w:p>
     <w:p>
@@ -4744,7 +4955,7 @@
           <w:sz w:val="21"/>
           <w:szCs w:val="21"/>
         </w:rPr>
-        <w:t xml:space="preserve">A. $3.00</w:t>
+        <w:t xml:space="preserve">A. 0.25n = 30</w:t>
       </w:r>
     </w:p>
     <w:p>
@@ -4785,7 +4996,7 @@
           <w:sz w:val="19"/>
           <w:szCs w:val="19"/>
         </w:rPr>
-        <w:t xml:space="preserve">A common mistake in Use Percent to Solve Problems is combining the discount and tax into one single percent change instead of applying them one after another. For a $40 item with a 25% discount and 8% sales tax, a student might compute 40 × (1 − 0.25 + 0.08) = 40 × 0.83 = $33.20, treating the tax as if it applies to the original price. But tax is charged on the discounted price, not the original price: first take 25% off $40 to get $40 × 0.75 = $30, then add 8% tax on that $30: $30 × 1.08 = $32.40. The correct final price is $32.40, not $33.20 — always compute the discount first, then apply tax to the new lower price.</w:t>
+        <w:t xml:space="preserve">A common mistake when finding the whole is multiplying by the percent instead of dividing. For "$42 is 60% of the original price," computing 0.6 × 42 = $25.20 makes the original price SMALLER than the sale price — impossible for a discount. Since percent × whole = part, the whole is found by dividing: 42 ÷ 0.6 = $70. Whenever the percent is less than 100%, the whole must come out larger than the part, so a smaller answer is the tell.</w:t>
       </w:r>
     </w:p>
     <w:p>
@@ -4822,7 +5033,7 @@
           <w:sz w:val="21"/>
           <w:szCs w:val="21"/>
         </w:rPr>
-        <w:t xml:space="preserve">A)  $42.00</w:t>
+        <w:t xml:space="preserve">A)  More, because 60% is less than the whole</w:t>
       </w:r>
       <w:r>
         <w:rPr>
@@ -4832,7 +5043,7 @@
           <w:sz w:val="19"/>
           <w:szCs w:val="19"/>
         </w:rPr>
-        <w:t xml:space="preserve">  — Tax: 0.05 × $40 = $2.00. Total: $40 + $2 = $42.00.</w:t>
+        <w:t xml:space="preserve">  — 60% describes only part of the original price, so the whole original price must be larger than that part.</w:t>
       </w:r>
     </w:p>
     <w:p>
@@ -4853,7 +5064,7 @@
           <w:sz w:val="21"/>
           <w:szCs w:val="21"/>
         </w:rPr>
-        <w:t xml:space="preserve">A)  220 tickets</w:t>
+        <w:t xml:space="preserve">A)  500 minutes</w:t>
       </w:r>
       <w:r>
         <w:rPr>
@@ -4863,23 +5074,7 @@
           <w:sz w:val="19"/>
           <w:szCs w:val="19"/>
         </w:rPr>
-        <w:t xml:space="preserve">  — Markup: 0.10 × 200 = 20. New price: 200 + 20 = 220 tickets.</w:t>
-      </w:r>
-    </w:p>
-    <w:p>
-      <w:pPr>
-        <w:pStyle w:val="Heading2"/>
-        <w:spacing w:after="80" w:before="180"/>
-      </w:pPr>
-      <w:r>
-        <w:rPr>
-          <w:b/>
-          <w:bCs/>
-          <w:color w:val="12355B"/>
-          <w:sz w:val="24"/>
-          <w:szCs w:val="24"/>
-        </w:rPr>
-        <w:t xml:space="preserve">On Level</w:t>
+        <w:t xml:space="preserve">  — Divide the part by the decimal: 75 ÷ 0.15 = 500 minutes.</w:t>
       </w:r>
     </w:p>
     <w:p>
@@ -4900,7 +5095,7 @@
           <w:sz w:val="21"/>
           <w:szCs w:val="21"/>
         </w:rPr>
-        <w:t xml:space="preserve">A)  $37.80</w:t>
+        <w:t xml:space="preserve">Answers vary.</w:t>
       </w:r>
       <w:r>
         <w:rPr>
@@ -4910,7 +5105,23 @@
           <w:sz w:val="19"/>
           <w:szCs w:val="19"/>
         </w:rPr>
-        <w:t xml:space="preserve">  — Markup: $30 × 1.40 = $42. Discount: $42 × 0.10 = $4.20. Final: $42 − $4.20 = $37.80.</w:t>
+        <w:t xml:space="preserve">  — Naming the three roles before computing is what keeps you from dividing in the wrong direction. The whole is always the 100% amount.</w:t>
+      </w:r>
+    </w:p>
+    <w:p>
+      <w:pPr>
+        <w:pStyle w:val="Heading2"/>
+        <w:spacing w:after="80" w:before="180"/>
+      </w:pPr>
+      <w:r>
+        <w:rPr>
+          <w:b/>
+          <w:bCs/>
+          <w:color w:val="12355B"/>
+          <w:sz w:val="24"/>
+          <w:szCs w:val="24"/>
+        </w:rPr>
+        <w:t xml:space="preserve">On Level</w:t>
       </w:r>
     </w:p>
     <w:p>
@@ -4931,7 +5142,7 @@
           <w:sz w:val="21"/>
           <w:szCs w:val="21"/>
         </w:rPr>
-        <w:t xml:space="preserve">A)  $42.00</w:t>
+        <w:t xml:space="preserve">A)  $38,000</w:t>
       </w:r>
       <w:r>
         <w:rPr>
@@ -4941,23 +5152,7 @@
           <w:sz w:val="19"/>
           <w:szCs w:val="19"/>
         </w:rPr>
-        <w:t xml:space="preserve">  — Tip: 0.20 × $35 = $7.00. Total: $35 + $7 = $42.00.</w:t>
-      </w:r>
-    </w:p>
-    <w:p>
-      <w:pPr>
-        <w:pStyle w:val="Heading2"/>
-        <w:spacing w:after="80" w:before="180"/>
-      </w:pPr>
-      <w:r>
-        <w:rPr>
-          <w:b/>
-          <w:bCs/>
-          <w:color w:val="12355B"/>
-          <w:sz w:val="24"/>
-          <w:szCs w:val="24"/>
-        </w:rPr>
-        <w:t xml:space="preserve">Exit Ticket</w:t>
+        <w:t xml:space="preserve">  — Write 0.7v = 26,600 and divide: v = 26,600 ÷ 0.7 = $38,000.</w:t>
       </w:r>
     </w:p>
     <w:p>
@@ -4966,10 +5161,19 @@
       </w:pPr>
       <w:r>
         <w:rPr>
-          <w:sz w:val="21"/>
-          <w:szCs w:val="21"/>
-        </w:rPr>
-        <w:t xml:space="preserve">A)  $54.60</w:t>
+          <w:b/>
+          <w:bCs/>
+          <w:sz w:val="21"/>
+          <w:szCs w:val="21"/>
+        </w:rPr>
+        <w:t xml:space="preserve">5.  </w:t>
+      </w:r>
+      <w:r>
+        <w:rPr>
+          <w:sz w:val="21"/>
+          <w:szCs w:val="21"/>
+        </w:rPr>
+        <w:t xml:space="preserve">A)  18 is the part, 30% is the percent, the class size is the whole</w:t>
       </w:r>
       <w:r>
         <w:rPr>
@@ -4979,7 +5183,85 @@
           <w:sz w:val="19"/>
           <w:szCs w:val="19"/>
         </w:rPr>
-        <w:t xml:space="preserve">  — Discount: 0.35 × $80 = $28. Sale price: $80 − $28 = $52. Tax: 0.05 × $52 = $2.60. Final: $52 + $2.60 = $54.60.</w:t>
+        <w:t xml:space="preserve">  — The known count is the part, the percent describes it, and the missing class size is the whole (100%).</w:t>
+      </w:r>
+    </w:p>
+    <w:p>
+      <w:pPr>
+        <w:pStyle w:val="Heading2"/>
+        <w:spacing w:after="80" w:before="180"/>
+      </w:pPr>
+      <w:r>
+        <w:rPr>
+          <w:b/>
+          <w:bCs/>
+          <w:color w:val="12355B"/>
+          <w:sz w:val="24"/>
+          <w:szCs w:val="24"/>
+        </w:rPr>
+        <w:t xml:space="preserve">Level 2 Enrichment</w:t>
+      </w:r>
+    </w:p>
+    <w:p>
+      <w:pPr>
+        <w:spacing w:after="80"/>
+      </w:pPr>
+      <w:r>
+        <w:rPr>
+          <w:b/>
+          <w:bCs/>
+          <w:sz w:val="21"/>
+          <w:szCs w:val="21"/>
+        </w:rPr>
+        <w:t xml:space="preserve">6.  </w:t>
+      </w:r>
+      <w:r>
+        <w:rPr>
+          <w:sz w:val="21"/>
+          <w:szCs w:val="21"/>
+        </w:rPr>
+        <w:t xml:space="preserve">The 120 puzzles sold were the 300-piece and 500-piece stock together, so they represent 25% + 15% = 40% of the whole stock. That makes 120 the part and 40% the percent, with the total stock unknown: 0.4t = 120, so t = 120 ÷ 0.4 = 300 puzzles in all. Now find each type as a part of that whole: 300-piece = 0.25 × 300 = 75 puzzles, 500-piece = 0.15 × 300 = 45 puzzles, and 1,000-piece = the remaining 60% = 0.6 × 300 = 180 puzzles. Check: 75 + 45 = 120 sold ✓, and 75 + 45 + 180 = 300 ✓.</w:t>
+      </w:r>
+      <w:r>
+        <w:t xml:space="preserve"/>
+      </w:r>
+    </w:p>
+    <w:p>
+      <w:pPr>
+        <w:pStyle w:val="Heading2"/>
+        <w:spacing w:after="80" w:before="180"/>
+      </w:pPr>
+      <w:r>
+        <w:rPr>
+          <w:b/>
+          <w:bCs/>
+          <w:color w:val="12355B"/>
+          <w:sz w:val="24"/>
+          <w:szCs w:val="24"/>
+        </w:rPr>
+        <w:t xml:space="preserve">Exit Ticket</w:t>
+      </w:r>
+    </w:p>
+    <w:p>
+      <w:pPr>
+        <w:spacing w:after="80"/>
+      </w:pPr>
+      <w:r>
+        <w:rPr>
+          <w:sz w:val="21"/>
+          <w:szCs w:val="21"/>
+        </w:rPr>
+        <w:t xml:space="preserve">A)  $70, because 42 ÷ 0.6 = 70</w:t>
+      </w:r>
+      <w:r>
+        <w:rPr>
+          <w:i/>
+          <w:iCs/>
+          <w:color w:val="5F6F80"/>
+          <w:sz w:val="19"/>
+          <w:szCs w:val="19"/>
+        </w:rPr>
+        <w:t xml:space="preserve">  — Percent × whole = part, so 0.6 × v = 42. Dividing both sides by 0.6 gives v = $70 — larger than the sale price, as a discount requires.</w:t>
       </w:r>
     </w:p>
     <w:p>

--- a/lessons/4-5/downloads/4-5-notes-teacher.docx
+++ b/lessons/4-5/downloads/4-5-notes-teacher.docx
@@ -219,10 +219,12 @@
     <w:p>
       <w:pPr>
         <w:pStyle w:val="Heading1"/>
+        <w:keepNext/>
+        <w:keepLines/>
         <w:pBdr>
           <w:bottom w:val="single" w:color="1FA6A2" w:sz="14" w:space="6"/>
         </w:pBdr>
-        <w:spacing w:after="140" w:before="260"/>
+        <w:spacing w:after="140" w:before="300"/>
       </w:pPr>
       <w:r>
         <w:rPr>
@@ -1177,10 +1179,12 @@
     <w:p>
       <w:pPr>
         <w:pStyle w:val="Heading1"/>
+        <w:keepNext/>
+        <w:keepLines/>
         <w:pBdr>
           <w:bottom w:val="single" w:color="1FA6A2" w:sz="14" w:space="6"/>
         </w:pBdr>
-        <w:spacing w:after="140" w:before="260"/>
+        <w:spacing w:after="140" w:before="300"/>
       </w:pPr>
       <w:r>
         <w:rPr>
@@ -1276,7 +1280,8 @@
     </w:p>
     <w:p>
       <w:pPr>
-        <w:spacing w:after="120" w:before="80"/>
+        <w:keepLines/>
+        <w:spacing w:after="260" w:before="200"/>
       </w:pPr>
       <w:r>
         <w:rPr>
@@ -1293,34 +1298,27 @@
           <w:sz w:val="22"/>
           <w:szCs w:val="22"/>
         </w:rPr>
-        <w:t xml:space="preserve">Working backwards from a part and its percent finds the ___.</w:t>
-      </w:r>
-    </w:p>
-    <w:p>
-      <w:pPr>
-        <w:spacing w:after="120" w:before="80"/>
-      </w:pPr>
-      <w:r>
-        <w:rPr>
-          <w:b/>
-          <w:bCs/>
-          <w:color w:val="12355B"/>
+        <w:t xml:space="preserve">Working backwards from a part and its percent finds the </w:t>
+      </w:r>
+      <w:r>
+        <w:rPr>
           <w:sz w:val="22"/>
           <w:szCs w:val="22"/>
         </w:rPr>
-        <w:t xml:space="preserve">2.  </w:t>
+        <w:t xml:space="preserve">________________</w:t>
       </w:r>
       <w:r>
         <w:rPr>
           <w:sz w:val="22"/>
           <w:szCs w:val="22"/>
         </w:rPr>
-        <w:t xml:space="preserve">How much of the base you get — your answer — is the ___.</w:t>
-      </w:r>
-    </w:p>
-    <w:p>
-      <w:pPr>
-        <w:spacing w:after="120" w:before="80"/>
+        <w:t xml:space="preserve">.</w:t>
+      </w:r>
+    </w:p>
+    <w:p>
+      <w:pPr>
+        <w:keepLines/>
+        <w:spacing w:after="260" w:before="200"/>
       </w:pPr>
       <w:r>
         <w:rPr>
@@ -1330,41 +1328,34 @@
           <w:sz w:val="22"/>
           <w:szCs w:val="22"/>
         </w:rPr>
-        <w:t xml:space="preserve">3.  </w:t>
+        <w:t xml:space="preserve">2.  </w:t>
       </w:r>
       <w:r>
         <w:rPr>
           <w:sz w:val="22"/>
           <w:szCs w:val="22"/>
         </w:rPr>
-        <w:t xml:space="preserve">The full amount a percent is measured against is always ___%.</w:t>
-      </w:r>
-    </w:p>
-    <w:p>
-      <w:pPr>
-        <w:spacing w:after="120" w:before="80"/>
-      </w:pPr>
-      <w:r>
-        <w:rPr>
-          <w:b/>
-          <w:bCs/>
-          <w:color w:val="12355B"/>
+        <w:t xml:space="preserve">How much of the base you get — your answer — is the </w:t>
+      </w:r>
+      <w:r>
+        <w:rPr>
           <w:sz w:val="22"/>
           <w:szCs w:val="22"/>
         </w:rPr>
-        <w:t xml:space="preserve">4.  </w:t>
+        <w:t xml:space="preserve">________________</w:t>
       </w:r>
       <w:r>
         <w:rPr>
           <w:sz w:val="22"/>
           <w:szCs w:val="22"/>
         </w:rPr>
-        <w:t xml:space="preserve">Two parallel lines pairing amounts with their percents form a ___ ___ ___.</w:t>
-      </w:r>
-    </w:p>
-    <w:p>
-      <w:pPr>
-        <w:spacing w:after="120" w:before="80"/>
+        <w:t xml:space="preserve">.</w:t>
+      </w:r>
+    </w:p>
+    <w:p>
+      <w:pPr>
+        <w:keepLines/>
+        <w:spacing w:after="260" w:before="200"/>
       </w:pPr>
       <w:r>
         <w:rPr>
@@ -1374,46 +1365,192 @@
           <w:sz w:val="22"/>
           <w:szCs w:val="22"/>
         </w:rPr>
-        <w:t xml:space="preserve">5.  </w:t>
+        <w:t xml:space="preserve">3.  </w:t>
       </w:r>
       <w:r>
         <w:rPr>
           <w:sz w:val="22"/>
           <w:szCs w:val="22"/>
         </w:rPr>
-        <w:t xml:space="preserve">The percent number sentence is part = ___ × ___.</w:t>
-      </w:r>
-    </w:p>
-    <w:p>
-      <w:pPr>
-        <w:spacing w:after="120" w:before="80"/>
-      </w:pPr>
-      <w:r>
-        <w:rPr>
-          <w:b/>
-          <w:bCs/>
-          <w:color w:val="12355B"/>
+        <w:t xml:space="preserve">The full amount a percent is measured against is always </w:t>
+      </w:r>
+      <w:r>
+        <w:rPr>
           <w:sz w:val="22"/>
           <w:szCs w:val="22"/>
         </w:rPr>
-        <w:t xml:space="preserve">6.  </w:t>
+        <w:t xml:space="preserve">________________</w:t>
       </w:r>
       <w:r>
         <w:rPr>
           <w:sz w:val="22"/>
           <w:szCs w:val="22"/>
         </w:rPr>
-        <w:t xml:space="preserve">The word that means “per hundred” is ___.</w:t>
+        <w:t xml:space="preserve">%.</w:t>
+      </w:r>
+    </w:p>
+    <w:p>
+      <w:pPr>
+        <w:keepLines/>
+        <w:spacing w:after="260" w:before="200"/>
+      </w:pPr>
+      <w:r>
+        <w:rPr>
+          <w:b/>
+          <w:bCs/>
+          <w:color w:val="12355B"/>
+          <w:sz w:val="22"/>
+          <w:szCs w:val="22"/>
+        </w:rPr>
+        <w:t xml:space="preserve">4.  </w:t>
+      </w:r>
+      <w:r>
+        <w:rPr>
+          <w:sz w:val="22"/>
+          <w:szCs w:val="22"/>
+        </w:rPr>
+        <w:t xml:space="preserve">Two parallel lines pairing amounts with their percents form a </w:t>
+      </w:r>
+      <w:r>
+        <w:rPr>
+          <w:sz w:val="22"/>
+          <w:szCs w:val="22"/>
+        </w:rPr>
+        <w:t xml:space="preserve">________________</w:t>
+      </w:r>
+      <w:r>
+        <w:rPr>
+          <w:sz w:val="22"/>
+          <w:szCs w:val="22"/>
+        </w:rPr>
+        <w:t xml:space="preserve"> </w:t>
+      </w:r>
+      <w:r>
+        <w:rPr>
+          <w:sz w:val="22"/>
+          <w:szCs w:val="22"/>
+        </w:rPr>
+        <w:t xml:space="preserve">________________</w:t>
+      </w:r>
+      <w:r>
+        <w:rPr>
+          <w:sz w:val="22"/>
+          <w:szCs w:val="22"/>
+        </w:rPr>
+        <w:t xml:space="preserve"> </w:t>
+      </w:r>
+      <w:r>
+        <w:rPr>
+          <w:sz w:val="22"/>
+          <w:szCs w:val="22"/>
+        </w:rPr>
+        <w:t xml:space="preserve">________________</w:t>
+      </w:r>
+      <w:r>
+        <w:rPr>
+          <w:sz w:val="22"/>
+          <w:szCs w:val="22"/>
+        </w:rPr>
+        <w:t xml:space="preserve">.</w:t>
+      </w:r>
+    </w:p>
+    <w:p>
+      <w:pPr>
+        <w:keepLines/>
+        <w:spacing w:after="260" w:before="200"/>
+      </w:pPr>
+      <w:r>
+        <w:rPr>
+          <w:b/>
+          <w:bCs/>
+          <w:color w:val="12355B"/>
+          <w:sz w:val="22"/>
+          <w:szCs w:val="22"/>
+        </w:rPr>
+        <w:t xml:space="preserve">5.  </w:t>
+      </w:r>
+      <w:r>
+        <w:rPr>
+          <w:sz w:val="22"/>
+          <w:szCs w:val="22"/>
+        </w:rPr>
+        <w:t xml:space="preserve">The percent number sentence is part = </w:t>
+      </w:r>
+      <w:r>
+        <w:rPr>
+          <w:sz w:val="22"/>
+          <w:szCs w:val="22"/>
+        </w:rPr>
+        <w:t xml:space="preserve">________________</w:t>
+      </w:r>
+      <w:r>
+        <w:rPr>
+          <w:sz w:val="22"/>
+          <w:szCs w:val="22"/>
+        </w:rPr>
+        <w:t xml:space="preserve"> × </w:t>
+      </w:r>
+      <w:r>
+        <w:rPr>
+          <w:sz w:val="22"/>
+          <w:szCs w:val="22"/>
+        </w:rPr>
+        <w:t xml:space="preserve">________________</w:t>
+      </w:r>
+      <w:r>
+        <w:rPr>
+          <w:sz w:val="22"/>
+          <w:szCs w:val="22"/>
+        </w:rPr>
+        <w:t xml:space="preserve">.</w:t>
+      </w:r>
+    </w:p>
+    <w:p>
+      <w:pPr>
+        <w:keepLines/>
+        <w:spacing w:after="260" w:before="200"/>
+      </w:pPr>
+      <w:r>
+        <w:rPr>
+          <w:b/>
+          <w:bCs/>
+          <w:color w:val="12355B"/>
+          <w:sz w:val="22"/>
+          <w:szCs w:val="22"/>
+        </w:rPr>
+        <w:t xml:space="preserve">6.  </w:t>
+      </w:r>
+      <w:r>
+        <w:rPr>
+          <w:sz w:val="22"/>
+          <w:szCs w:val="22"/>
+        </w:rPr>
+        <w:t xml:space="preserve">The word that means “per hundred” is </w:t>
+      </w:r>
+      <w:r>
+        <w:rPr>
+          <w:sz w:val="22"/>
+          <w:szCs w:val="22"/>
+        </w:rPr>
+        <w:t xml:space="preserve">________________</w:t>
+      </w:r>
+      <w:r>
+        <w:rPr>
+          <w:sz w:val="22"/>
+          <w:szCs w:val="22"/>
+        </w:rPr>
+        <w:t xml:space="preserve">.</w:t>
       </w:r>
     </w:p>
     <w:p>
       <w:pPr>
         <w:pStyle w:val="Heading1"/>
-        <w:pageBreakBefore/>
+        <w:keepNext/>
+        <w:keepLines/>
         <w:pBdr>
           <w:bottom w:val="single" w:color="1FA6A2" w:sz="14" w:space="6"/>
         </w:pBdr>
-        <w:spacing w:after="140" w:before="0"/>
+        <w:spacing w:after="140" w:before="300"/>
       </w:pPr>
       <w:r>
         <w:rPr>
@@ -2694,11 +2831,12 @@
     <w:p>
       <w:pPr>
         <w:pStyle w:val="Heading1"/>
-        <w:pageBreakBefore/>
+        <w:keepNext/>
+        <w:keepLines/>
         <w:pBdr>
           <w:bottom w:val="single" w:color="1FA6A2" w:sz="14" w:space="6"/>
         </w:pBdr>
-        <w:spacing w:after="140" w:before="0"/>
+        <w:spacing w:after="140" w:before="300"/>
       </w:pPr>
       <w:r>
         <w:rPr>
@@ -3053,11 +3191,12 @@
     <w:p>
       <w:pPr>
         <w:pStyle w:val="Heading1"/>
-        <w:pageBreakBefore/>
+        <w:keepNext/>
+        <w:keepLines/>
         <w:pBdr>
           <w:bottom w:val="single" w:color="1FA6A2" w:sz="14" w:space="6"/>
         </w:pBdr>
-        <w:spacing w:after="140" w:before="0"/>
+        <w:spacing w:after="140" w:before="300"/>
       </w:pPr>
       <w:r>
         <w:rPr>
@@ -3778,11 +3917,12 @@
     <w:p>
       <w:pPr>
         <w:pStyle w:val="Heading1"/>
-        <w:pageBreakBefore/>
+        <w:keepNext/>
+        <w:keepLines/>
         <w:pBdr>
           <w:bottom w:val="single" w:color="1FA6A2" w:sz="14" w:space="6"/>
         </w:pBdr>
-        <w:spacing w:after="140" w:before="0"/>
+        <w:spacing w:after="140" w:before="300"/>
       </w:pPr>
       <w:r>
         <w:rPr>
@@ -4609,11 +4749,12 @@
     <w:p>
       <w:pPr>
         <w:pStyle w:val="Heading1"/>
-        <w:pageBreakBefore/>
+        <w:keepNext/>
+        <w:keepLines/>
         <w:pBdr>
           <w:bottom w:val="single" w:color="1FA6A2" w:sz="14" w:space="6"/>
         </w:pBdr>
-        <w:spacing w:after="140" w:before="0"/>
+        <w:spacing w:after="140" w:before="300"/>
       </w:pPr>
       <w:r>
         <w:rPr>
@@ -4726,6 +4867,8 @@
     <w:p>
       <w:pPr>
         <w:pStyle w:val="Heading1"/>
+        <w:keepNext/>
+        <w:keepLines/>
         <w:pageBreakBefore/>
         <w:pBdr>
           <w:bottom w:val="single" w:color="1FA6A2" w:sz="14" w:space="6"/>

--- a/lessons/4-5/downloads/4-5-notes-teacher.docx
+++ b/lessons/4-5/downloads/4-5-notes-teacher.docx
@@ -1563,47 +1563,6 @@
         <w:t xml:space="preserve">Write About the Math</w:t>
       </w:r>
     </w:p>
-    <w:p>
-      <w:pPr>
-        <w:spacing w:after="100"/>
-      </w:pPr>
-      <w:r>
-        <w:rPr>
-          <w:i/>
-          <w:iCs/>
-          <w:color w:val="5F6F80"/>
-          <w:sz w:val="19"/>
-          <w:szCs w:val="19"/>
-        </w:rPr>
-        <w:t xml:space="preserve">Use the support level you need. Every level answers the same math question.</w:t>
-      </w:r>
-    </w:p>
-    <w:p>
-      <w:pPr>
-        <w:pStyle w:val="Heading2"/>
-        <w:spacing w:after="80" w:before="180"/>
-      </w:pPr>
-      <w:r>
-        <w:rPr>
-          <w:b/>
-          <w:bCs/>
-          <w:color w:val="12355B"/>
-          <w:sz w:val="24"/>
-          <w:szCs w:val="24"/>
-        </w:rPr>
-        <w:t xml:space="preserve">1. Understand the Question</w:t>
-      </w:r>
-      <w:r>
-        <w:rPr>
-          <w:i/>
-          <w:iCs/>
-          <w:color w:val="B97A12"/>
-          <w:sz w:val="19"/>
-          <w:szCs w:val="19"/>
-        </w:rPr>
-        <w:t xml:space="preserve">   explain</w:t>
-      </w:r>
-    </w:p>
     <w:tbl>
       <w:tblPr>
         <w:tblW w:type="pct" w:w="100%"/>
@@ -1642,344 +1601,6 @@
               </w:rPr>
               <w:t xml:space="preserve">What did the car cost when they bought it, and how does your method show it?</w:t>
             </w:r>
-          </w:p>
-          <w:p>
-            <w:pPr>
-              <w:spacing w:after="0"/>
-            </w:pPr>
-            <w:r>
-              <w:rPr>
-                <w:b/>
-                <w:bCs/>
-                <w:color w:val="12355B"/>
-                <w:sz w:val="20"/>
-                <w:szCs w:val="20"/>
-              </w:rPr>
-              <w:t xml:space="preserve">Your job:  </w:t>
-            </w:r>
-            <w:r>
-              <w:rPr>
-                <w:sz w:val="20"/>
-                <w:szCs w:val="20"/>
-              </w:rPr>
-              <w:t xml:space="preserve">Answer the question. Use math evidence. Explain how the evidence proves your answer.</w:t>
-            </w:r>
-            <w:r>
-              <w:rPr>
-                <w:i/>
-                <w:iCs/>
-                <w:color w:val="5F6F80"/>
-                <w:sz w:val="18"/>
-                <w:szCs w:val="18"/>
-              </w:rPr>
-              <w:br/>
-              <w:t xml:space="preserve">Responde la pregunta. Usa evidencia matemática. Explica cómo la evidencia demuestra tu respuesta.</w:t>
-            </w:r>
-          </w:p>
-        </w:tc>
-      </w:tr>
-    </w:tbl>
-    <w:p>
-      <w:pPr>
-        <w:pStyle w:val="Heading2"/>
-        <w:spacing w:after="80" w:before="180"/>
-      </w:pPr>
-      <w:r>
-        <w:rPr>
-          <w:b/>
-          <w:bCs/>
-          <w:color w:val="12355B"/>
-          <w:sz w:val="24"/>
-          <w:szCs w:val="24"/>
-        </w:rPr>
-        <w:t xml:space="preserve">2. Plan Your Math Words</w:t>
-      </w:r>
-      <w:r>
-        <w:rPr>
-          <w:i/>
-          <w:iCs/>
-          <w:color w:val="1FA6A2"/>
-          <w:sz w:val="19"/>
-          <w:szCs w:val="19"/>
-        </w:rPr>
-        <w:t xml:space="preserve">   check at least two</w:t>
-      </w:r>
-    </w:p>
-    <w:p>
-      <w:pPr>
-        <w:spacing w:after="60"/>
-      </w:pPr>
-      <w:r>
-        <w:rPr>
-          <w:b/>
-          <w:bCs/>
-          <w:color w:val="1FA6A2"/>
-          <w:sz w:val="22"/>
-          <w:szCs w:val="22"/>
-        </w:rPr>
-        <w:t xml:space="preserve">☐  </w:t>
-      </w:r>
-      <w:r>
-        <w:rPr>
-          <w:b/>
-          <w:bCs/>
-          <w:color w:val="12355B"/>
-          <w:sz w:val="20"/>
-          <w:szCs w:val="20"/>
-        </w:rPr>
-        <w:t xml:space="preserve">Determine the Whole Given the Part and Percent — </w:t>
-      </w:r>
-      <w:r>
-        <w:rPr>
-          <w:sz w:val="20"/>
-          <w:szCs w:val="20"/>
-        </w:rPr>
-        <w:t xml:space="preserve">Working backwards from a part and its percent to find the whole amount it came from.</w:t>
-      </w:r>
-      <w:r>
-        <w:rPr>
-          <w:i/>
-          <w:iCs/>
-          <w:color w:val="5F6F80"/>
-          <w:sz w:val="18"/>
-          <w:szCs w:val="18"/>
-        </w:rPr>
-        <w:br/>
-        <w:t xml:space="preserve">Hallar el total dados la parte y el porcentaje — Trabajar al revés a partir de una parte y su porcentaje para hallar el total del que proviene.</w:t>
-      </w:r>
-    </w:p>
-    <w:p>
-      <w:pPr>
-        <w:spacing w:after="60"/>
-      </w:pPr>
-      <w:r>
-        <w:rPr>
-          <w:b/>
-          <w:bCs/>
-          <w:color w:val="1FA6A2"/>
-          <w:sz w:val="22"/>
-          <w:szCs w:val="22"/>
-        </w:rPr>
-        <w:t xml:space="preserve">☐  </w:t>
-      </w:r>
-      <w:r>
-        <w:rPr>
-          <w:b/>
-          <w:bCs/>
-          <w:color w:val="12355B"/>
-          <w:sz w:val="20"/>
-          <w:szCs w:val="20"/>
-        </w:rPr>
-        <w:t xml:space="preserve">Part — </w:t>
-      </w:r>
-      <w:r>
-        <w:rPr>
-          <w:sz w:val="20"/>
-          <w:szCs w:val="20"/>
-        </w:rPr>
-        <w:t xml:space="preserve">The amount you already know — the piece of the whole that the percent describes.</w:t>
-      </w:r>
-      <w:r>
-        <w:rPr>
-          <w:i/>
-          <w:iCs/>
-          <w:color w:val="5F6F80"/>
-          <w:sz w:val="18"/>
-          <w:szCs w:val="18"/>
-        </w:rPr>
-        <w:br/>
-        <w:t xml:space="preserve">Parte — La cantidad que ya conoces: el pedazo del total que describe el porcentaje.</w:t>
-      </w:r>
-    </w:p>
-    <w:p>
-      <w:pPr>
-        <w:spacing w:after="60"/>
-      </w:pPr>
-      <w:r>
-        <w:rPr>
-          <w:b/>
-          <w:bCs/>
-          <w:color w:val="1FA6A2"/>
-          <w:sz w:val="22"/>
-          <w:szCs w:val="22"/>
-        </w:rPr>
-        <w:t xml:space="preserve">☐  </w:t>
-      </w:r>
-      <w:r>
-        <w:rPr>
-          <w:b/>
-          <w:bCs/>
-          <w:color w:val="12355B"/>
-          <w:sz w:val="20"/>
-          <w:szCs w:val="20"/>
-        </w:rPr>
-        <w:t xml:space="preserve">Whole — </w:t>
-      </w:r>
-      <w:r>
-        <w:rPr>
-          <w:sz w:val="20"/>
-          <w:szCs w:val="20"/>
-        </w:rPr>
-        <w:t xml:space="preserve">The full amount the percent is measured against. The whole is always 100%.</w:t>
-      </w:r>
-      <w:r>
-        <w:rPr>
-          <w:i/>
-          <w:iCs/>
-          <w:color w:val="5F6F80"/>
-          <w:sz w:val="18"/>
-          <w:szCs w:val="18"/>
-        </w:rPr>
-        <w:br/>
-        <w:t xml:space="preserve">Total — La cantidad completa contra la que se mide el porcentaje. El total siempre es 100 %.</w:t>
-      </w:r>
-    </w:p>
-    <w:p>
-      <w:pPr>
-        <w:spacing w:after="60"/>
-      </w:pPr>
-      <w:r>
-        <w:rPr>
-          <w:b/>
-          <w:bCs/>
-          <w:color w:val="1FA6A2"/>
-          <w:sz w:val="22"/>
-          <w:szCs w:val="22"/>
-        </w:rPr>
-        <w:t xml:space="preserve">☐  </w:t>
-      </w:r>
-      <w:r>
-        <w:rPr>
-          <w:b/>
-          <w:bCs/>
-          <w:color w:val="12355B"/>
-          <w:sz w:val="20"/>
-          <w:szCs w:val="20"/>
-        </w:rPr>
-        <w:t xml:space="preserve">Double number line — </w:t>
-      </w:r>
-      <w:r>
-        <w:rPr>
-          <w:sz w:val="20"/>
-          <w:szCs w:val="20"/>
-        </w:rPr>
-        <w:t xml:space="preserve">Two lines lined up — dollars on one, percents on the other — so matching marks show the same amount two ways.</w:t>
-      </w:r>
-      <w:r>
-        <w:rPr>
-          <w:i/>
-          <w:iCs/>
-          <w:color w:val="5F6F80"/>
-          <w:sz w:val="18"/>
-          <w:szCs w:val="18"/>
-        </w:rPr>
-        <w:br/>
-        <w:t xml:space="preserve">Recta numérica doble — Dos rectas alineadas —dólares en una y porcentajes en la otra— para que las marcas correspondientes muestren la misma cantidad de dos formas.</w:t>
-      </w:r>
-    </w:p>
-    <w:p>
-      <w:pPr>
-        <w:spacing w:after="60"/>
-      </w:pPr>
-      <w:r>
-        <w:rPr>
-          <w:b/>
-          <w:bCs/>
-          <w:color w:val="1FA6A2"/>
-          <w:sz w:val="22"/>
-          <w:szCs w:val="22"/>
-        </w:rPr>
-        <w:t xml:space="preserve">☐  </w:t>
-      </w:r>
-      <w:r>
-        <w:rPr>
-          <w:b/>
-          <w:bCs/>
-          <w:color w:val="12355B"/>
-          <w:sz w:val="20"/>
-          <w:szCs w:val="20"/>
-        </w:rPr>
-        <w:t xml:space="preserve">Equation — </w:t>
-      </w:r>
-      <w:r>
-        <w:rPr>
-          <w:sz w:val="20"/>
-          <w:szCs w:val="20"/>
-        </w:rPr>
-        <w:t xml:space="preserve">A math sentence with an equal sign. Here it says percent × whole = part, with the whole unknown.</w:t>
-      </w:r>
-      <w:r>
-        <w:rPr>
-          <w:i/>
-          <w:iCs/>
-          <w:color w:val="5F6F80"/>
-          <w:sz w:val="18"/>
-          <w:szCs w:val="18"/>
-        </w:rPr>
-        <w:br/>
-        <w:t xml:space="preserve">Ecuación — Una oración matemática con signo de igual. Aquí dice porcentaje × total = parte, con el total desconocido.</w:t>
-      </w:r>
-    </w:p>
-    <w:tbl>
-      <w:tblPr>
-        <w:tblW w:type="pct" w:w="100%"/>
-        <w:tblBorders>
-          <w:top w:val="single" w:color="1FA6A2" w:sz="8"/>
-          <w:left w:val="single" w:color="1FA6A2" w:sz="8"/>
-          <w:bottom w:val="single" w:color="1FA6A2" w:sz="8"/>
-          <w:right w:val="single" w:color="1FA6A2" w:sz="8"/>
-          <w:insideH w:val="single" w:color="auto" w:sz="4"/>
-          <w:insideV w:val="single" w:color="auto" w:sz="4"/>
-        </w:tblBorders>
-      </w:tblPr>
-      <w:tblGrid>
-        <w:gridCol w:w="100"/>
-      </w:tblGrid>
-      <w:tr>
-        <w:tc>
-          <w:tcPr>
-            <w:shd w:fill="F7FFFD" w:color="auto" w:val="clear"/>
-            <w:tcMar>
-              <w:top w:type="dxa" w:w="120"/>
-              <w:left w:type="dxa" w:w="180"/>
-              <w:bottom w:type="dxa" w:w="120"/>
-              <w:right w:type="dxa" w:w="180"/>
-            </w:tcMar>
-          </w:tcPr>
-          <w:p>
-            <w:pPr>
-              <w:spacing w:after="50"/>
-            </w:pPr>
-            <w:r>
-              <w:rPr>
-                <w:b/>
-                <w:bCs/>
-                <w:color w:val="1FA6A2"/>
-                <w:sz w:val="20"/>
-                <w:szCs w:val="20"/>
-              </w:rPr>
-              <w:t xml:space="preserve">Say it first:  </w:t>
-            </w:r>
-            <w:r>
-              <w:rPr>
-                <w:sz w:val="20"/>
-                <w:szCs w:val="20"/>
-              </w:rPr>
-              <w:t xml:space="preserve">Say your idea to a partner or quietly to yourself before you write.</w:t>
-            </w:r>
-          </w:p>
-          <w:p>
-            <w:pPr>
-              <w:spacing w:after="60"/>
-            </w:pPr>
-            <w:r>
-              <w:rPr>
-                <w:color w:val="1A2733"/>
-                <w:sz w:val="21"/>
-                <w:szCs w:val="21"/>
-              </w:rPr>
-              <w:t xml:space="preserve">The $26,600 is the ___ and the purchase price is the ___. Written as an equation, 0.7v = ___. Dividing both sides by ___ gives v = ___. The whole is ___ than the part, which makes sense because 70% is less than 100%.</w:t>
-            </w:r>
             <w:r>
               <w:rPr>
                 <w:i/>
@@ -1989,7 +1610,7 @@
                 <w:szCs w:val="19"/>
               </w:rPr>
               <w:br/>
-              <w:t xml:space="preserve">Di tu respuesta primero: Mi respuesta es ___ porque ___.</w:t>
+              <w:t xml:space="preserve">¿Cuánto costó el carro cuando lo compraron, y cómo lo muestra tu método?</w:t>
             </w:r>
           </w:p>
         </w:tc>
@@ -1997,28 +1618,192 @@
     </w:tbl>
     <w:p>
       <w:pPr>
-        <w:pStyle w:val="Heading2"/>
-        <w:spacing w:after="80" w:before="180"/>
-      </w:pPr>
-      <w:r>
-        <w:rPr>
-          <w:b/>
-          <w:bCs/>
-          <w:color w:val="12355B"/>
-          <w:sz w:val="24"/>
-          <w:szCs w:val="24"/>
-        </w:rPr>
-        <w:t xml:space="preserve">3. Build Your Explanation</w:t>
-      </w:r>
+        <w:spacing w:after="100"/>
+      </w:pPr>
       <w:r>
         <w:rPr>
           <w:i/>
           <w:iCs/>
-          <w:color w:val="B97A12"/>
+          <w:color w:val="5F6F80"/>
           <w:sz w:val="19"/>
           <w:szCs w:val="19"/>
         </w:rPr>
-        <w:t xml:space="preserve">   choose your support</w:t>
+        <w:t xml:space="preserve">Say your answer to a partner first. Then write it, using at least two of these words:</w:t>
+      </w:r>
+    </w:p>
+    <w:p>
+      <w:pPr>
+        <w:spacing w:after="40"/>
+      </w:pPr>
+      <w:r>
+        <w:rPr>
+          <w:b/>
+          <w:bCs/>
+          <w:color w:val="1FA6A2"/>
+          <w:sz w:val="22"/>
+          <w:szCs w:val="22"/>
+        </w:rPr>
+        <w:t xml:space="preserve">☐  </w:t>
+      </w:r>
+      <w:r>
+        <w:rPr>
+          <w:b/>
+          <w:bCs/>
+          <w:color w:val="12355B"/>
+          <w:sz w:val="20"/>
+          <w:szCs w:val="20"/>
+        </w:rPr>
+        <w:t xml:space="preserve">Part</w:t>
+      </w:r>
+      <w:r>
+        <w:rPr>
+          <w:i/>
+          <w:iCs/>
+          <w:color w:val="5F6F80"/>
+          <w:sz w:val="18"/>
+          <w:szCs w:val="18"/>
+        </w:rPr>
+        <w:t xml:space="preserve">  ·  Parte</w:t>
+      </w:r>
+    </w:p>
+    <w:p>
+      <w:pPr>
+        <w:spacing w:after="40"/>
+      </w:pPr>
+      <w:r>
+        <w:rPr>
+          <w:b/>
+          <w:bCs/>
+          <w:color w:val="1FA6A2"/>
+          <w:sz w:val="22"/>
+          <w:szCs w:val="22"/>
+        </w:rPr>
+        <w:t xml:space="preserve">☐  </w:t>
+      </w:r>
+      <w:r>
+        <w:rPr>
+          <w:b/>
+          <w:bCs/>
+          <w:color w:val="12355B"/>
+          <w:sz w:val="20"/>
+          <w:szCs w:val="20"/>
+        </w:rPr>
+        <w:t xml:space="preserve">Whole</w:t>
+      </w:r>
+      <w:r>
+        <w:rPr>
+          <w:i/>
+          <w:iCs/>
+          <w:color w:val="5F6F80"/>
+          <w:sz w:val="18"/>
+          <w:szCs w:val="18"/>
+        </w:rPr>
+        <w:t xml:space="preserve">  ·  Total</w:t>
+      </w:r>
+    </w:p>
+    <w:p>
+      <w:pPr>
+        <w:spacing w:after="40"/>
+      </w:pPr>
+      <w:r>
+        <w:rPr>
+          <w:b/>
+          <w:bCs/>
+          <w:color w:val="1FA6A2"/>
+          <w:sz w:val="22"/>
+          <w:szCs w:val="22"/>
+        </w:rPr>
+        <w:t xml:space="preserve">☐  </w:t>
+      </w:r>
+      <w:r>
+        <w:rPr>
+          <w:b/>
+          <w:bCs/>
+          <w:color w:val="12355B"/>
+          <w:sz w:val="20"/>
+          <w:szCs w:val="20"/>
+        </w:rPr>
+        <w:t xml:space="preserve">Double number line</w:t>
+      </w:r>
+      <w:r>
+        <w:rPr>
+          <w:i/>
+          <w:iCs/>
+          <w:color w:val="5F6F80"/>
+          <w:sz w:val="18"/>
+          <w:szCs w:val="18"/>
+        </w:rPr>
+        <w:t xml:space="preserve">  ·  Recta numérica doble</w:t>
+      </w:r>
+    </w:p>
+    <w:p>
+      <w:pPr>
+        <w:spacing w:after="40"/>
+      </w:pPr>
+      <w:r>
+        <w:rPr>
+          <w:b/>
+          <w:bCs/>
+          <w:color w:val="1FA6A2"/>
+          <w:sz w:val="22"/>
+          <w:szCs w:val="22"/>
+        </w:rPr>
+        <w:t xml:space="preserve">☐  </w:t>
+      </w:r>
+      <w:r>
+        <w:rPr>
+          <w:b/>
+          <w:bCs/>
+          <w:color w:val="12355B"/>
+          <w:sz w:val="20"/>
+          <w:szCs w:val="20"/>
+        </w:rPr>
+        <w:t xml:space="preserve">Equation</w:t>
+      </w:r>
+      <w:r>
+        <w:rPr>
+          <w:i/>
+          <w:iCs/>
+          <w:color w:val="5F6F80"/>
+          <w:sz w:val="18"/>
+          <w:szCs w:val="18"/>
+        </w:rPr>
+        <w:t xml:space="preserve">  ·  Ecuación</w:t>
+      </w:r>
+    </w:p>
+    <w:p>
+      <w:pPr>
+        <w:spacing w:after="40"/>
+      </w:pPr>
+      <w:r>
+        <w:rPr>
+          <w:b/>
+          <w:bCs/>
+          <w:color w:val="1FA6A2"/>
+          <w:sz w:val="22"/>
+          <w:szCs w:val="22"/>
+        </w:rPr>
+        <w:t xml:space="preserve">☐  </w:t>
+      </w:r>
+      <w:r>
+        <w:rPr>
+          <w:b/>
+          <w:bCs/>
+          <w:color w:val="12355B"/>
+          <w:sz w:val="20"/>
+          <w:szCs w:val="20"/>
+        </w:rPr>
+        <w:t xml:space="preserve">Percent</w:t>
+      </w:r>
+      <w:r>
+        <w:rPr>
+          <w:i/>
+          <w:iCs/>
+          <w:color w:val="5F6F80"/>
+          <w:sz w:val="18"/>
+          <w:szCs w:val="18"/>
+        </w:rPr>
+        <w:t xml:space="preserve">  ·  Porcentaje</w:t>
       </w:r>
     </w:p>
     <w:tbl>
@@ -2049,21 +1834,6 @@
           </w:tcPr>
           <w:p>
             <w:pPr>
-              <w:spacing w:after="50"/>
-            </w:pPr>
-            <w:r>
-              <w:rPr>
-                <w:i/>
-                <w:iCs/>
-                <w:color w:val="5F6F80"/>
-                <w:sz w:val="19"/>
-                <w:szCs w:val="19"/>
-              </w:rPr>
-              <w:t xml:space="preserve">This model shows the parts of an explanation. It does not answer your writing question.</w:t>
-            </w:r>
-          </w:p>
-          <w:p>
-            <w:pPr>
               <w:spacing w:after="80"/>
             </w:pPr>
             <w:r>
@@ -2074,58 +1844,14 @@
                 <w:sz w:val="19"/>
                 <w:szCs w:val="19"/>
               </w:rPr>
-              <w:t xml:space="preserve">Claim:  </w:t>
+              <w:t xml:space="preserve">Model:  </w:t>
             </w:r>
             <w:r>
               <w:rPr>
                 <w:sz w:val="19"/>
                 <w:szCs w:val="19"/>
               </w:rPr>
-              <w:t xml:space="preserve">A discount lowers the price, while tax, tip, and markup raise it.</w:t>
-            </w:r>
-          </w:p>
-          <w:p>
-            <w:pPr>
-              <w:spacing w:after="80"/>
-            </w:pPr>
-            <w:r>
-              <w:rPr>
-                <w:b/>
-                <w:bCs/>
-                <w:color w:val="12355B"/>
-                <w:sz w:val="19"/>
-                <w:szCs w:val="19"/>
-              </w:rPr>
-              <w:t xml:space="preserve">Evidence:  </w:t>
-            </w:r>
-            <w:r>
-              <w:rPr>
-                <w:sz w:val="19"/>
-                <w:szCs w:val="19"/>
-              </w:rPr>
-              <w:t xml:space="preserve">Students sort discount as lowering price and tax/tip/markup as raising it, and recognize all are a percent of a price.</w:t>
-            </w:r>
-          </w:p>
-          <w:p>
-            <w:pPr>
-              <w:spacing w:after="80"/>
-            </w:pPr>
-            <w:r>
-              <w:rPr>
-                <w:b/>
-                <w:bCs/>
-                <w:color w:val="12355B"/>
-                <w:sz w:val="19"/>
-                <w:szCs w:val="19"/>
-              </w:rPr>
-              <w:t xml:space="preserve">Reasoning:  </w:t>
-            </w:r>
-            <w:r>
-              <w:rPr>
-                <w:sz w:val="19"/>
-                <w:szCs w:val="19"/>
-              </w:rPr>
-              <w:t xml:space="preserve">This evidence connects the definition of determine the whole given the part and percent to the mathematical claim.</w:t>
+              <w:t xml:space="preserve">The original price is the whole (100%), and $42 is only part of it (60%), so the whole must be more than $42. — Students reason from 60% &lt; 100% to whole &gt; part, without computing anything.</w:t>
             </w:r>
           </w:p>
         </w:tc>
@@ -2204,7 +1930,7 @@
           <w:sz w:val="21"/>
           <w:szCs w:val="21"/>
         </w:rPr>
-        <w:t xml:space="preserve">My answer is ___.</w:t>
+        <w:t xml:space="preserve">My answer is ___ because ___.</w:t>
       </w:r>
       <w:r>
         <w:rPr>
@@ -2215,7 +1941,7 @@
           <w:szCs w:val="19"/>
         </w:rPr>
         <w:br/>
-        <w:t xml:space="preserve">Mi respuesta es ___.</w:t>
+        <w:t xml:space="preserve">Mi respuesta es ___ porque ___.</w:t>
       </w:r>
     </w:p>
     <w:tbl>
@@ -2355,7 +2081,7 @@
           <w:sz w:val="21"/>
           <w:szCs w:val="21"/>
         </w:rPr>
-        <w:t xml:space="preserve">I know because ___.</w:t>
+        <w:t xml:space="preserve">My evidence is ___, so ___.</w:t>
       </w:r>
       <w:r>
         <w:rPr>
@@ -2366,31 +2092,7 @@
           <w:szCs w:val="19"/>
         </w:rPr>
         <w:br/>
-        <w:t xml:space="preserve">Lo sé porque ___.</w:t>
-      </w:r>
-    </w:p>
-    <w:p>
-      <w:pPr>
-        <w:spacing w:after="60"/>
-      </w:pPr>
-      <w:r>
-        <w:rPr>
-          <w:color w:val="1A2733"/>
-          <w:sz w:val="21"/>
-          <w:szCs w:val="21"/>
-        </w:rPr>
-        <w:t xml:space="preserve">So ___.</w:t>
-      </w:r>
-      <w:r>
-        <w:rPr>
-          <w:i/>
-          <w:iCs/>
-          <w:color w:val="5F6F80"/>
-          <w:sz w:val="19"/>
-          <w:szCs w:val="19"/>
-        </w:rPr>
-        <w:br/>
-        <w:t xml:space="preserve">Entonces ___.</w:t>
+        <w:t xml:space="preserve">Mi evidencia es ___, entonces ___.</w:t>
       </w:r>
     </w:p>
     <w:tbl>
@@ -2496,78 +2198,6 @@
         <w:t xml:space="preserve">Escribe una afirmación, da evidencia matemática y explica tu razonamiento.</w:t>
       </w:r>
     </w:p>
-    <w:p>
-      <w:pPr>
-        <w:spacing w:after="60"/>
-      </w:pPr>
-      <w:r>
-        <w:rPr>
-          <w:color w:val="1A2733"/>
-          <w:sz w:val="21"/>
-          <w:szCs w:val="21"/>
-        </w:rPr>
-        <w:t xml:space="preserve">My claim is ___.</w:t>
-      </w:r>
-      <w:r>
-        <w:rPr>
-          <w:i/>
-          <w:iCs/>
-          <w:color w:val="5F6F80"/>
-          <w:sz w:val="19"/>
-          <w:szCs w:val="19"/>
-        </w:rPr>
-        <w:br/>
-        <w:t xml:space="preserve">Mi afirmación es ___.</w:t>
-      </w:r>
-    </w:p>
-    <w:p>
-      <w:pPr>
-        <w:spacing w:after="60"/>
-      </w:pPr>
-      <w:r>
-        <w:rPr>
-          <w:color w:val="1A2733"/>
-          <w:sz w:val="21"/>
-          <w:szCs w:val="21"/>
-        </w:rPr>
-        <w:t xml:space="preserve">My math evidence is ___.</w:t>
-      </w:r>
-      <w:r>
-        <w:rPr>
-          <w:i/>
-          <w:iCs/>
-          <w:color w:val="5F6F80"/>
-          <w:sz w:val="19"/>
-          <w:szCs w:val="19"/>
-        </w:rPr>
-        <w:br/>
-        <w:t xml:space="preserve">Mi evidencia matemática es ___.</w:t>
-      </w:r>
-    </w:p>
-    <w:p>
-      <w:pPr>
-        <w:spacing w:after="60"/>
-      </w:pPr>
-      <w:r>
-        <w:rPr>
-          <w:color w:val="1A2733"/>
-          <w:sz w:val="21"/>
-          <w:szCs w:val="21"/>
-        </w:rPr>
-        <w:t xml:space="preserve">This proves ___ because ___.</w:t>
-      </w:r>
-      <w:r>
-        <w:rPr>
-          <w:i/>
-          <w:iCs/>
-          <w:color w:val="5F6F80"/>
-          <w:sz w:val="19"/>
-          <w:szCs w:val="19"/>
-        </w:rPr>
-        <w:br/>
-        <w:t xml:space="preserve">Esto demuestra ___ porque ___.</w:t>
-      </w:r>
-    </w:p>
     <w:tbl>
       <w:tblPr>
         <w:tblW w:type="pct" w:w="100%"/>
@@ -2650,7 +2280,7 @@
           <w:sz w:val="24"/>
           <w:szCs w:val="24"/>
         </w:rPr>
-        <w:t xml:space="preserve">4. Check Your Explanation</w:t>
+        <w:t xml:space="preserve">Check Your Explanation</w:t>
       </w:r>
       <w:r>
         <w:rPr>
@@ -2660,7 +2290,7 @@
           <w:sz w:val="19"/>
           <w:szCs w:val="19"/>
         </w:rPr>
-        <w:t xml:space="preserve">   five quick checks</w:t>
+        <w:t xml:space="preserve">   three quick checks</w:t>
       </w:r>
     </w:p>
     <w:p>
@@ -2684,17 +2314,6 @@
         </w:rPr>
         <w:t xml:space="preserve">I answered the question.</w:t>
       </w:r>
-      <w:r>
-        <w:rPr>
-          <w:i/>
-          <w:iCs/>
-          <w:color w:val="5F6F80"/>
-          <w:sz w:val="18"/>
-          <w:szCs w:val="18"/>
-        </w:rPr>
-        <w:br/>
-        <w:t xml:space="preserve">Respondí la pregunta.</w:t>
-      </w:r>
     </w:p>
     <w:p>
       <w:pPr>
@@ -2715,18 +2334,7 @@
           <w:sz w:val="20"/>
           <w:szCs w:val="20"/>
         </w:rPr>
-        <w:t xml:space="preserve">I used math evidence: numbers, an equation, a model, or a comparison.</w:t>
-      </w:r>
-      <w:r>
-        <w:rPr>
-          <w:i/>
-          <w:iCs/>
-          <w:color w:val="5F6F80"/>
-          <w:sz w:val="18"/>
-          <w:szCs w:val="18"/>
-        </w:rPr>
-        <w:br/>
-        <w:t xml:space="preserve">Usé evidencia matemática: números, una ecuación, un modelo o una comparación.</w:t>
+        <w:t xml:space="preserve">I used math evidence: numbers, an equation, or a model.</w:t>
       </w:r>
     </w:p>
     <w:p>
@@ -2748,84 +2356,7 @@
           <w:sz w:val="20"/>
           <w:szCs w:val="20"/>
         </w:rPr>
-        <w:t xml:space="preserve">I explained how the evidence proves my answer.</w:t>
-      </w:r>
-      <w:r>
-        <w:rPr>
-          <w:i/>
-          <w:iCs/>
-          <w:color w:val="5F6F80"/>
-          <w:sz w:val="18"/>
-          <w:szCs w:val="18"/>
-        </w:rPr>
-        <w:br/>
-        <w:t xml:space="preserve">Expliqué cómo la evidencia demuestra mi respuesta.</w:t>
-      </w:r>
-    </w:p>
-    <w:p>
-      <w:pPr>
-        <w:spacing w:after="80"/>
-      </w:pPr>
-      <w:r>
-        <w:rPr>
-          <w:b/>
-          <w:bCs/>
-          <w:color w:val="1FA6A2"/>
-          <w:sz w:val="22"/>
-          <w:szCs w:val="22"/>
-        </w:rPr>
-        <w:t xml:space="preserve">☐  </w:t>
-      </w:r>
-      <w:r>
-        <w:rPr>
-          <w:sz w:val="20"/>
-          <w:szCs w:val="20"/>
-        </w:rPr>
         <w:t xml:space="preserve">I used at least two math words.</w:t>
-      </w:r>
-      <w:r>
-        <w:rPr>
-          <w:i/>
-          <w:iCs/>
-          <w:color w:val="5F6F80"/>
-          <w:sz w:val="18"/>
-          <w:szCs w:val="18"/>
-        </w:rPr>
-        <w:br/>
-        <w:t xml:space="preserve">Usé por lo menos dos palabras matemáticas.</w:t>
-      </w:r>
-    </w:p>
-    <w:p>
-      <w:pPr>
-        <w:spacing w:after="80"/>
-      </w:pPr>
-      <w:r>
-        <w:rPr>
-          <w:b/>
-          <w:bCs/>
-          <w:color w:val="1FA6A2"/>
-          <w:sz w:val="22"/>
-          <w:szCs w:val="22"/>
-        </w:rPr>
-        <w:t xml:space="preserve">☐  </w:t>
-      </w:r>
-      <w:r>
-        <w:rPr>
-          <w:sz w:val="20"/>
-          <w:szCs w:val="20"/>
-        </w:rPr>
-        <w:t xml:space="preserve">I reread complete sentences and punctuation.</w:t>
-      </w:r>
-      <w:r>
-        <w:rPr>
-          <w:i/>
-          <w:iCs/>
-          <w:color w:val="5F6F80"/>
-          <w:sz w:val="18"/>
-          <w:szCs w:val="18"/>
-        </w:rPr>
-        <w:br/>
-        <w:t xml:space="preserve">Volví a leer mis oraciones completas y la puntuación.</w:t>
       </w:r>
     </w:p>
     <w:p>
@@ -3621,7 +3152,7 @@
           <w:sz w:val="21"/>
           <w:szCs w:val="21"/>
         </w:rPr>
-        <w:t xml:space="preserve">At the prize shop a bear is 25% off but the shop adds 5% tax. Which of these raises the price and which lowers it, and what do the words discount, markup, tax, and tip have in common?</w:t>
+        <w:t xml:space="preserve">Akela paid $42 for a sweater, and that was 60% of the original price. BEFORE computing: will the original price be more or less than $42? How do you know?</w:t>
       </w:r>
     </w:p>
     <w:p>
@@ -3634,7 +3165,7 @@
           <w:sz w:val="21"/>
           <w:szCs w:val="21"/>
         </w:rPr>
-        <w:t xml:space="preserve">Start with:  A ___ makes the price go down, but a ___ makes it go up.</w:t>
+        <w:t xml:space="preserve">Start with:  The original price will be ___ than $42 because $42 is only ___ of it.</w:t>
       </w:r>
       <w:r>
         <w:rPr>
@@ -3645,7 +3176,7 @@
           <w:szCs w:val="19"/>
         </w:rPr>
         <w:br/>
-        <w:t xml:space="preserve">Un ___ hace que el precio baje, pero un ___ hace que suba.</w:t>
+        <w:t xml:space="preserve">El precio original será ___ que $42 porque $42 es solo ___ de él.</w:t>
       </w:r>
     </w:p>
     <w:p>
@@ -3668,7 +3199,7 @@
           <w:sz w:val="19"/>
           <w:szCs w:val="19"/>
         </w:rPr>
-        <w:t xml:space="preserve">discount,  markup,  tax,  tip,  percent</w:t>
+        <w:t xml:space="preserve">part,  whole,  percent</w:t>
       </w:r>
     </w:p>
     <w:p>
@@ -3702,7 +3233,7 @@
           <w:sz w:val="21"/>
           <w:szCs w:val="21"/>
         </w:rPr>
-        <w:t xml:space="preserve">In your table you found the discount, then the tax. Why do we calculate the tax on the price AFTER the discount instead of the original price?</w:t>
+        <w:t xml:space="preserve">To find the whole when 60% is $42, one strategy finds 10% first. Why is 10% such a useful stepping stone, and how does it get you to 100%?</w:t>
       </w:r>
     </w:p>
     <w:p>
@@ -3715,7 +3246,7 @@
           <w:sz w:val="21"/>
           <w:szCs w:val="21"/>
         </w:rPr>
-        <w:t xml:space="preserve">Start with:  I find the discount first because ___.</w:t>
+        <w:t xml:space="preserve">Start with:  I found 10% by dividing ___ by ___, which gives ___.</w:t>
       </w:r>
       <w:r>
         <w:rPr>
@@ -3726,7 +3257,7 @@
           <w:szCs w:val="19"/>
         </w:rPr>
         <w:br/>
-        <w:t xml:space="preserve">Primero hallo el descuento porque ___.</w:t>
+        <w:t xml:space="preserve">Encontré el 10% dividiendo ___ entre ___, lo que da ___.</w:t>
       </w:r>
     </w:p>
     <w:p>
@@ -3749,7 +3280,7 @@
           <w:sz w:val="19"/>
           <w:szCs w:val="19"/>
         </w:rPr>
-        <w:t xml:space="preserve">discount,  tax,  percent,  markup</w:t>
+        <w:t xml:space="preserve">part,  whole,  percent,  double number line</w:t>
       </w:r>
     </w:p>
     <w:p>
@@ -3783,7 +3314,7 @@
           <w:sz w:val="21"/>
           <w:szCs w:val="21"/>
         </w:rPr>
-        <w:t xml:space="preserve">An arcade membership is $50, marked 30% off, then 6% tax is added. Your friend says the total is $37.10. Is that right, and how would you prove it?</w:t>
+        <w:t xml:space="preserve">Sheng's car is worth $26,600 today, which is 70% of what his parents paid. One partner should find the price with 10%-steps on the double number line; the other with the equation 0.7v = 26,600. Compare: where does each method show the SAME division?</w:t>
       </w:r>
     </w:p>
     <w:p>
@@ -3796,7 +3327,7 @@
           <w:sz w:val="21"/>
           <w:szCs w:val="21"/>
         </w:rPr>
-        <w:t xml:space="preserve">Start with:  First the discount: 30% of $50 = $___, so the sale price is $___.</w:t>
+        <w:t xml:space="preserve">Start with:  My method found the whole by ___, and my partner's found it by ___.</w:t>
       </w:r>
       <w:r>
         <w:rPr>
@@ -3807,7 +3338,7 @@
           <w:szCs w:val="19"/>
         </w:rPr>
         <w:br/>
-        <w:t xml:space="preserve">Primero el descuento: 30% de $50 = $___, así que el precio rebajado es $___.</w:t>
+        <w:t xml:space="preserve">Mi método encontró el entero ___ y el de mi pareja lo encontró ___.</w:t>
       </w:r>
     </w:p>
     <w:p>
@@ -3830,7 +3361,7 @@
           <w:sz w:val="19"/>
           <w:szCs w:val="19"/>
         </w:rPr>
-        <w:t xml:space="preserve">discount,  tax,  percent,  tip</w:t>
+        <w:t xml:space="preserve">whole,  percent,  equation,  double number line</w:t>
       </w:r>
     </w:p>
     <w:p>
@@ -3864,7 +3395,7 @@
           <w:sz w:val="21"/>
           <w:szCs w:val="21"/>
         </w:rPr>
-        <w:t xml:space="preserve">During practice on Use Percent to Solve Problems, what strategy did you use when a problem felt tricky?</w:t>
+        <w:t xml:space="preserve">During practice on finding the whole, how did you decide whether to multiply or divide by the percent — and how did you check that your whole made sense?</w:t>
       </w:r>
     </w:p>
     <w:p>
@@ -3877,7 +3408,7 @@
           <w:sz w:val="21"/>
           <w:szCs w:val="21"/>
         </w:rPr>
-        <w:t xml:space="preserve">Start with:  I find the discount first because ___.</w:t>
+        <w:t xml:space="preserve">Start with:  I divided because the ___ was unknown, and I checked that ___.</w:t>
       </w:r>
       <w:r>
         <w:rPr>
@@ -3888,7 +3419,7 @@
           <w:szCs w:val="19"/>
         </w:rPr>
         <w:br/>
-        <w:t xml:space="preserve">Primero hallo el descuento porque ___.</w:t>
+        <w:t xml:space="preserve">Dividí porque el ___ era desconocido, y comprobé que ___.</w:t>
       </w:r>
     </w:p>
     <w:p>
@@ -3911,7 +3442,7 @@
           <w:sz w:val="19"/>
           <w:szCs w:val="19"/>
         </w:rPr>
-        <w:t xml:space="preserve">Discount,  Markup,  Tax,  Tip</w:t>
+        <w:t xml:space="preserve">part,  whole,  percent,  equation</w:t>
       </w:r>
     </w:p>
     <w:p>
@@ -5447,7 +4978,7 @@
           <w:sz w:val="20"/>
           <w:szCs w:val="20"/>
         </w:rPr>
-        <w:t xml:space="preserve">☐  I answered the question.</w:t>
+        <w:t xml:space="preserve">☐  The answer to the math question is correct.</w:t>
       </w:r>
     </w:p>
     <w:p>
@@ -5459,7 +4990,7 @@
           <w:sz w:val="20"/>
           <w:szCs w:val="20"/>
         </w:rPr>
-        <w:t xml:space="preserve">☐  I used math evidence: numbers, an equation, a model, or a comparison.</w:t>
+        <w:t xml:space="preserve">☐  The evidence is real lesson mathematics (numbers, equation, or model), not restated claim.</w:t>
       </w:r>
     </w:p>
     <w:p>
@@ -5471,31 +5002,7 @@
           <w:sz w:val="20"/>
           <w:szCs w:val="20"/>
         </w:rPr>
-        <w:t xml:space="preserve">☐  I explained how the evidence proves my answer.</w:t>
-      </w:r>
-    </w:p>
-    <w:p>
-      <w:pPr>
-        <w:spacing w:after="80"/>
-      </w:pPr>
-      <w:r>
-        <w:rPr>
-          <w:sz w:val="20"/>
-          <w:szCs w:val="20"/>
-        </w:rPr>
-        <w:t xml:space="preserve">☐  I used at least two math words.</w:t>
-      </w:r>
-    </w:p>
-    <w:p>
-      <w:pPr>
-        <w:spacing w:after="80"/>
-      </w:pPr>
-      <w:r>
-        <w:rPr>
-          <w:sz w:val="20"/>
-          <w:szCs w:val="20"/>
-        </w:rPr>
-        <w:t xml:space="preserve">☐  I reread complete sentences and punctuation.</w:t>
+        <w:t xml:space="preserve">☐  The support level changed the language scaffolding, never the mathematical expectation.</w:t>
       </w:r>
     </w:p>
     <w:sectPr>
